--- a/idris/Java Vue/Idris_Sadiq.docx
+++ b/idris/Java Vue/Idris_Sadiq.docx
@@ -110,7 +110,7 @@
                 <w:rFonts w:ascii="Arial" w:eastAsia="Arial" w:hAnsi="Arial" w:cs="Arial"/>
                 <w:color w:val="BBBBBB"/>
               </w:rPr>
-              <w:t xml:space="preserve">idrissadiqdev@outlook.com  </w:t>
+              <w:t xml:space="preserve">Idrissadiq.pro@outlook.com  </w:t>
             </w:r>
             <w:r>
               <w:rPr>
@@ -124,7 +124,21 @@
                 <w:rFonts w:ascii="Arial" w:eastAsia="Arial" w:hAnsi="Arial" w:cs="Arial"/>
                 <w:color w:val="BBBBBB"/>
               </w:rPr>
-              <w:t>|  Los Angeles, California, United States</w:t>
+              <w:t xml:space="preserve">|  </w:t>
+            </w:r>
+            <w:r>
+              <w:rPr>
+                <w:rFonts w:ascii="Arial" w:eastAsia="Arial" w:hAnsi="Arial" w:cs="Arial"/>
+                <w:color w:val="BBBBBB"/>
+              </w:rPr>
+              <w:t>Spring Valley</w:t>
+            </w:r>
+            <w:r>
+              <w:rPr>
+                <w:rFonts w:ascii="Arial" w:eastAsia="Arial" w:hAnsi="Arial" w:cs="Arial"/>
+                <w:color w:val="BBBBBB"/>
+              </w:rPr>
+              <w:t>, California, United States</w:t>
             </w:r>
           </w:p>
           <w:p>
@@ -136,7 +150,14 @@
                 <w:rFonts w:ascii="Arial" w:eastAsia="Arial" w:hAnsi="Arial" w:cs="Arial"/>
                 <w:color w:val="BBBBBB"/>
               </w:rPr>
-              <w:t>LinkedIn: linkedin.com/in/idris-sadiq-958b453a6</w:t>
+              <w:t xml:space="preserve">LinkedIn: </w:t>
+            </w:r>
+            <w:r>
+              <w:rPr>
+                <w:rFonts w:ascii="Arial" w:eastAsia="Arial" w:hAnsi="Arial" w:cs="Arial"/>
+                <w:color w:val="BBBBBB"/>
+              </w:rPr>
+              <w:t>https://www.linkedin.com/in/idris-sadiq-0640ab3b4/</w:t>
             </w:r>
           </w:p>
         </w:tc>
@@ -429,138 +450,109 @@
         <w:jc w:val="both"/>
         <w:rPr>
           <w:rFonts w:ascii="Arial" w:hAnsi="Arial" w:cs="Arial"/>
-          <w:sz w:val="20"/>
-        </w:rPr>
-      </w:pPr>
-      <w:r>
-        <w:rPr>
-          <w:rStyle w:val="Strong"/>
-          <w:rFonts w:ascii="Arial" w:hAnsi="Arial" w:cs="Arial"/>
-          <w:sz w:val="20"/>
+          <w:sz w:val="18"/>
+        </w:rPr>
+      </w:pPr>
+      <w:r>
+        <w:rPr>
+          <w:rStyle w:val="Strong"/>
+          <w:rFonts w:ascii="Arial" w:hAnsi="Arial" w:cs="Arial"/>
+          <w:sz w:val="18"/>
         </w:rPr>
         <w:t>Frontend</w:t>
       </w:r>
       <w:r>
         <w:rPr>
           <w:rFonts w:ascii="Arial" w:hAnsi="Arial" w:cs="Arial"/>
-          <w:sz w:val="20"/>
-        </w:rPr>
-        <w:t xml:space="preserve"> — </w:t>
-      </w:r>
-      <w:r>
-        <w:rPr>
-          <w:rStyle w:val="Strong"/>
-          <w:rFonts w:ascii="Arial" w:hAnsi="Arial" w:cs="Arial"/>
-          <w:sz w:val="20"/>
-        </w:rPr>
-        <w:t>Vue.js</w:t>
-      </w:r>
-      <w:r>
-        <w:rPr>
-          <w:rFonts w:ascii="Arial" w:hAnsi="Arial" w:cs="Arial"/>
-          <w:sz w:val="20"/>
+          <w:sz w:val="18"/>
+        </w:rPr>
+        <w:t xml:space="preserve"> — Vue.js, </w:t>
+      </w:r>
+      <w:proofErr w:type="spellStart"/>
+      <w:r>
+        <w:rPr>
+          <w:rFonts w:ascii="Arial" w:hAnsi="Arial" w:cs="Arial"/>
+          <w:sz w:val="18"/>
+        </w:rPr>
+        <w:t>Vue</w:t>
+      </w:r>
+      <w:proofErr w:type="spellEnd"/>
+      <w:r>
+        <w:rPr>
+          <w:rFonts w:ascii="Arial" w:hAnsi="Arial" w:cs="Arial"/>
+          <w:sz w:val="18"/>
+        </w:rPr>
+        <w:t xml:space="preserve"> Router, </w:t>
+      </w:r>
+      <w:proofErr w:type="spellStart"/>
+      <w:r>
+        <w:rPr>
+          <w:rFonts w:ascii="Arial" w:hAnsi="Arial" w:cs="Arial"/>
+          <w:sz w:val="18"/>
+        </w:rPr>
+        <w:t>Vuex</w:t>
+      </w:r>
+      <w:proofErr w:type="spellEnd"/>
+      <w:r>
+        <w:rPr>
+          <w:rFonts w:ascii="Arial" w:hAnsi="Arial" w:cs="Arial"/>
+          <w:sz w:val="18"/>
         </w:rPr>
         <w:t xml:space="preserve">, </w:t>
       </w:r>
       <w:proofErr w:type="spellStart"/>
       <w:r>
         <w:rPr>
-          <w:rStyle w:val="Strong"/>
-          <w:rFonts w:ascii="Arial" w:hAnsi="Arial" w:cs="Arial"/>
-          <w:sz w:val="20"/>
-        </w:rPr>
-        <w:t>Vue</w:t>
-      </w:r>
-      <w:proofErr w:type="spellEnd"/>
-      <w:r>
-        <w:rPr>
-          <w:rStyle w:val="Strong"/>
-          <w:rFonts w:ascii="Arial" w:hAnsi="Arial" w:cs="Arial"/>
-          <w:sz w:val="20"/>
-        </w:rPr>
-        <w:t xml:space="preserve"> Router</w:t>
-      </w:r>
-      <w:r>
-        <w:rPr>
-          <w:rFonts w:ascii="Arial" w:hAnsi="Arial" w:cs="Arial"/>
-          <w:sz w:val="20"/>
+          <w:rFonts w:ascii="Arial" w:hAnsi="Arial" w:cs="Arial"/>
+          <w:sz w:val="18"/>
+        </w:rPr>
+        <w:t>Pinia</w:t>
+      </w:r>
+      <w:proofErr w:type="spellEnd"/>
+      <w:r>
+        <w:rPr>
+          <w:rFonts w:ascii="Arial" w:hAnsi="Arial" w:cs="Arial"/>
+          <w:sz w:val="18"/>
         </w:rPr>
         <w:t xml:space="preserve">, </w:t>
       </w:r>
       <w:proofErr w:type="spellStart"/>
       <w:r>
         <w:rPr>
-          <w:rStyle w:val="Strong"/>
-          <w:rFonts w:ascii="Arial" w:hAnsi="Arial" w:cs="Arial"/>
-          <w:sz w:val="20"/>
-        </w:rPr>
-        <w:t>Vuex</w:t>
-      </w:r>
-      <w:proofErr w:type="spellEnd"/>
-      <w:r>
-        <w:rPr>
-          <w:rFonts w:ascii="Arial" w:hAnsi="Arial" w:cs="Arial"/>
-          <w:sz w:val="20"/>
+          <w:rFonts w:ascii="Arial" w:hAnsi="Arial" w:cs="Arial"/>
+          <w:sz w:val="18"/>
+        </w:rPr>
+        <w:t>Nuxt</w:t>
+      </w:r>
+      <w:proofErr w:type="spellEnd"/>
+      <w:r>
+        <w:rPr>
+          <w:rFonts w:ascii="Arial" w:hAnsi="Arial" w:cs="Arial"/>
+          <w:sz w:val="18"/>
         </w:rPr>
         <w:t xml:space="preserve">, </w:t>
       </w:r>
       <w:proofErr w:type="spellStart"/>
       <w:r>
         <w:rPr>
-          <w:rStyle w:val="Strong"/>
-          <w:rFonts w:ascii="Arial" w:hAnsi="Arial" w:cs="Arial"/>
-          <w:sz w:val="20"/>
-        </w:rPr>
-        <w:t>Pinia</w:t>
-      </w:r>
-      <w:proofErr w:type="spellEnd"/>
-      <w:r>
-        <w:rPr>
-          <w:rFonts w:ascii="Arial" w:hAnsi="Arial" w:cs="Arial"/>
-          <w:sz w:val="20"/>
+          <w:rFonts w:ascii="Arial" w:hAnsi="Arial" w:cs="Arial"/>
+          <w:sz w:val="18"/>
+        </w:rPr>
+        <w:t>Vite</w:t>
+      </w:r>
+      <w:proofErr w:type="spellEnd"/>
+      <w:r>
+        <w:rPr>
+          <w:rFonts w:ascii="Arial" w:hAnsi="Arial" w:cs="Arial"/>
+          <w:sz w:val="18"/>
         </w:rPr>
         <w:t xml:space="preserve">, </w:t>
       </w:r>
       <w:proofErr w:type="spellStart"/>
       <w:r>
         <w:rPr>
-          <w:rStyle w:val="Strong"/>
-          <w:rFonts w:ascii="Arial" w:hAnsi="Arial" w:cs="Arial"/>
-          <w:sz w:val="20"/>
-        </w:rPr>
-        <w:t>Nuxt</w:t>
-      </w:r>
-      <w:proofErr w:type="spellEnd"/>
-      <w:r>
-        <w:rPr>
-          <w:rFonts w:ascii="Arial" w:hAnsi="Arial" w:cs="Arial"/>
-          <w:sz w:val="20"/>
-        </w:rPr>
-        <w:t xml:space="preserve">, </w:t>
-      </w:r>
-      <w:proofErr w:type="spellStart"/>
-      <w:r>
-        <w:rPr>
-          <w:rStyle w:val="Strong"/>
-          <w:rFonts w:ascii="Arial" w:hAnsi="Arial" w:cs="Arial"/>
-          <w:sz w:val="20"/>
-        </w:rPr>
-        <w:t>Vite</w:t>
-      </w:r>
-      <w:proofErr w:type="spellEnd"/>
-      <w:r>
-        <w:rPr>
-          <w:rFonts w:ascii="Arial" w:hAnsi="Arial" w:cs="Arial"/>
-          <w:sz w:val="20"/>
-        </w:rPr>
-        <w:t xml:space="preserve">, </w:t>
-      </w:r>
-      <w:proofErr w:type="spellStart"/>
-      <w:r>
-        <w:rPr>
-          <w:rStyle w:val="Strong"/>
-          <w:rFonts w:ascii="Arial" w:hAnsi="Arial" w:cs="Arial"/>
-          <w:sz w:val="20"/>
+          <w:rFonts w:ascii="Arial" w:hAnsi="Arial" w:cs="Arial"/>
+          <w:sz w:val="18"/>
         </w:rPr>
         <w:t>Webpack</w:t>
       </w:r>
@@ -568,39 +560,9 @@
       <w:r>
         <w:rPr>
           <w:rFonts w:ascii="Arial" w:hAnsi="Arial" w:cs="Arial"/>
-          <w:sz w:val="20"/>
-        </w:rPr>
-        <w:t xml:space="preserve">, </w:t>
-      </w:r>
-      <w:r>
-        <w:rPr>
-          <w:rStyle w:val="Strong"/>
-          <w:rFonts w:ascii="Arial" w:hAnsi="Arial" w:cs="Arial"/>
-          <w:sz w:val="20"/>
-        </w:rPr>
-        <w:t>SPA</w:t>
-      </w:r>
-      <w:r>
-        <w:rPr>
-          <w:rFonts w:ascii="Arial" w:hAnsi="Arial" w:cs="Arial"/>
-          <w:sz w:val="20"/>
-        </w:rPr>
-        <w:t xml:space="preserve">, component design systems, </w:t>
-      </w:r>
-      <w:r>
-        <w:rPr>
-          <w:rStyle w:val="Strong"/>
-          <w:rFonts w:ascii="Arial" w:hAnsi="Arial" w:cs="Arial"/>
-          <w:sz w:val="20"/>
-        </w:rPr>
-        <w:t>Composition API</w:t>
-      </w:r>
-      <w:r>
-        <w:rPr>
-          <w:rFonts w:ascii="Arial" w:hAnsi="Arial" w:cs="Arial"/>
-          <w:sz w:val="20"/>
-        </w:rPr>
-        <w:t>, SSR/SSG patterns, client-side routing, form validation, accessibility (WCAG-minded UI), performance profiling (Lighthouse/Web Vitals), Tailwind CSS, Storybook, micro-frontend patterns (concepts), cross-browser compatibility</w:t>
+          <w:sz w:val="18"/>
+        </w:rPr>
+        <w:t>, SPA, component design systems, Composition API, SSR/SSG patterns, client-side routing, form validation, accessibility (WCAG-minded UI), performance profiling (Lighthouse/Web Vitals), Tailwind CSS, Storybook, micro-frontend patterns (concepts), cross-browser compatibility</w:t>
       </w:r>
     </w:p>
     <w:p>
@@ -613,89 +575,29 @@
         <w:jc w:val="both"/>
         <w:rPr>
           <w:rFonts w:ascii="Arial" w:hAnsi="Arial" w:cs="Arial"/>
-          <w:sz w:val="20"/>
-        </w:rPr>
-      </w:pPr>
-      <w:r>
-        <w:rPr>
-          <w:rStyle w:val="Strong"/>
-          <w:rFonts w:ascii="Arial" w:hAnsi="Arial" w:cs="Arial"/>
-          <w:sz w:val="20"/>
+          <w:sz w:val="18"/>
+        </w:rPr>
+      </w:pPr>
+      <w:r>
+        <w:rPr>
+          <w:rStyle w:val="Strong"/>
+          <w:rFonts w:ascii="Arial" w:hAnsi="Arial" w:cs="Arial"/>
+          <w:sz w:val="18"/>
         </w:rPr>
         <w:t>Backend &amp; APIs</w:t>
       </w:r>
       <w:r>
         <w:rPr>
           <w:rFonts w:ascii="Arial" w:hAnsi="Arial" w:cs="Arial"/>
-          <w:sz w:val="20"/>
-        </w:rPr>
-        <w:t xml:space="preserve"> — </w:t>
-      </w:r>
-      <w:r>
-        <w:rPr>
-          <w:rStyle w:val="Strong"/>
-          <w:rFonts w:ascii="Arial" w:hAnsi="Arial" w:cs="Arial"/>
-          <w:sz w:val="20"/>
-        </w:rPr>
-        <w:t>Java</w:t>
-      </w:r>
-      <w:r>
-        <w:rPr>
-          <w:rFonts w:ascii="Arial" w:hAnsi="Arial" w:cs="Arial"/>
-          <w:sz w:val="20"/>
-        </w:rPr>
-        <w:t xml:space="preserve">, </w:t>
-      </w:r>
-      <w:r>
-        <w:rPr>
-          <w:rStyle w:val="Strong"/>
-          <w:rFonts w:ascii="Arial" w:hAnsi="Arial" w:cs="Arial"/>
-          <w:sz w:val="20"/>
-        </w:rPr>
-        <w:t>Spring Boot</w:t>
-      </w:r>
-      <w:r>
-        <w:rPr>
-          <w:rFonts w:ascii="Arial" w:hAnsi="Arial" w:cs="Arial"/>
-          <w:sz w:val="20"/>
-        </w:rPr>
-        <w:t xml:space="preserve">, Spring MVC, </w:t>
-      </w:r>
-      <w:r>
-        <w:rPr>
-          <w:rStyle w:val="Strong"/>
-          <w:rFonts w:ascii="Arial" w:hAnsi="Arial" w:cs="Arial"/>
-          <w:sz w:val="20"/>
-        </w:rPr>
-        <w:t>Spring Security</w:t>
-      </w:r>
-      <w:r>
-        <w:rPr>
-          <w:rFonts w:ascii="Arial" w:hAnsi="Arial" w:cs="Arial"/>
-          <w:sz w:val="20"/>
-        </w:rPr>
-        <w:t xml:space="preserve">, </w:t>
-      </w:r>
-      <w:r>
-        <w:rPr>
-          <w:rStyle w:val="Strong"/>
-          <w:rFonts w:ascii="Arial" w:hAnsi="Arial" w:cs="Arial"/>
-          <w:sz w:val="20"/>
-        </w:rPr>
-        <w:t>REST API design</w:t>
-      </w:r>
-      <w:r>
-        <w:rPr>
-          <w:rFonts w:ascii="Arial" w:hAnsi="Arial" w:cs="Arial"/>
-          <w:sz w:val="20"/>
-        </w:rPr>
-        <w:t xml:space="preserve">, API versioning, </w:t>
-      </w:r>
-      <w:proofErr w:type="spellStart"/>
-      <w:r>
-        <w:rPr>
-          <w:rFonts w:ascii="Arial" w:hAnsi="Arial" w:cs="Arial"/>
-          <w:sz w:val="20"/>
+          <w:sz w:val="18"/>
+        </w:rPr>
+        <w:t xml:space="preserve"> — Java, Spring Boot, Spring MVC, Spring Security, REST API design, API versioning, </w:t>
+      </w:r>
+      <w:proofErr w:type="spellStart"/>
+      <w:r>
+        <w:rPr>
+          <w:rFonts w:ascii="Arial" w:hAnsi="Arial" w:cs="Arial"/>
+          <w:sz w:val="18"/>
         </w:rPr>
         <w:t>webhooks</w:t>
       </w:r>
@@ -703,7 +605,7 @@
       <w:r>
         <w:rPr>
           <w:rFonts w:ascii="Arial" w:hAnsi="Arial" w:cs="Arial"/>
-          <w:sz w:val="20"/>
+          <w:sz w:val="18"/>
         </w:rPr>
         <w:t xml:space="preserve">, background jobs, </w:t>
       </w:r>
@@ -711,7 +613,7 @@
       <w:r>
         <w:rPr>
           <w:rFonts w:ascii="Arial" w:hAnsi="Arial" w:cs="Arial"/>
-          <w:sz w:val="20"/>
+          <w:sz w:val="18"/>
         </w:rPr>
         <w:t>idempotency</w:t>
       </w:r>
@@ -719,7 +621,7 @@
       <w:r>
         <w:rPr>
           <w:rFonts w:ascii="Arial" w:hAnsi="Arial" w:cs="Arial"/>
-          <w:sz w:val="20"/>
+          <w:sz w:val="18"/>
         </w:rPr>
         <w:t xml:space="preserve"> patterns, caching strategies, </w:t>
       </w:r>
@@ -727,7 +629,7 @@
       <w:r>
         <w:rPr>
           <w:rFonts w:ascii="Arial" w:hAnsi="Arial" w:cs="Arial"/>
-          <w:sz w:val="20"/>
+          <w:sz w:val="18"/>
         </w:rPr>
         <w:t>OpenAPI</w:t>
       </w:r>
@@ -735,7 +637,7 @@
       <w:r>
         <w:rPr>
           <w:rFonts w:ascii="Arial" w:hAnsi="Arial" w:cs="Arial"/>
-          <w:sz w:val="20"/>
+          <w:sz w:val="18"/>
         </w:rPr>
         <w:t xml:space="preserve">/Swagger, Hibernate/JPA, validation, rate limiting &amp; retries, </w:t>
       </w:r>
@@ -743,7 +645,7 @@
       <w:r>
         <w:rPr>
           <w:rFonts w:ascii="Arial" w:hAnsi="Arial" w:cs="Arial"/>
-          <w:sz w:val="20"/>
+          <w:sz w:val="18"/>
         </w:rPr>
         <w:t>WebSockets</w:t>
       </w:r>
@@ -751,55 +653,23 @@
       <w:r>
         <w:rPr>
           <w:rFonts w:ascii="Arial" w:hAnsi="Arial" w:cs="Arial"/>
-          <w:sz w:val="20"/>
-        </w:rPr>
-        <w:t xml:space="preserve">/SSE (concepts), </w:t>
-      </w:r>
-      <w:r>
-        <w:rPr>
-          <w:rStyle w:val="Strong"/>
-          <w:rFonts w:ascii="Arial" w:hAnsi="Arial" w:cs="Arial"/>
-          <w:sz w:val="20"/>
-        </w:rPr>
-        <w:t>JWT</w:t>
-      </w:r>
-      <w:r>
-        <w:rPr>
-          <w:rFonts w:ascii="Arial" w:hAnsi="Arial" w:cs="Arial"/>
-          <w:sz w:val="20"/>
-        </w:rPr>
-        <w:t xml:space="preserve">, </w:t>
-      </w:r>
-      <w:r>
-        <w:rPr>
-          <w:rStyle w:val="Strong"/>
-          <w:rFonts w:ascii="Arial" w:hAnsi="Arial" w:cs="Arial"/>
-          <w:sz w:val="20"/>
-        </w:rPr>
-        <w:t>OAuth2</w:t>
-      </w:r>
-      <w:r>
-        <w:rPr>
-          <w:rFonts w:ascii="Arial" w:hAnsi="Arial" w:cs="Arial"/>
-          <w:sz w:val="20"/>
-        </w:rPr>
-        <w:t xml:space="preserve">, </w:t>
-      </w:r>
-      <w:proofErr w:type="spellStart"/>
-      <w:r>
-        <w:rPr>
-          <w:rStyle w:val="Strong"/>
-          <w:rFonts w:ascii="Arial" w:hAnsi="Arial" w:cs="Arial"/>
-          <w:sz w:val="20"/>
+          <w:sz w:val="18"/>
+        </w:rPr>
+        <w:t xml:space="preserve">/SSE (concepts), JWT, OAuth2, </w:t>
+      </w:r>
+      <w:proofErr w:type="spellStart"/>
+      <w:r>
+        <w:rPr>
+          <w:rFonts w:ascii="Arial" w:hAnsi="Arial" w:cs="Arial"/>
+          <w:sz w:val="18"/>
         </w:rPr>
         <w:t>OpenID</w:t>
       </w:r>
       <w:proofErr w:type="spellEnd"/>
       <w:r>
         <w:rPr>
-          <w:rStyle w:val="Strong"/>
-          <w:rFonts w:ascii="Arial" w:hAnsi="Arial" w:cs="Arial"/>
-          <w:sz w:val="20"/>
+          <w:rFonts w:ascii="Arial" w:hAnsi="Arial" w:cs="Arial"/>
+          <w:sz w:val="18"/>
         </w:rPr>
         <w:t xml:space="preserve"> Connect</w:t>
       </w:r>
@@ -814,30 +684,44 @@
         <w:jc w:val="both"/>
         <w:rPr>
           <w:rFonts w:ascii="Arial" w:hAnsi="Arial" w:cs="Arial"/>
-          <w:sz w:val="20"/>
-        </w:rPr>
-      </w:pPr>
-      <w:r>
-        <w:rPr>
-          <w:rStyle w:val="Strong"/>
-          <w:rFonts w:ascii="Arial" w:hAnsi="Arial" w:cs="Arial"/>
-          <w:sz w:val="20"/>
+          <w:sz w:val="18"/>
+        </w:rPr>
+      </w:pPr>
+      <w:r>
+        <w:rPr>
+          <w:rStyle w:val="Strong"/>
+          <w:rFonts w:ascii="Arial" w:hAnsi="Arial" w:cs="Arial"/>
+          <w:sz w:val="18"/>
         </w:rPr>
         <w:t>Data, Messaging &amp; Search</w:t>
       </w:r>
       <w:r>
         <w:rPr>
           <w:rFonts w:ascii="Arial" w:hAnsi="Arial" w:cs="Arial"/>
-          <w:sz w:val="20"/>
-        </w:rPr>
-        <w:t xml:space="preserve"> — Relational: </w:t>
-      </w:r>
-      <w:proofErr w:type="spellStart"/>
-      <w:r>
-        <w:rPr>
-          <w:rStyle w:val="Strong"/>
-          <w:rFonts w:ascii="Arial" w:hAnsi="Arial" w:cs="Arial"/>
-          <w:sz w:val="20"/>
+          <w:sz w:val="18"/>
+        </w:rPr>
+        <w:t xml:space="preserve"> — </w:t>
+      </w:r>
+      <w:r>
+        <w:rPr>
+          <w:rFonts w:ascii="Arial" w:hAnsi="Arial" w:cs="Arial"/>
+          <w:b/>
+          <w:sz w:val="18"/>
+        </w:rPr>
+        <w:t>Relational</w:t>
+      </w:r>
+      <w:r>
+        <w:rPr>
+          <w:rFonts w:ascii="Arial" w:hAnsi="Arial" w:cs="Arial"/>
+          <w:sz w:val="18"/>
+        </w:rPr>
+        <w:t xml:space="preserve">: </w:t>
+      </w:r>
+      <w:proofErr w:type="spellStart"/>
+      <w:r>
+        <w:rPr>
+          <w:rFonts w:ascii="Arial" w:hAnsi="Arial" w:cs="Arial"/>
+          <w:sz w:val="18"/>
         </w:rPr>
         <w:t>PostgreSQL</w:t>
       </w:r>
@@ -845,160 +729,111 @@
       <w:r>
         <w:rPr>
           <w:rFonts w:ascii="Arial" w:hAnsi="Arial" w:cs="Arial"/>
-          <w:sz w:val="20"/>
+          <w:sz w:val="18"/>
+        </w:rPr>
+        <w:t xml:space="preserve">, MySQL, SQL Server | </w:t>
+      </w:r>
+      <w:proofErr w:type="spellStart"/>
+      <w:r>
+        <w:rPr>
+          <w:rFonts w:ascii="Arial" w:hAnsi="Arial" w:cs="Arial"/>
+          <w:b/>
+          <w:sz w:val="18"/>
+        </w:rPr>
+        <w:t>NoSQL</w:t>
+      </w:r>
+      <w:proofErr w:type="spellEnd"/>
+      <w:r>
+        <w:rPr>
+          <w:rFonts w:ascii="Arial" w:hAnsi="Arial" w:cs="Arial"/>
+          <w:sz w:val="18"/>
+        </w:rPr>
+        <w:t xml:space="preserve">: </w:t>
+      </w:r>
+      <w:proofErr w:type="spellStart"/>
+      <w:r>
+        <w:rPr>
+          <w:rFonts w:ascii="Arial" w:hAnsi="Arial" w:cs="Arial"/>
+          <w:sz w:val="18"/>
+        </w:rPr>
+        <w:t>Redis</w:t>
+      </w:r>
+      <w:proofErr w:type="spellEnd"/>
+      <w:r>
+        <w:rPr>
+          <w:rFonts w:ascii="Arial" w:hAnsi="Arial" w:cs="Arial"/>
+          <w:sz w:val="18"/>
         </w:rPr>
         <w:t xml:space="preserve">, </w:t>
       </w:r>
-      <w:r>
-        <w:rPr>
-          <w:rStyle w:val="Strong"/>
-          <w:rFonts w:ascii="Arial" w:hAnsi="Arial" w:cs="Arial"/>
-          <w:sz w:val="20"/>
-        </w:rPr>
-        <w:t>MySQL</w:t>
-      </w:r>
-      <w:r>
-        <w:rPr>
-          <w:rFonts w:ascii="Arial" w:hAnsi="Arial" w:cs="Arial"/>
-          <w:sz w:val="20"/>
+      <w:proofErr w:type="spellStart"/>
+      <w:r>
+        <w:rPr>
+          <w:rFonts w:ascii="Arial" w:hAnsi="Arial" w:cs="Arial"/>
+          <w:sz w:val="18"/>
+        </w:rPr>
+        <w:t>MongoDB</w:t>
+      </w:r>
+      <w:proofErr w:type="spellEnd"/>
+      <w:r>
+        <w:rPr>
+          <w:rFonts w:ascii="Arial" w:hAnsi="Arial" w:cs="Arial"/>
+          <w:sz w:val="18"/>
         </w:rPr>
         <w:t xml:space="preserve">, </w:t>
       </w:r>
-      <w:r>
-        <w:rPr>
-          <w:rStyle w:val="Strong"/>
-          <w:rFonts w:ascii="Arial" w:hAnsi="Arial" w:cs="Arial"/>
-          <w:sz w:val="20"/>
-        </w:rPr>
-        <w:t>SQL Server</w:t>
-      </w:r>
-      <w:r>
-        <w:rPr>
-          <w:rFonts w:ascii="Arial" w:hAnsi="Arial" w:cs="Arial"/>
-          <w:sz w:val="20"/>
+      <w:proofErr w:type="spellStart"/>
+      <w:r>
+        <w:rPr>
+          <w:rFonts w:ascii="Arial" w:hAnsi="Arial" w:cs="Arial"/>
+          <w:sz w:val="18"/>
+        </w:rPr>
+        <w:t>DynamoDB</w:t>
+      </w:r>
+      <w:proofErr w:type="spellEnd"/>
+      <w:r>
+        <w:rPr>
+          <w:rFonts w:ascii="Arial" w:hAnsi="Arial" w:cs="Arial"/>
+          <w:sz w:val="18"/>
+        </w:rPr>
+        <w:t xml:space="preserve"> | Queues/streams: AWS SQS/SNS, Kafka, </w:t>
+      </w:r>
+      <w:proofErr w:type="spellStart"/>
+      <w:r>
+        <w:rPr>
+          <w:rFonts w:ascii="Arial" w:hAnsi="Arial" w:cs="Arial"/>
+          <w:sz w:val="18"/>
+        </w:rPr>
+        <w:t>RabbitMQ</w:t>
+      </w:r>
+      <w:proofErr w:type="spellEnd"/>
+      <w:r>
+        <w:rPr>
+          <w:rFonts w:ascii="Arial" w:hAnsi="Arial" w:cs="Arial"/>
+          <w:sz w:val="18"/>
         </w:rPr>
         <w:t xml:space="preserve"> | </w:t>
       </w:r>
-      <w:proofErr w:type="spellStart"/>
-      <w:r>
-        <w:rPr>
-          <w:rFonts w:ascii="Arial" w:hAnsi="Arial" w:cs="Arial"/>
-          <w:sz w:val="20"/>
-        </w:rPr>
-        <w:t>NoSQL</w:t>
-      </w:r>
-      <w:proofErr w:type="spellEnd"/>
-      <w:r>
-        <w:rPr>
-          <w:rFonts w:ascii="Arial" w:hAnsi="Arial" w:cs="Arial"/>
-          <w:sz w:val="20"/>
+      <w:r>
+        <w:rPr>
+          <w:rFonts w:ascii="Arial" w:hAnsi="Arial" w:cs="Arial"/>
+          <w:b/>
+          <w:sz w:val="18"/>
+        </w:rPr>
+        <w:t>Search</w:t>
+      </w:r>
+      <w:r>
+        <w:rPr>
+          <w:rFonts w:ascii="Arial" w:hAnsi="Arial" w:cs="Arial"/>
+          <w:sz w:val="18"/>
         </w:rPr>
         <w:t xml:space="preserve">: </w:t>
       </w:r>
       <w:proofErr w:type="spellStart"/>
       <w:r>
         <w:rPr>
-          <w:rStyle w:val="Strong"/>
-          <w:rFonts w:ascii="Arial" w:hAnsi="Arial" w:cs="Arial"/>
-          <w:sz w:val="20"/>
-        </w:rPr>
-        <w:t>Redis</w:t>
-      </w:r>
-      <w:proofErr w:type="spellEnd"/>
-      <w:r>
-        <w:rPr>
-          <w:rFonts w:ascii="Arial" w:hAnsi="Arial" w:cs="Arial"/>
-          <w:sz w:val="20"/>
-        </w:rPr>
-        <w:t xml:space="preserve">, </w:t>
-      </w:r>
-      <w:proofErr w:type="spellStart"/>
-      <w:r>
-        <w:rPr>
-          <w:rStyle w:val="Strong"/>
-          <w:rFonts w:ascii="Arial" w:hAnsi="Arial" w:cs="Arial"/>
-          <w:sz w:val="20"/>
-        </w:rPr>
-        <w:t>MongoDB</w:t>
-      </w:r>
-      <w:proofErr w:type="spellEnd"/>
-      <w:r>
-        <w:rPr>
-          <w:rFonts w:ascii="Arial" w:hAnsi="Arial" w:cs="Arial"/>
-          <w:sz w:val="20"/>
-        </w:rPr>
-        <w:t xml:space="preserve">, </w:t>
-      </w:r>
-      <w:proofErr w:type="spellStart"/>
-      <w:r>
-        <w:rPr>
-          <w:rStyle w:val="Strong"/>
-          <w:rFonts w:ascii="Arial" w:hAnsi="Arial" w:cs="Arial"/>
-          <w:sz w:val="20"/>
-        </w:rPr>
-        <w:t>DynamoDB</w:t>
-      </w:r>
-      <w:proofErr w:type="spellEnd"/>
-      <w:r>
-        <w:rPr>
-          <w:rFonts w:ascii="Arial" w:hAnsi="Arial" w:cs="Arial"/>
-          <w:sz w:val="20"/>
-        </w:rPr>
-        <w:t xml:space="preserve"> | Queues/streams: </w:t>
-      </w:r>
-      <w:r>
-        <w:rPr>
-          <w:rStyle w:val="Strong"/>
-          <w:rFonts w:ascii="Arial" w:hAnsi="Arial" w:cs="Arial"/>
-          <w:sz w:val="20"/>
-        </w:rPr>
-        <w:t>AWS SQS/SNS</w:t>
-      </w:r>
-      <w:r>
-        <w:rPr>
-          <w:rFonts w:ascii="Arial" w:hAnsi="Arial" w:cs="Arial"/>
-          <w:sz w:val="20"/>
-        </w:rPr>
-        <w:t xml:space="preserve">, </w:t>
-      </w:r>
-      <w:r>
-        <w:rPr>
-          <w:rStyle w:val="Strong"/>
-          <w:rFonts w:ascii="Arial" w:hAnsi="Arial" w:cs="Arial"/>
-          <w:sz w:val="20"/>
-        </w:rPr>
-        <w:t>Kafka</w:t>
-      </w:r>
-      <w:r>
-        <w:rPr>
-          <w:rFonts w:ascii="Arial" w:hAnsi="Arial" w:cs="Arial"/>
-          <w:sz w:val="20"/>
-        </w:rPr>
-        <w:t xml:space="preserve">, </w:t>
-      </w:r>
-      <w:proofErr w:type="spellStart"/>
-      <w:r>
-        <w:rPr>
-          <w:rStyle w:val="Strong"/>
-          <w:rFonts w:ascii="Arial" w:hAnsi="Arial" w:cs="Arial"/>
-          <w:sz w:val="20"/>
-        </w:rPr>
-        <w:t>RabbitMQ</w:t>
-      </w:r>
-      <w:proofErr w:type="spellEnd"/>
-      <w:r>
-        <w:rPr>
-          <w:rFonts w:ascii="Arial" w:hAnsi="Arial" w:cs="Arial"/>
-          <w:sz w:val="20"/>
-        </w:rPr>
-        <w:t xml:space="preserve"> | Search: </w:t>
-      </w:r>
-      <w:proofErr w:type="spellStart"/>
-      <w:r>
-        <w:rPr>
-          <w:rStyle w:val="Strong"/>
-          <w:rFonts w:ascii="Arial" w:hAnsi="Arial" w:cs="Arial"/>
-          <w:sz w:val="20"/>
+          <w:rFonts w:ascii="Arial" w:hAnsi="Arial" w:cs="Arial"/>
+          <w:sz w:val="18"/>
         </w:rPr>
         <w:t>Elasticsearch</w:t>
       </w:r>
@@ -1006,46 +841,30 @@
       <w:r>
         <w:rPr>
           <w:rFonts w:ascii="Arial" w:hAnsi="Arial" w:cs="Arial"/>
-          <w:sz w:val="20"/>
-        </w:rPr>
-        <w:t xml:space="preserve">, </w:t>
-      </w:r>
-      <w:r>
-        <w:rPr>
-          <w:rStyle w:val="Strong"/>
-          <w:rFonts w:ascii="Arial" w:hAnsi="Arial" w:cs="Arial"/>
-          <w:sz w:val="20"/>
-        </w:rPr>
-        <w:t>OpenSearch</w:t>
-      </w:r>
-      <w:r>
-        <w:rPr>
-          <w:rFonts w:ascii="Arial" w:hAnsi="Arial" w:cs="Arial"/>
-          <w:sz w:val="20"/>
-        </w:rPr>
-        <w:t xml:space="preserve"> | Analytics: </w:t>
-      </w:r>
-      <w:r>
-        <w:rPr>
-          <w:rStyle w:val="Strong"/>
-          <w:rFonts w:ascii="Arial" w:hAnsi="Arial" w:cs="Arial"/>
-          <w:sz w:val="20"/>
-        </w:rPr>
-        <w:t>Redshift</w:t>
-      </w:r>
-      <w:r>
-        <w:rPr>
-          <w:rFonts w:ascii="Arial" w:hAnsi="Arial" w:cs="Arial"/>
-          <w:sz w:val="20"/>
-        </w:rPr>
-        <w:t xml:space="preserve">, </w:t>
-      </w:r>
-      <w:proofErr w:type="spellStart"/>
-      <w:r>
-        <w:rPr>
-          <w:rStyle w:val="Strong"/>
-          <w:rFonts w:ascii="Arial" w:hAnsi="Arial" w:cs="Arial"/>
-          <w:sz w:val="20"/>
+          <w:sz w:val="18"/>
+        </w:rPr>
+        <w:t xml:space="preserve">, OpenSearch | </w:t>
+      </w:r>
+      <w:r>
+        <w:rPr>
+          <w:rFonts w:ascii="Arial" w:hAnsi="Arial" w:cs="Arial"/>
+          <w:b/>
+          <w:sz w:val="18"/>
+        </w:rPr>
+        <w:t>Analytics</w:t>
+      </w:r>
+      <w:r>
+        <w:rPr>
+          <w:rFonts w:ascii="Arial" w:hAnsi="Arial" w:cs="Arial"/>
+          <w:sz w:val="18"/>
+        </w:rPr>
+        <w:t xml:space="preserve">: Redshift, </w:t>
+      </w:r>
+      <w:proofErr w:type="spellStart"/>
+      <w:r>
+        <w:rPr>
+          <w:rFonts w:ascii="Arial" w:hAnsi="Arial" w:cs="Arial"/>
+          <w:sz w:val="18"/>
         </w:rPr>
         <w:t>BigQuery</w:t>
       </w:r>
@@ -1053,7 +872,7 @@
       <w:r>
         <w:rPr>
           <w:rFonts w:ascii="Arial" w:hAnsi="Arial" w:cs="Arial"/>
-          <w:sz w:val="20"/>
+          <w:sz w:val="18"/>
         </w:rPr>
         <w:t xml:space="preserve"> (exposure via event/analytics pipelines)</w:t>
       </w:r>
@@ -1068,14 +887,14 @@
         <w:jc w:val="both"/>
         <w:rPr>
           <w:rFonts w:ascii="Arial" w:hAnsi="Arial" w:cs="Arial"/>
-          <w:sz w:val="20"/>
-        </w:rPr>
-      </w:pPr>
-      <w:r>
-        <w:rPr>
-          <w:rStyle w:val="Strong"/>
-          <w:rFonts w:ascii="Arial" w:hAnsi="Arial" w:cs="Arial"/>
-          <w:sz w:val="20"/>
+          <w:sz w:val="18"/>
+        </w:rPr>
+      </w:pPr>
+      <w:r>
+        <w:rPr>
+          <w:rStyle w:val="Strong"/>
+          <w:rFonts w:ascii="Arial" w:hAnsi="Arial" w:cs="Arial"/>
+          <w:sz w:val="18"/>
         </w:rPr>
         <w:t xml:space="preserve">Cloud &amp; </w:t>
       </w:r>
@@ -1084,7 +903,7 @@
         <w:rPr>
           <w:rStyle w:val="Strong"/>
           <w:rFonts w:ascii="Arial" w:hAnsi="Arial" w:cs="Arial"/>
-          <w:sz w:val="20"/>
+          <w:sz w:val="18"/>
         </w:rPr>
         <w:t>DevOps</w:t>
       </w:r>
@@ -1092,576 +911,283 @@
       <w:r>
         <w:rPr>
           <w:rFonts w:ascii="Arial" w:hAnsi="Arial" w:cs="Arial"/>
-          <w:sz w:val="20"/>
+          <w:sz w:val="18"/>
         </w:rPr>
         <w:t xml:space="preserve"> — </w:t>
       </w:r>
-      <w:r>
-        <w:rPr>
-          <w:rStyle w:val="Strong"/>
-          <w:rFonts w:ascii="Arial" w:hAnsi="Arial" w:cs="Arial"/>
-          <w:sz w:val="20"/>
-        </w:rPr>
-        <w:t>AWS (primary):</w:t>
-      </w:r>
-      <w:r>
-        <w:rPr>
-          <w:rFonts w:ascii="Arial" w:hAnsi="Arial" w:cs="Arial"/>
-          <w:sz w:val="20"/>
-        </w:rPr>
-        <w:t xml:space="preserve"> </w:t>
-      </w:r>
-      <w:r>
-        <w:rPr>
-          <w:rStyle w:val="Strong"/>
-          <w:rFonts w:ascii="Arial" w:hAnsi="Arial" w:cs="Arial"/>
-          <w:sz w:val="20"/>
-        </w:rPr>
-        <w:t>EKS</w:t>
-      </w:r>
-      <w:r>
-        <w:rPr>
-          <w:rFonts w:ascii="Arial" w:hAnsi="Arial" w:cs="Arial"/>
-          <w:sz w:val="20"/>
+      <w:proofErr w:type="spellStart"/>
+      <w:r>
+        <w:rPr>
+          <w:rFonts w:ascii="Arial" w:hAnsi="Arial" w:cs="Arial"/>
+          <w:sz w:val="18"/>
+        </w:rPr>
+        <w:t>Docker</w:t>
+      </w:r>
+      <w:proofErr w:type="spellEnd"/>
+      <w:r>
+        <w:rPr>
+          <w:rFonts w:ascii="Arial" w:hAnsi="Arial" w:cs="Arial"/>
+          <w:sz w:val="18"/>
         </w:rPr>
         <w:t xml:space="preserve">, </w:t>
       </w:r>
-      <w:r>
-        <w:rPr>
-          <w:rStyle w:val="Strong"/>
-          <w:rFonts w:ascii="Arial" w:hAnsi="Arial" w:cs="Arial"/>
-          <w:sz w:val="20"/>
-        </w:rPr>
-        <w:t>ECS</w:t>
-      </w:r>
-      <w:r>
-        <w:rPr>
-          <w:rFonts w:ascii="Arial" w:hAnsi="Arial" w:cs="Arial"/>
-          <w:sz w:val="20"/>
+      <w:proofErr w:type="spellStart"/>
+      <w:r>
+        <w:rPr>
+          <w:rFonts w:ascii="Arial" w:hAnsi="Arial" w:cs="Arial"/>
+          <w:sz w:val="18"/>
+        </w:rPr>
+        <w:t>Kubernetes</w:t>
+      </w:r>
+      <w:proofErr w:type="spellEnd"/>
+      <w:r>
+        <w:rPr>
+          <w:rFonts w:ascii="Arial" w:hAnsi="Arial" w:cs="Arial"/>
+          <w:sz w:val="18"/>
+        </w:rPr>
+        <w:t xml:space="preserve">, Helm, Argo CD, </w:t>
+      </w:r>
+      <w:proofErr w:type="spellStart"/>
+      <w:r>
+        <w:rPr>
+          <w:rFonts w:ascii="Arial" w:hAnsi="Arial" w:cs="Arial"/>
+          <w:sz w:val="18"/>
+        </w:rPr>
+        <w:t>GitOps</w:t>
+      </w:r>
+      <w:proofErr w:type="spellEnd"/>
+      <w:r>
+        <w:rPr>
+          <w:rFonts w:ascii="Arial" w:hAnsi="Arial" w:cs="Arial"/>
+          <w:sz w:val="18"/>
         </w:rPr>
         <w:t xml:space="preserve">, </w:t>
       </w:r>
-      <w:r>
-        <w:rPr>
-          <w:rStyle w:val="Strong"/>
-          <w:rFonts w:ascii="Arial" w:hAnsi="Arial" w:cs="Arial"/>
-          <w:sz w:val="20"/>
-        </w:rPr>
-        <w:t>EC2</w:t>
-      </w:r>
-      <w:r>
-        <w:rPr>
-          <w:rFonts w:ascii="Arial" w:hAnsi="Arial" w:cs="Arial"/>
-          <w:sz w:val="20"/>
+      <w:proofErr w:type="spellStart"/>
+      <w:r>
+        <w:rPr>
+          <w:rFonts w:ascii="Arial" w:hAnsi="Arial" w:cs="Arial"/>
+          <w:sz w:val="18"/>
+        </w:rPr>
+        <w:t>Terraform</w:t>
+      </w:r>
+      <w:proofErr w:type="spellEnd"/>
+      <w:r>
+        <w:rPr>
+          <w:rFonts w:ascii="Arial" w:hAnsi="Arial" w:cs="Arial"/>
+          <w:sz w:val="18"/>
         </w:rPr>
         <w:t xml:space="preserve">, </w:t>
       </w:r>
-      <w:r>
-        <w:rPr>
-          <w:rStyle w:val="Strong"/>
-          <w:rFonts w:ascii="Arial" w:hAnsi="Arial" w:cs="Arial"/>
-          <w:sz w:val="20"/>
-        </w:rPr>
-        <w:t>Lambda</w:t>
-      </w:r>
-      <w:r>
-        <w:rPr>
-          <w:rFonts w:ascii="Arial" w:hAnsi="Arial" w:cs="Arial"/>
-          <w:sz w:val="20"/>
+      <w:proofErr w:type="spellStart"/>
+      <w:r>
+        <w:rPr>
+          <w:rFonts w:ascii="Arial" w:hAnsi="Arial" w:cs="Arial"/>
+          <w:sz w:val="18"/>
+        </w:rPr>
+        <w:t>CloudFormation</w:t>
+      </w:r>
+      <w:proofErr w:type="spellEnd"/>
+      <w:r>
+        <w:rPr>
+          <w:rFonts w:ascii="Arial" w:hAnsi="Arial" w:cs="Arial"/>
+          <w:sz w:val="18"/>
+        </w:rPr>
+        <w:t xml:space="preserve"> | </w:t>
+      </w:r>
+      <w:r>
+        <w:rPr>
+          <w:rFonts w:ascii="Arial" w:hAnsi="Arial" w:cs="Arial"/>
+          <w:b/>
+          <w:sz w:val="18"/>
+        </w:rPr>
+        <w:t>AWS</w:t>
+      </w:r>
+      <w:r>
+        <w:rPr>
+          <w:rFonts w:ascii="Arial" w:hAnsi="Arial" w:cs="Arial"/>
+          <w:sz w:val="18"/>
+        </w:rPr>
+        <w:t xml:space="preserve">: EKS, ECS, EC2, Lambda, API Gateway, S3, </w:t>
+      </w:r>
+      <w:proofErr w:type="spellStart"/>
+      <w:r>
+        <w:rPr>
+          <w:rFonts w:ascii="Arial" w:hAnsi="Arial" w:cs="Arial"/>
+          <w:sz w:val="18"/>
+        </w:rPr>
+        <w:t>CloudFront</w:t>
+      </w:r>
+      <w:proofErr w:type="spellEnd"/>
+      <w:r>
+        <w:rPr>
+          <w:rFonts w:ascii="Arial" w:hAnsi="Arial" w:cs="Arial"/>
+          <w:sz w:val="18"/>
+        </w:rPr>
+        <w:t xml:space="preserve">, RDS, </w:t>
+      </w:r>
+      <w:proofErr w:type="spellStart"/>
+      <w:r>
+        <w:rPr>
+          <w:rFonts w:ascii="Arial" w:hAnsi="Arial" w:cs="Arial"/>
+          <w:sz w:val="18"/>
+        </w:rPr>
+        <w:t>DynamoDB</w:t>
+      </w:r>
+      <w:proofErr w:type="spellEnd"/>
+      <w:r>
+        <w:rPr>
+          <w:rFonts w:ascii="Arial" w:hAnsi="Arial" w:cs="Arial"/>
+          <w:sz w:val="18"/>
         </w:rPr>
         <w:t xml:space="preserve">, </w:t>
       </w:r>
-      <w:r>
-        <w:rPr>
-          <w:rStyle w:val="Strong"/>
-          <w:rFonts w:ascii="Arial" w:hAnsi="Arial" w:cs="Arial"/>
-          <w:sz w:val="20"/>
-        </w:rPr>
-        <w:t>API Gateway</w:t>
-      </w:r>
-      <w:r>
-        <w:rPr>
-          <w:rFonts w:ascii="Arial" w:hAnsi="Arial" w:cs="Arial"/>
-          <w:sz w:val="20"/>
+      <w:proofErr w:type="spellStart"/>
+      <w:r>
+        <w:rPr>
+          <w:rFonts w:ascii="Arial" w:hAnsi="Arial" w:cs="Arial"/>
+          <w:sz w:val="18"/>
+        </w:rPr>
+        <w:t>ElastiCache</w:t>
+      </w:r>
+      <w:proofErr w:type="spellEnd"/>
+      <w:r>
+        <w:rPr>
+          <w:rFonts w:ascii="Arial" w:hAnsi="Arial" w:cs="Arial"/>
+          <w:sz w:val="18"/>
         </w:rPr>
         <w:t xml:space="preserve">, </w:t>
       </w:r>
-      <w:r>
-        <w:rPr>
-          <w:rStyle w:val="Strong"/>
-          <w:rFonts w:ascii="Arial" w:hAnsi="Arial" w:cs="Arial"/>
-          <w:sz w:val="20"/>
-        </w:rPr>
-        <w:t>S3</w:t>
-      </w:r>
-      <w:r>
-        <w:rPr>
-          <w:rFonts w:ascii="Arial" w:hAnsi="Arial" w:cs="Arial"/>
-          <w:sz w:val="20"/>
+      <w:proofErr w:type="spellStart"/>
+      <w:r>
+        <w:rPr>
+          <w:rFonts w:ascii="Arial" w:hAnsi="Arial" w:cs="Arial"/>
+          <w:sz w:val="18"/>
+        </w:rPr>
+        <w:t>EventBridge</w:t>
+      </w:r>
+      <w:proofErr w:type="spellEnd"/>
+      <w:r>
+        <w:rPr>
+          <w:rFonts w:ascii="Arial" w:hAnsi="Arial" w:cs="Arial"/>
+          <w:sz w:val="18"/>
+        </w:rPr>
+        <w:t xml:space="preserve">, Step Functions, IAM | </w:t>
+      </w:r>
+      <w:r>
+        <w:rPr>
+          <w:rFonts w:ascii="Arial" w:hAnsi="Arial" w:cs="Arial"/>
+          <w:b/>
+          <w:sz w:val="18"/>
+        </w:rPr>
+        <w:t>Azure</w:t>
+      </w:r>
+      <w:r>
+        <w:rPr>
+          <w:rFonts w:ascii="Arial" w:hAnsi="Arial" w:cs="Arial"/>
+          <w:sz w:val="18"/>
+        </w:rPr>
+        <w:t xml:space="preserve">: AKS, App Service, Azure SQL, Service Bus, Key Vault, Application Insights | </w:t>
+      </w:r>
+      <w:r>
+        <w:rPr>
+          <w:rFonts w:ascii="Arial" w:hAnsi="Arial" w:cs="Arial"/>
+          <w:b/>
+          <w:sz w:val="18"/>
+        </w:rPr>
+        <w:t>GCP</w:t>
+      </w:r>
+      <w:r>
+        <w:rPr>
+          <w:rFonts w:ascii="Arial" w:hAnsi="Arial" w:cs="Arial"/>
+          <w:sz w:val="18"/>
+        </w:rPr>
+        <w:t xml:space="preserve">: GKE, Cloud Run, Pub/Sub, Cloud Storage, </w:t>
+      </w:r>
+      <w:proofErr w:type="spellStart"/>
+      <w:r>
+        <w:rPr>
+          <w:rFonts w:ascii="Arial" w:hAnsi="Arial" w:cs="Arial"/>
+          <w:sz w:val="18"/>
+        </w:rPr>
+        <w:t>BigQuery</w:t>
+      </w:r>
+      <w:proofErr w:type="spellEnd"/>
+      <w:r>
+        <w:rPr>
+          <w:rFonts w:ascii="Arial" w:hAnsi="Arial" w:cs="Arial"/>
+          <w:sz w:val="18"/>
+        </w:rPr>
+        <w:t xml:space="preserve"> (as consumer/integrator) | </w:t>
+      </w:r>
+      <w:r>
+        <w:rPr>
+          <w:rFonts w:ascii="Arial" w:hAnsi="Arial" w:cs="Arial"/>
+          <w:b/>
+          <w:sz w:val="18"/>
+        </w:rPr>
+        <w:t>CI/CD</w:t>
+      </w:r>
+      <w:r>
+        <w:rPr>
+          <w:rFonts w:ascii="Arial" w:hAnsi="Arial" w:cs="Arial"/>
+          <w:sz w:val="18"/>
+        </w:rPr>
+        <w:t xml:space="preserve">: </w:t>
+      </w:r>
+      <w:proofErr w:type="spellStart"/>
+      <w:r>
+        <w:rPr>
+          <w:rFonts w:ascii="Arial" w:hAnsi="Arial" w:cs="Arial"/>
+          <w:sz w:val="18"/>
+        </w:rPr>
+        <w:t>GitHub</w:t>
+      </w:r>
+      <w:proofErr w:type="spellEnd"/>
+      <w:r>
+        <w:rPr>
+          <w:rFonts w:ascii="Arial" w:hAnsi="Arial" w:cs="Arial"/>
+          <w:sz w:val="18"/>
+        </w:rPr>
+        <w:t xml:space="preserve"> Actions, </w:t>
+      </w:r>
+      <w:proofErr w:type="spellStart"/>
+      <w:r>
+        <w:rPr>
+          <w:rFonts w:ascii="Arial" w:hAnsi="Arial" w:cs="Arial"/>
+          <w:sz w:val="18"/>
+        </w:rPr>
+        <w:t>GitLab</w:t>
+      </w:r>
+      <w:proofErr w:type="spellEnd"/>
+      <w:r>
+        <w:rPr>
+          <w:rFonts w:ascii="Arial" w:hAnsi="Arial" w:cs="Arial"/>
+          <w:sz w:val="18"/>
+        </w:rPr>
+        <w:t xml:space="preserve"> CI, Jenkins, Azure </w:t>
+      </w:r>
+      <w:proofErr w:type="spellStart"/>
+      <w:r>
+        <w:rPr>
+          <w:rFonts w:ascii="Arial" w:hAnsi="Arial" w:cs="Arial"/>
+          <w:sz w:val="18"/>
+        </w:rPr>
+        <w:t>DevOps</w:t>
+      </w:r>
+      <w:proofErr w:type="spellEnd"/>
+      <w:r>
+        <w:rPr>
+          <w:rFonts w:ascii="Arial" w:hAnsi="Arial" w:cs="Arial"/>
+          <w:sz w:val="18"/>
         </w:rPr>
         <w:t xml:space="preserve">, </w:t>
       </w:r>
       <w:proofErr w:type="spellStart"/>
       <w:r>
         <w:rPr>
-          <w:rStyle w:val="Strong"/>
-          <w:rFonts w:ascii="Arial" w:hAnsi="Arial" w:cs="Arial"/>
-          <w:sz w:val="20"/>
-        </w:rPr>
-        <w:t>CloudFront</w:t>
-      </w:r>
-      <w:proofErr w:type="spellEnd"/>
-      <w:r>
-        <w:rPr>
-          <w:rFonts w:ascii="Arial" w:hAnsi="Arial" w:cs="Arial"/>
-          <w:sz w:val="20"/>
-        </w:rPr>
-        <w:t xml:space="preserve">, </w:t>
-      </w:r>
-      <w:r>
-        <w:rPr>
-          <w:rStyle w:val="Strong"/>
-          <w:rFonts w:ascii="Arial" w:hAnsi="Arial" w:cs="Arial"/>
-          <w:sz w:val="20"/>
-        </w:rPr>
-        <w:t>RDS</w:t>
-      </w:r>
-      <w:r>
-        <w:rPr>
-          <w:rFonts w:ascii="Arial" w:hAnsi="Arial" w:cs="Arial"/>
-          <w:sz w:val="20"/>
-        </w:rPr>
-        <w:t xml:space="preserve">, </w:t>
-      </w:r>
-      <w:proofErr w:type="spellStart"/>
-      <w:r>
-        <w:rPr>
-          <w:rStyle w:val="Strong"/>
-          <w:rFonts w:ascii="Arial" w:hAnsi="Arial" w:cs="Arial"/>
-          <w:sz w:val="20"/>
-        </w:rPr>
-        <w:t>DynamoDB</w:t>
-      </w:r>
-      <w:proofErr w:type="spellEnd"/>
-      <w:r>
-        <w:rPr>
-          <w:rFonts w:ascii="Arial" w:hAnsi="Arial" w:cs="Arial"/>
-          <w:sz w:val="20"/>
-        </w:rPr>
-        <w:t xml:space="preserve">, </w:t>
-      </w:r>
-      <w:proofErr w:type="spellStart"/>
-      <w:r>
-        <w:rPr>
-          <w:rStyle w:val="Strong"/>
-          <w:rFonts w:ascii="Arial" w:hAnsi="Arial" w:cs="Arial"/>
-          <w:sz w:val="20"/>
-        </w:rPr>
-        <w:t>ElastiCache</w:t>
-      </w:r>
-      <w:proofErr w:type="spellEnd"/>
-      <w:r>
-        <w:rPr>
-          <w:rFonts w:ascii="Arial" w:hAnsi="Arial" w:cs="Arial"/>
-          <w:sz w:val="20"/>
-        </w:rPr>
-        <w:t xml:space="preserve">, </w:t>
-      </w:r>
-      <w:proofErr w:type="spellStart"/>
-      <w:r>
-        <w:rPr>
-          <w:rStyle w:val="Strong"/>
-          <w:rFonts w:ascii="Arial" w:hAnsi="Arial" w:cs="Arial"/>
-          <w:sz w:val="20"/>
-        </w:rPr>
-        <w:t>EventBridge</w:t>
-      </w:r>
-      <w:proofErr w:type="spellEnd"/>
-      <w:r>
-        <w:rPr>
-          <w:rFonts w:ascii="Arial" w:hAnsi="Arial" w:cs="Arial"/>
-          <w:sz w:val="20"/>
-        </w:rPr>
-        <w:t xml:space="preserve">, </w:t>
-      </w:r>
-      <w:r>
-        <w:rPr>
-          <w:rStyle w:val="Strong"/>
-          <w:rFonts w:ascii="Arial" w:hAnsi="Arial" w:cs="Arial"/>
-          <w:sz w:val="20"/>
-        </w:rPr>
-        <w:t>Step Functions</w:t>
-      </w:r>
-      <w:r>
-        <w:rPr>
-          <w:rFonts w:ascii="Arial" w:hAnsi="Arial" w:cs="Arial"/>
-          <w:sz w:val="20"/>
-        </w:rPr>
-        <w:t xml:space="preserve">, </w:t>
-      </w:r>
-      <w:r>
-        <w:rPr>
-          <w:rStyle w:val="Strong"/>
-          <w:rFonts w:ascii="Arial" w:hAnsi="Arial" w:cs="Arial"/>
-          <w:sz w:val="20"/>
-        </w:rPr>
-        <w:t>IAM</w:t>
-      </w:r>
-      <w:r>
-        <w:rPr>
-          <w:rFonts w:ascii="Arial" w:hAnsi="Arial" w:cs="Arial"/>
-          <w:sz w:val="20"/>
-        </w:rPr>
-        <w:t xml:space="preserve"> | </w:t>
-      </w:r>
-      <w:r>
-        <w:rPr>
-          <w:rStyle w:val="Strong"/>
-          <w:rFonts w:ascii="Arial" w:hAnsi="Arial" w:cs="Arial"/>
-          <w:sz w:val="20"/>
-        </w:rPr>
-        <w:t>Azure:</w:t>
-      </w:r>
-      <w:r>
-        <w:rPr>
-          <w:rFonts w:ascii="Arial" w:hAnsi="Arial" w:cs="Arial"/>
-          <w:sz w:val="20"/>
-        </w:rPr>
-        <w:t xml:space="preserve"> </w:t>
-      </w:r>
-      <w:r>
-        <w:rPr>
-          <w:rStyle w:val="Strong"/>
-          <w:rFonts w:ascii="Arial" w:hAnsi="Arial" w:cs="Arial"/>
-          <w:sz w:val="20"/>
-        </w:rPr>
-        <w:t>AKS</w:t>
-      </w:r>
-      <w:r>
-        <w:rPr>
-          <w:rFonts w:ascii="Arial" w:hAnsi="Arial" w:cs="Arial"/>
-          <w:sz w:val="20"/>
-        </w:rPr>
-        <w:t xml:space="preserve">, App Service, </w:t>
-      </w:r>
-      <w:r>
-        <w:rPr>
-          <w:rStyle w:val="Strong"/>
-          <w:rFonts w:ascii="Arial" w:hAnsi="Arial" w:cs="Arial"/>
-          <w:sz w:val="20"/>
-        </w:rPr>
-        <w:t>Azure SQL</w:t>
-      </w:r>
-      <w:r>
-        <w:rPr>
-          <w:rFonts w:ascii="Arial" w:hAnsi="Arial" w:cs="Arial"/>
-          <w:sz w:val="20"/>
-        </w:rPr>
-        <w:t xml:space="preserve">, </w:t>
-      </w:r>
-      <w:r>
-        <w:rPr>
-          <w:rStyle w:val="Strong"/>
-          <w:rFonts w:ascii="Arial" w:hAnsi="Arial" w:cs="Arial"/>
-          <w:sz w:val="20"/>
-        </w:rPr>
-        <w:t>Service Bus</w:t>
-      </w:r>
-      <w:r>
-        <w:rPr>
-          <w:rFonts w:ascii="Arial" w:hAnsi="Arial" w:cs="Arial"/>
-          <w:sz w:val="20"/>
-        </w:rPr>
-        <w:t xml:space="preserve">, </w:t>
-      </w:r>
-      <w:r>
-        <w:rPr>
-          <w:rStyle w:val="Strong"/>
-          <w:rFonts w:ascii="Arial" w:hAnsi="Arial" w:cs="Arial"/>
-          <w:sz w:val="20"/>
-        </w:rPr>
-        <w:t>Key Vault</w:t>
-      </w:r>
-      <w:r>
-        <w:rPr>
-          <w:rFonts w:ascii="Arial" w:hAnsi="Arial" w:cs="Arial"/>
-          <w:sz w:val="20"/>
-        </w:rPr>
-        <w:t xml:space="preserve">, Application Insights | </w:t>
-      </w:r>
-      <w:r>
-        <w:rPr>
-          <w:rStyle w:val="Strong"/>
-          <w:rFonts w:ascii="Arial" w:hAnsi="Arial" w:cs="Arial"/>
-          <w:sz w:val="20"/>
-        </w:rPr>
-        <w:t>GCP:</w:t>
-      </w:r>
-      <w:r>
-        <w:rPr>
-          <w:rFonts w:ascii="Arial" w:hAnsi="Arial" w:cs="Arial"/>
-          <w:sz w:val="20"/>
-        </w:rPr>
-        <w:t xml:space="preserve"> </w:t>
-      </w:r>
-      <w:r>
-        <w:rPr>
-          <w:rStyle w:val="Strong"/>
-          <w:rFonts w:ascii="Arial" w:hAnsi="Arial" w:cs="Arial"/>
-          <w:sz w:val="20"/>
-        </w:rPr>
-        <w:t>GKE</w:t>
-      </w:r>
-      <w:r>
-        <w:rPr>
-          <w:rFonts w:ascii="Arial" w:hAnsi="Arial" w:cs="Arial"/>
-          <w:sz w:val="20"/>
-        </w:rPr>
-        <w:t xml:space="preserve">, Cloud Run, </w:t>
-      </w:r>
-      <w:r>
-        <w:rPr>
-          <w:rStyle w:val="Strong"/>
-          <w:rFonts w:ascii="Arial" w:hAnsi="Arial" w:cs="Arial"/>
-          <w:sz w:val="20"/>
-        </w:rPr>
-        <w:t>Pub/Sub</w:t>
-      </w:r>
-      <w:r>
-        <w:rPr>
-          <w:rFonts w:ascii="Arial" w:hAnsi="Arial" w:cs="Arial"/>
-          <w:sz w:val="20"/>
-        </w:rPr>
-        <w:t xml:space="preserve">, Cloud Storage, </w:t>
-      </w:r>
-      <w:proofErr w:type="spellStart"/>
-      <w:r>
-        <w:rPr>
-          <w:rStyle w:val="Strong"/>
-          <w:rFonts w:ascii="Arial" w:hAnsi="Arial" w:cs="Arial"/>
-          <w:sz w:val="20"/>
-        </w:rPr>
-        <w:t>BigQuery</w:t>
-      </w:r>
-      <w:proofErr w:type="spellEnd"/>
-      <w:r>
-        <w:rPr>
-          <w:rFonts w:ascii="Arial" w:hAnsi="Arial" w:cs="Arial"/>
-          <w:sz w:val="20"/>
-        </w:rPr>
-        <w:t xml:space="preserve"> (as consumer/integrator) | </w:t>
-      </w:r>
-      <w:proofErr w:type="spellStart"/>
-      <w:r>
-        <w:rPr>
-          <w:rStyle w:val="Strong"/>
-          <w:rFonts w:ascii="Arial" w:hAnsi="Arial" w:cs="Arial"/>
-          <w:sz w:val="20"/>
-        </w:rPr>
-        <w:t>Docker</w:t>
-      </w:r>
-      <w:proofErr w:type="spellEnd"/>
-      <w:r>
-        <w:rPr>
-          <w:rFonts w:ascii="Arial" w:hAnsi="Arial" w:cs="Arial"/>
-          <w:sz w:val="20"/>
-        </w:rPr>
-        <w:t xml:space="preserve">, </w:t>
-      </w:r>
-      <w:proofErr w:type="spellStart"/>
-      <w:r>
-        <w:rPr>
-          <w:rStyle w:val="Strong"/>
-          <w:rFonts w:ascii="Arial" w:hAnsi="Arial" w:cs="Arial"/>
-          <w:sz w:val="20"/>
-        </w:rPr>
-        <w:t>Kubernetes</w:t>
-      </w:r>
-      <w:proofErr w:type="spellEnd"/>
-      <w:r>
-        <w:rPr>
-          <w:rFonts w:ascii="Arial" w:hAnsi="Arial" w:cs="Arial"/>
-          <w:sz w:val="20"/>
-        </w:rPr>
-        <w:t xml:space="preserve">, </w:t>
-      </w:r>
-      <w:r>
-        <w:rPr>
-          <w:rStyle w:val="Strong"/>
-          <w:rFonts w:ascii="Arial" w:hAnsi="Arial" w:cs="Arial"/>
-          <w:sz w:val="20"/>
-        </w:rPr>
-        <w:t>Helm</w:t>
-      </w:r>
-      <w:r>
-        <w:rPr>
-          <w:rFonts w:ascii="Arial" w:hAnsi="Arial" w:cs="Arial"/>
-          <w:sz w:val="20"/>
-        </w:rPr>
-        <w:t xml:space="preserve">, </w:t>
-      </w:r>
-      <w:r>
-        <w:rPr>
-          <w:rStyle w:val="Strong"/>
-          <w:rFonts w:ascii="Arial" w:hAnsi="Arial" w:cs="Arial"/>
-          <w:sz w:val="20"/>
-        </w:rPr>
-        <w:t>Argo CD</w:t>
-      </w:r>
-      <w:r>
-        <w:rPr>
-          <w:rFonts w:ascii="Arial" w:hAnsi="Arial" w:cs="Arial"/>
-          <w:sz w:val="20"/>
-        </w:rPr>
-        <w:t xml:space="preserve">, </w:t>
-      </w:r>
-      <w:proofErr w:type="spellStart"/>
-      <w:r>
-        <w:rPr>
-          <w:rStyle w:val="Strong"/>
-          <w:rFonts w:ascii="Arial" w:hAnsi="Arial" w:cs="Arial"/>
-          <w:sz w:val="20"/>
-        </w:rPr>
-        <w:t>GitOps</w:t>
-      </w:r>
-      <w:proofErr w:type="spellEnd"/>
-      <w:r>
-        <w:rPr>
-          <w:rFonts w:ascii="Arial" w:hAnsi="Arial" w:cs="Arial"/>
-          <w:sz w:val="20"/>
-        </w:rPr>
-        <w:t xml:space="preserve">, </w:t>
-      </w:r>
-      <w:proofErr w:type="spellStart"/>
-      <w:r>
-        <w:rPr>
-          <w:rStyle w:val="Strong"/>
-          <w:rFonts w:ascii="Arial" w:hAnsi="Arial" w:cs="Arial"/>
-          <w:sz w:val="20"/>
-        </w:rPr>
-        <w:t>Terraform</w:t>
-      </w:r>
-      <w:proofErr w:type="spellEnd"/>
-      <w:r>
-        <w:rPr>
-          <w:rFonts w:ascii="Arial" w:hAnsi="Arial" w:cs="Arial"/>
-          <w:sz w:val="20"/>
-        </w:rPr>
-        <w:t xml:space="preserve">, </w:t>
-      </w:r>
-      <w:proofErr w:type="spellStart"/>
-      <w:r>
-        <w:rPr>
-          <w:rStyle w:val="Strong"/>
-          <w:rFonts w:ascii="Arial" w:hAnsi="Arial" w:cs="Arial"/>
-          <w:sz w:val="20"/>
-        </w:rPr>
-        <w:t>CloudFormation</w:t>
-      </w:r>
-      <w:proofErr w:type="spellEnd"/>
-      <w:r>
-        <w:rPr>
-          <w:rFonts w:ascii="Arial" w:hAnsi="Arial" w:cs="Arial"/>
-          <w:sz w:val="20"/>
-        </w:rPr>
-        <w:t xml:space="preserve"> | CI/CD: </w:t>
-      </w:r>
-      <w:proofErr w:type="spellStart"/>
-      <w:r>
-        <w:rPr>
-          <w:rStyle w:val="Strong"/>
-          <w:rFonts w:ascii="Arial" w:hAnsi="Arial" w:cs="Arial"/>
-          <w:sz w:val="20"/>
-        </w:rPr>
-        <w:t>GitHub</w:t>
-      </w:r>
-      <w:proofErr w:type="spellEnd"/>
-      <w:r>
-        <w:rPr>
-          <w:rStyle w:val="Strong"/>
-          <w:rFonts w:ascii="Arial" w:hAnsi="Arial" w:cs="Arial"/>
-          <w:sz w:val="20"/>
-        </w:rPr>
-        <w:t xml:space="preserve"> Actions</w:t>
-      </w:r>
-      <w:r>
-        <w:rPr>
-          <w:rFonts w:ascii="Arial" w:hAnsi="Arial" w:cs="Arial"/>
-          <w:sz w:val="20"/>
-        </w:rPr>
-        <w:t xml:space="preserve">, </w:t>
-      </w:r>
-      <w:proofErr w:type="spellStart"/>
-      <w:r>
-        <w:rPr>
-          <w:rStyle w:val="Strong"/>
-          <w:rFonts w:ascii="Arial" w:hAnsi="Arial" w:cs="Arial"/>
-          <w:sz w:val="20"/>
-        </w:rPr>
-        <w:t>GitLab</w:t>
-      </w:r>
-      <w:proofErr w:type="spellEnd"/>
-      <w:r>
-        <w:rPr>
-          <w:rStyle w:val="Strong"/>
-          <w:rFonts w:ascii="Arial" w:hAnsi="Arial" w:cs="Arial"/>
-          <w:sz w:val="20"/>
-        </w:rPr>
-        <w:t xml:space="preserve"> CI</w:t>
-      </w:r>
-      <w:r>
-        <w:rPr>
-          <w:rFonts w:ascii="Arial" w:hAnsi="Arial" w:cs="Arial"/>
-          <w:sz w:val="20"/>
-        </w:rPr>
-        <w:t xml:space="preserve">, </w:t>
-      </w:r>
-      <w:r>
-        <w:rPr>
-          <w:rStyle w:val="Strong"/>
-          <w:rFonts w:ascii="Arial" w:hAnsi="Arial" w:cs="Arial"/>
-          <w:sz w:val="20"/>
-        </w:rPr>
-        <w:t>Jenkins</w:t>
-      </w:r>
-      <w:r>
-        <w:rPr>
-          <w:rFonts w:ascii="Arial" w:hAnsi="Arial" w:cs="Arial"/>
-          <w:sz w:val="20"/>
-        </w:rPr>
-        <w:t xml:space="preserve">, </w:t>
-      </w:r>
-      <w:r>
-        <w:rPr>
-          <w:rStyle w:val="Strong"/>
-          <w:rFonts w:ascii="Arial" w:hAnsi="Arial" w:cs="Arial"/>
-          <w:sz w:val="20"/>
-        </w:rPr>
-        <w:t xml:space="preserve">Azure </w:t>
-      </w:r>
-      <w:proofErr w:type="spellStart"/>
-      <w:r>
-        <w:rPr>
-          <w:rStyle w:val="Strong"/>
-          <w:rFonts w:ascii="Arial" w:hAnsi="Arial" w:cs="Arial"/>
-          <w:sz w:val="20"/>
-        </w:rPr>
-        <w:t>DevOps</w:t>
-      </w:r>
-      <w:proofErr w:type="spellEnd"/>
-      <w:r>
-        <w:rPr>
-          <w:rFonts w:ascii="Arial" w:hAnsi="Arial" w:cs="Arial"/>
-          <w:sz w:val="20"/>
-        </w:rPr>
-        <w:t xml:space="preserve">, </w:t>
-      </w:r>
-      <w:proofErr w:type="spellStart"/>
-      <w:r>
-        <w:rPr>
-          <w:rStyle w:val="Strong"/>
-          <w:rFonts w:ascii="Arial" w:hAnsi="Arial" w:cs="Arial"/>
-          <w:sz w:val="20"/>
+          <w:rFonts w:ascii="Arial" w:hAnsi="Arial" w:cs="Arial"/>
+          <w:sz w:val="18"/>
         </w:rPr>
         <w:t>CircleCI</w:t>
       </w:r>
@@ -1677,15 +1203,15 @@
         <w:jc w:val="both"/>
         <w:rPr>
           <w:rFonts w:ascii="Arial" w:hAnsi="Arial" w:cs="Arial"/>
-          <w:sz w:val="20"/>
-        </w:rPr>
-      </w:pPr>
-      <w:proofErr w:type="spellStart"/>
-      <w:r>
-        <w:rPr>
-          <w:rStyle w:val="Strong"/>
-          <w:rFonts w:ascii="Arial" w:hAnsi="Arial" w:cs="Arial"/>
-          <w:sz w:val="20"/>
+          <w:sz w:val="18"/>
+        </w:rPr>
+      </w:pPr>
+      <w:proofErr w:type="spellStart"/>
+      <w:r>
+        <w:rPr>
+          <w:rStyle w:val="Strong"/>
+          <w:rFonts w:ascii="Arial" w:hAnsi="Arial" w:cs="Arial"/>
+          <w:sz w:val="18"/>
         </w:rPr>
         <w:t>Observability</w:t>
       </w:r>
@@ -1694,23 +1220,22 @@
         <w:rPr>
           <w:rStyle w:val="Strong"/>
           <w:rFonts w:ascii="Arial" w:hAnsi="Arial" w:cs="Arial"/>
-          <w:sz w:val="20"/>
+          <w:sz w:val="18"/>
         </w:rPr>
         <w:t>, Quality &amp; Security</w:t>
       </w:r>
       <w:r>
         <w:rPr>
           <w:rFonts w:ascii="Arial" w:hAnsi="Arial" w:cs="Arial"/>
-          <w:sz w:val="20"/>
+          <w:sz w:val="18"/>
         </w:rPr>
         <w:t xml:space="preserve"> — </w:t>
       </w:r>
       <w:proofErr w:type="spellStart"/>
       <w:r>
         <w:rPr>
-          <w:rStyle w:val="Strong"/>
-          <w:rFonts w:ascii="Arial" w:hAnsi="Arial" w:cs="Arial"/>
-          <w:sz w:val="20"/>
+          <w:rFonts w:ascii="Arial" w:hAnsi="Arial" w:cs="Arial"/>
+          <w:sz w:val="18"/>
         </w:rPr>
         <w:t>OpenTelemetry</w:t>
       </w:r>
@@ -1718,16 +1243,15 @@
       <w:r>
         <w:rPr>
           <w:rFonts w:ascii="Arial" w:hAnsi="Arial" w:cs="Arial"/>
-          <w:sz w:val="20"/>
+          <w:sz w:val="18"/>
         </w:rPr>
         <w:t xml:space="preserve">, </w:t>
       </w:r>
       <w:proofErr w:type="spellStart"/>
       <w:r>
         <w:rPr>
-          <w:rStyle w:val="Strong"/>
-          <w:rFonts w:ascii="Arial" w:hAnsi="Arial" w:cs="Arial"/>
-          <w:sz w:val="20"/>
+          <w:rFonts w:ascii="Arial" w:hAnsi="Arial" w:cs="Arial"/>
+          <w:sz w:val="18"/>
         </w:rPr>
         <w:t>Datadog</w:t>
       </w:r>
@@ -1735,31 +1259,15 @@
       <w:r>
         <w:rPr>
           <w:rFonts w:ascii="Arial" w:hAnsi="Arial" w:cs="Arial"/>
-          <w:sz w:val="20"/>
-        </w:rPr>
-        <w:t xml:space="preserve">, </w:t>
-      </w:r>
-      <w:r>
-        <w:rPr>
-          <w:rStyle w:val="Strong"/>
-          <w:rFonts w:ascii="Arial" w:hAnsi="Arial" w:cs="Arial"/>
-          <w:sz w:val="20"/>
-        </w:rPr>
-        <w:t>Prometheus</w:t>
-      </w:r>
-      <w:r>
-        <w:rPr>
-          <w:rFonts w:ascii="Arial" w:hAnsi="Arial" w:cs="Arial"/>
-          <w:sz w:val="20"/>
-        </w:rPr>
-        <w:t xml:space="preserve">, </w:t>
-      </w:r>
-      <w:proofErr w:type="spellStart"/>
-      <w:r>
-        <w:rPr>
-          <w:rStyle w:val="Strong"/>
-          <w:rFonts w:ascii="Arial" w:hAnsi="Arial" w:cs="Arial"/>
-          <w:sz w:val="20"/>
+          <w:sz w:val="18"/>
+        </w:rPr>
+        <w:t xml:space="preserve">, Prometheus, </w:t>
+      </w:r>
+      <w:proofErr w:type="spellStart"/>
+      <w:r>
+        <w:rPr>
+          <w:rFonts w:ascii="Arial" w:hAnsi="Arial" w:cs="Arial"/>
+          <w:sz w:val="18"/>
         </w:rPr>
         <w:t>Grafana</w:t>
       </w:r>
@@ -1767,31 +1275,15 @@
       <w:r>
         <w:rPr>
           <w:rFonts w:ascii="Arial" w:hAnsi="Arial" w:cs="Arial"/>
-          <w:sz w:val="20"/>
-        </w:rPr>
-        <w:t xml:space="preserve">, </w:t>
-      </w:r>
-      <w:r>
-        <w:rPr>
-          <w:rStyle w:val="Strong"/>
-          <w:rFonts w:ascii="Arial" w:hAnsi="Arial" w:cs="Arial"/>
-          <w:sz w:val="20"/>
-        </w:rPr>
-        <w:t>ELK/EFK</w:t>
-      </w:r>
-      <w:r>
-        <w:rPr>
-          <w:rFonts w:ascii="Arial" w:hAnsi="Arial" w:cs="Arial"/>
-          <w:sz w:val="20"/>
-        </w:rPr>
-        <w:t xml:space="preserve">, </w:t>
-      </w:r>
-      <w:proofErr w:type="spellStart"/>
-      <w:r>
-        <w:rPr>
-          <w:rStyle w:val="Strong"/>
-          <w:rFonts w:ascii="Arial" w:hAnsi="Arial" w:cs="Arial"/>
-          <w:sz w:val="20"/>
+          <w:sz w:val="18"/>
+        </w:rPr>
+        <w:t xml:space="preserve">, ELK/EFK, </w:t>
+      </w:r>
+      <w:proofErr w:type="spellStart"/>
+      <w:r>
+        <w:rPr>
+          <w:rFonts w:ascii="Arial" w:hAnsi="Arial" w:cs="Arial"/>
+          <w:sz w:val="18"/>
         </w:rPr>
         <w:t>CloudWatch</w:t>
       </w:r>
@@ -1799,161 +1291,61 @@
       <w:r>
         <w:rPr>
           <w:rFonts w:ascii="Arial" w:hAnsi="Arial" w:cs="Arial"/>
-          <w:sz w:val="20"/>
-        </w:rPr>
-        <w:t xml:space="preserve">, structured logging | Testing: </w:t>
-      </w:r>
-      <w:r>
-        <w:rPr>
-          <w:rStyle w:val="Strong"/>
-          <w:rFonts w:ascii="Arial" w:hAnsi="Arial" w:cs="Arial"/>
-          <w:sz w:val="20"/>
-        </w:rPr>
-        <w:t>Jest</w:t>
-      </w:r>
-      <w:r>
-        <w:rPr>
-          <w:rFonts w:ascii="Arial" w:hAnsi="Arial" w:cs="Arial"/>
-          <w:sz w:val="20"/>
-        </w:rPr>
-        <w:t xml:space="preserve">, </w:t>
-      </w:r>
-      <w:r>
-        <w:rPr>
-          <w:rStyle w:val="Strong"/>
-          <w:rFonts w:ascii="Arial" w:hAnsi="Arial" w:cs="Arial"/>
-          <w:sz w:val="20"/>
-        </w:rPr>
-        <w:t>Mocha</w:t>
-      </w:r>
-      <w:r>
-        <w:rPr>
-          <w:rFonts w:ascii="Arial" w:hAnsi="Arial" w:cs="Arial"/>
-          <w:sz w:val="20"/>
-        </w:rPr>
-        <w:t xml:space="preserve">, </w:t>
-      </w:r>
-      <w:r>
-        <w:rPr>
-          <w:rStyle w:val="Strong"/>
-          <w:rFonts w:ascii="Arial" w:hAnsi="Arial" w:cs="Arial"/>
-          <w:sz w:val="20"/>
-        </w:rPr>
-        <w:t>Chai</w:t>
-      </w:r>
-      <w:r>
-        <w:rPr>
-          <w:rFonts w:ascii="Arial" w:hAnsi="Arial" w:cs="Arial"/>
-          <w:sz w:val="20"/>
-        </w:rPr>
-        <w:t xml:space="preserve">, </w:t>
-      </w:r>
-      <w:r>
-        <w:rPr>
-          <w:rStyle w:val="Strong"/>
-          <w:rFonts w:ascii="Arial" w:hAnsi="Arial" w:cs="Arial"/>
-          <w:sz w:val="20"/>
-        </w:rPr>
-        <w:t>React Testing Library</w:t>
-      </w:r>
-      <w:r>
-        <w:rPr>
-          <w:rFonts w:ascii="Arial" w:hAnsi="Arial" w:cs="Arial"/>
-          <w:sz w:val="20"/>
-        </w:rPr>
-        <w:t xml:space="preserve">, </w:t>
-      </w:r>
-      <w:r>
-        <w:rPr>
-          <w:rStyle w:val="Strong"/>
-          <w:rFonts w:ascii="Arial" w:hAnsi="Arial" w:cs="Arial"/>
-          <w:sz w:val="20"/>
-        </w:rPr>
-        <w:t>Cypress</w:t>
-      </w:r>
-      <w:r>
-        <w:rPr>
-          <w:rFonts w:ascii="Arial" w:hAnsi="Arial" w:cs="Arial"/>
-          <w:sz w:val="20"/>
-        </w:rPr>
-        <w:t xml:space="preserve">, </w:t>
-      </w:r>
-      <w:r>
-        <w:rPr>
-          <w:rStyle w:val="Strong"/>
-          <w:rFonts w:ascii="Arial" w:hAnsi="Arial" w:cs="Arial"/>
-          <w:sz w:val="20"/>
-        </w:rPr>
-        <w:t>Playwright</w:t>
-      </w:r>
-      <w:r>
-        <w:rPr>
-          <w:rFonts w:ascii="Arial" w:hAnsi="Arial" w:cs="Arial"/>
-          <w:sz w:val="20"/>
-        </w:rPr>
-        <w:t xml:space="preserve">, API contract tests (Pact-style) | Security: </w:t>
-      </w:r>
-      <w:r>
-        <w:rPr>
-          <w:rStyle w:val="Strong"/>
-          <w:rFonts w:ascii="Arial" w:hAnsi="Arial" w:cs="Arial"/>
-          <w:sz w:val="20"/>
-        </w:rPr>
-        <w:t>OAuth2</w:t>
-      </w:r>
-      <w:r>
-        <w:rPr>
-          <w:rFonts w:ascii="Arial" w:hAnsi="Arial" w:cs="Arial"/>
-          <w:sz w:val="20"/>
-        </w:rPr>
-        <w:t xml:space="preserve">, </w:t>
-      </w:r>
-      <w:proofErr w:type="spellStart"/>
-      <w:r>
-        <w:rPr>
-          <w:rStyle w:val="Strong"/>
-          <w:rFonts w:ascii="Arial" w:hAnsi="Arial" w:cs="Arial"/>
-          <w:sz w:val="20"/>
+          <w:sz w:val="18"/>
+        </w:rPr>
+        <w:t xml:space="preserve">, structured logging | </w:t>
+      </w:r>
+      <w:r>
+        <w:rPr>
+          <w:rFonts w:ascii="Arial" w:hAnsi="Arial" w:cs="Arial"/>
+          <w:b/>
+          <w:sz w:val="18"/>
+        </w:rPr>
+        <w:t>Testing</w:t>
+      </w:r>
+      <w:r>
+        <w:rPr>
+          <w:rFonts w:ascii="Arial" w:hAnsi="Arial" w:cs="Arial"/>
+          <w:sz w:val="18"/>
+        </w:rPr>
+        <w:t xml:space="preserve">: Jest, Mocha, Chai, React Testing Library, Cypress, Playwright, API contract tests (Pact-style) | </w:t>
+      </w:r>
+      <w:r>
+        <w:rPr>
+          <w:rFonts w:ascii="Arial" w:hAnsi="Arial" w:cs="Arial"/>
+          <w:b/>
+          <w:sz w:val="18"/>
+        </w:rPr>
+        <w:t>Security</w:t>
+      </w:r>
+      <w:r>
+        <w:rPr>
+          <w:rFonts w:ascii="Arial" w:hAnsi="Arial" w:cs="Arial"/>
+          <w:sz w:val="18"/>
+        </w:rPr>
+        <w:t xml:space="preserve">: OAuth2, </w:t>
+      </w:r>
+      <w:proofErr w:type="spellStart"/>
+      <w:r>
+        <w:rPr>
+          <w:rFonts w:ascii="Arial" w:hAnsi="Arial" w:cs="Arial"/>
+          <w:sz w:val="18"/>
         </w:rPr>
         <w:t>OpenID</w:t>
       </w:r>
       <w:proofErr w:type="spellEnd"/>
       <w:r>
         <w:rPr>
-          <w:rStyle w:val="Strong"/>
-          <w:rFonts w:ascii="Arial" w:hAnsi="Arial" w:cs="Arial"/>
-          <w:sz w:val="20"/>
-        </w:rPr>
-        <w:t xml:space="preserve"> Connect</w:t>
-      </w:r>
-      <w:r>
-        <w:rPr>
-          <w:rFonts w:ascii="Arial" w:hAnsi="Arial" w:cs="Arial"/>
-          <w:sz w:val="20"/>
-        </w:rPr>
-        <w:t xml:space="preserve">, </w:t>
-      </w:r>
-      <w:r>
-        <w:rPr>
-          <w:rStyle w:val="Strong"/>
-          <w:rFonts w:ascii="Arial" w:hAnsi="Arial" w:cs="Arial"/>
-          <w:sz w:val="20"/>
-        </w:rPr>
-        <w:t>JWT</w:t>
-      </w:r>
-      <w:r>
-        <w:rPr>
-          <w:rFonts w:ascii="Arial" w:hAnsi="Arial" w:cs="Arial"/>
-          <w:sz w:val="20"/>
-        </w:rPr>
-        <w:t xml:space="preserve">, </w:t>
-      </w:r>
-      <w:proofErr w:type="spellStart"/>
-      <w:r>
-        <w:rPr>
-          <w:rStyle w:val="Strong"/>
-          <w:rFonts w:ascii="Arial" w:hAnsi="Arial" w:cs="Arial"/>
-          <w:sz w:val="20"/>
+          <w:rFonts w:ascii="Arial" w:hAnsi="Arial" w:cs="Arial"/>
+          <w:sz w:val="18"/>
+        </w:rPr>
+        <w:t xml:space="preserve"> Connect, JWT, </w:t>
+      </w:r>
+      <w:proofErr w:type="spellStart"/>
+      <w:r>
+        <w:rPr>
+          <w:rFonts w:ascii="Arial" w:hAnsi="Arial" w:cs="Arial"/>
+          <w:sz w:val="18"/>
         </w:rPr>
         <w:t>Okta</w:t>
       </w:r>
@@ -1961,39 +1353,15 @@
       <w:r>
         <w:rPr>
           <w:rFonts w:ascii="Arial" w:hAnsi="Arial" w:cs="Arial"/>
-          <w:sz w:val="20"/>
-        </w:rPr>
-        <w:t xml:space="preserve">, </w:t>
-      </w:r>
-      <w:r>
-        <w:rPr>
-          <w:rStyle w:val="Strong"/>
-          <w:rFonts w:ascii="Arial" w:hAnsi="Arial" w:cs="Arial"/>
-          <w:sz w:val="20"/>
-        </w:rPr>
-        <w:t>Auth0</w:t>
-      </w:r>
-      <w:r>
-        <w:rPr>
-          <w:rFonts w:ascii="Arial" w:hAnsi="Arial" w:cs="Arial"/>
-          <w:sz w:val="20"/>
-        </w:rPr>
-        <w:t xml:space="preserve">, </w:t>
-      </w:r>
-      <w:r>
-        <w:rPr>
-          <w:rStyle w:val="Strong"/>
-          <w:rFonts w:ascii="Arial" w:hAnsi="Arial" w:cs="Arial"/>
-          <w:sz w:val="20"/>
-        </w:rPr>
-        <w:t xml:space="preserve">AWS </w:t>
-      </w:r>
-      <w:proofErr w:type="spellStart"/>
-      <w:r>
-        <w:rPr>
-          <w:rStyle w:val="Strong"/>
-          <w:rFonts w:ascii="Arial" w:hAnsi="Arial" w:cs="Arial"/>
-          <w:sz w:val="20"/>
+          <w:sz w:val="18"/>
+        </w:rPr>
+        <w:t xml:space="preserve">, Auth0, AWS </w:t>
+      </w:r>
+      <w:proofErr w:type="spellStart"/>
+      <w:r>
+        <w:rPr>
+          <w:rFonts w:ascii="Arial" w:hAnsi="Arial" w:cs="Arial"/>
+          <w:sz w:val="18"/>
         </w:rPr>
         <w:t>Cognito</w:t>
       </w:r>
@@ -2001,32 +1369,9 @@
       <w:r>
         <w:rPr>
           <w:rFonts w:ascii="Arial" w:hAnsi="Arial" w:cs="Arial"/>
-          <w:sz w:val="20"/>
-        </w:rPr>
-        <w:t xml:space="preserve">, rate limiting, </w:t>
-      </w:r>
-      <w:r>
-        <w:rPr>
-          <w:rStyle w:val="Strong"/>
-          <w:rFonts w:ascii="Arial" w:hAnsi="Arial" w:cs="Arial"/>
-          <w:sz w:val="20"/>
-        </w:rPr>
-        <w:t>RBAC/ABAC</w:t>
-      </w:r>
-      <w:r>
-        <w:rPr>
-          <w:rFonts w:ascii="Arial" w:hAnsi="Arial" w:cs="Arial"/>
-          <w:sz w:val="20"/>
-        </w:rPr>
-        <w:t xml:space="preserve">, </w:t>
-      </w:r>
-      <w:r>
-        <w:rPr>
-          <w:rStyle w:val="Strong"/>
-          <w:rFonts w:ascii="Arial" w:hAnsi="Arial" w:cs="Arial"/>
-          <w:sz w:val="20"/>
-        </w:rPr>
-        <w:t>audit logging</w:t>
+          <w:sz w:val="18"/>
+        </w:rPr>
+        <w:t>, rate limiting, RBAC/ABAC, audit logging</w:t>
       </w:r>
     </w:p>
     <w:p>
@@ -2103,13 +1448,13 @@
         <w:jc w:val="both"/>
         <w:rPr>
           <w:rFonts w:ascii="Arial" w:hAnsi="Arial" w:cs="Arial"/>
-          <w:sz w:val="20"/>
-        </w:rPr>
-      </w:pPr>
-      <w:r>
-        <w:rPr>
-          <w:rFonts w:ascii="Arial" w:hAnsi="Arial" w:cs="Arial"/>
-          <w:sz w:val="20"/>
+          <w:sz w:val="18"/>
+        </w:rPr>
+      </w:pPr>
+      <w:r>
+        <w:rPr>
+          <w:rFonts w:ascii="Arial" w:hAnsi="Arial" w:cs="Arial"/>
+          <w:sz w:val="18"/>
         </w:rPr>
         <w:t xml:space="preserve">Led a multi-quarter modernization of a customer-facing platform, rebuilding key screens in </w:t>
       </w:r>
@@ -2118,7 +1463,7 @@
         <w:rPr>
           <w:rStyle w:val="Strong"/>
           <w:rFonts w:ascii="Arial" w:hAnsi="Arial" w:cs="Arial"/>
-          <w:sz w:val="20"/>
+          <w:sz w:val="18"/>
         </w:rPr>
         <w:t>Vue</w:t>
       </w:r>
@@ -2126,7 +1471,7 @@
       <w:r>
         <w:rPr>
           <w:rFonts w:ascii="Arial" w:hAnsi="Arial" w:cs="Arial"/>
-          <w:sz w:val="20"/>
+          <w:sz w:val="18"/>
         </w:rPr>
         <w:t xml:space="preserve"> with a documented </w:t>
       </w:r>
@@ -2134,14 +1479,14 @@
         <w:rPr>
           <w:rStyle w:val="Strong"/>
           <w:rFonts w:ascii="Arial" w:hAnsi="Arial" w:cs="Arial"/>
-          <w:sz w:val="20"/>
+          <w:sz w:val="18"/>
         </w:rPr>
         <w:t>component system</w:t>
       </w:r>
       <w:r>
         <w:rPr>
           <w:rFonts w:ascii="Arial" w:hAnsi="Arial" w:cs="Arial"/>
-          <w:sz w:val="20"/>
+          <w:sz w:val="18"/>
         </w:rPr>
         <w:t xml:space="preserve"> to reduce regressions and improve release predictability.</w:t>
       </w:r>
@@ -2156,13 +1501,13 @@
         <w:jc w:val="both"/>
         <w:rPr>
           <w:rFonts w:ascii="Arial" w:hAnsi="Arial" w:cs="Arial"/>
-          <w:sz w:val="20"/>
-        </w:rPr>
-      </w:pPr>
-      <w:r>
-        <w:rPr>
-          <w:rFonts w:ascii="Arial" w:hAnsi="Arial" w:cs="Arial"/>
-          <w:sz w:val="20"/>
+          <w:sz w:val="18"/>
+        </w:rPr>
+      </w:pPr>
+      <w:r>
+        <w:rPr>
+          <w:rFonts w:ascii="Arial" w:hAnsi="Arial" w:cs="Arial"/>
+          <w:sz w:val="18"/>
         </w:rPr>
         <w:t xml:space="preserve">Designed and implemented </w:t>
       </w:r>
@@ -2170,14 +1515,14 @@
         <w:rPr>
           <w:rStyle w:val="Strong"/>
           <w:rFonts w:ascii="Arial" w:hAnsi="Arial" w:cs="Arial"/>
-          <w:sz w:val="20"/>
+          <w:sz w:val="18"/>
         </w:rPr>
         <w:t>Spring Boot</w:t>
       </w:r>
       <w:r>
         <w:rPr>
           <w:rFonts w:ascii="Arial" w:hAnsi="Arial" w:cs="Arial"/>
-          <w:sz w:val="20"/>
+          <w:sz w:val="18"/>
         </w:rPr>
         <w:t xml:space="preserve"> services with explicit </w:t>
       </w:r>
@@ -2185,14 +1530,14 @@
         <w:rPr>
           <w:rStyle w:val="Strong"/>
           <w:rFonts w:ascii="Arial" w:hAnsi="Arial" w:cs="Arial"/>
-          <w:sz w:val="20"/>
+          <w:sz w:val="18"/>
         </w:rPr>
         <w:t>API versioning</w:t>
       </w:r>
       <w:r>
         <w:rPr>
           <w:rFonts w:ascii="Arial" w:hAnsi="Arial" w:cs="Arial"/>
-          <w:sz w:val="20"/>
+          <w:sz w:val="18"/>
         </w:rPr>
         <w:t>, consistent error envelopes, and backward-compatible payload evolution to protect client integrations.</w:t>
       </w:r>
@@ -2207,13 +1552,13 @@
         <w:jc w:val="both"/>
         <w:rPr>
           <w:rFonts w:ascii="Arial" w:hAnsi="Arial" w:cs="Arial"/>
-          <w:sz w:val="20"/>
-        </w:rPr>
-      </w:pPr>
-      <w:r>
-        <w:rPr>
-          <w:rFonts w:ascii="Arial" w:hAnsi="Arial" w:cs="Arial"/>
-          <w:sz w:val="20"/>
+          <w:sz w:val="18"/>
+        </w:rPr>
+      </w:pPr>
+      <w:r>
+        <w:rPr>
+          <w:rFonts w:ascii="Arial" w:hAnsi="Arial" w:cs="Arial"/>
+          <w:sz w:val="18"/>
         </w:rPr>
         <w:t xml:space="preserve">Owned performance </w:t>
       </w:r>
@@ -2221,7 +1566,7 @@
       <w:r>
         <w:rPr>
           <w:rFonts w:ascii="Arial" w:hAnsi="Arial" w:cs="Arial"/>
-          <w:sz w:val="20"/>
+          <w:sz w:val="18"/>
         </w:rPr>
         <w:t>workstreams</w:t>
       </w:r>
@@ -2229,7 +1574,7 @@
       <w:r>
         <w:rPr>
           <w:rFonts w:ascii="Arial" w:hAnsi="Arial" w:cs="Arial"/>
-          <w:sz w:val="20"/>
+          <w:sz w:val="18"/>
         </w:rPr>
         <w:t xml:space="preserve"> across rendering and API latency, profiling bottlenecks, removing </w:t>
       </w:r>
@@ -2238,14 +1583,14 @@
         <w:rPr>
           <w:rStyle w:val="Strong"/>
           <w:rFonts w:ascii="Arial" w:hAnsi="Arial" w:cs="Arial"/>
-          <w:sz w:val="20"/>
+          <w:sz w:val="18"/>
         </w:rPr>
         <w:t>N+1</w:t>
       </w:r>
       <w:r>
         <w:rPr>
           <w:rFonts w:ascii="Arial" w:hAnsi="Arial" w:cs="Arial"/>
-          <w:sz w:val="20"/>
+          <w:sz w:val="18"/>
         </w:rPr>
         <w:t xml:space="preserve"> patterns</w:t>
       </w:r>
@@ -2253,7 +1598,7 @@
       <w:r>
         <w:rPr>
           <w:rFonts w:ascii="Arial" w:hAnsi="Arial" w:cs="Arial"/>
-          <w:sz w:val="20"/>
+          <w:sz w:val="18"/>
         </w:rPr>
         <w:t xml:space="preserve">, and tuning </w:t>
       </w:r>
@@ -2262,7 +1607,7 @@
         <w:rPr>
           <w:rStyle w:val="Strong"/>
           <w:rFonts w:ascii="Arial" w:hAnsi="Arial" w:cs="Arial"/>
-          <w:sz w:val="20"/>
+          <w:sz w:val="18"/>
         </w:rPr>
         <w:t>PostgreSQL</w:t>
       </w:r>
@@ -2270,7 +1615,7 @@
       <w:r>
         <w:rPr>
           <w:rFonts w:ascii="Arial" w:hAnsi="Arial" w:cs="Arial"/>
-          <w:sz w:val="20"/>
+          <w:sz w:val="18"/>
         </w:rPr>
         <w:t xml:space="preserve"> indexes to stabilize p95 response times.</w:t>
       </w:r>
@@ -2285,13 +1630,13 @@
         <w:jc w:val="both"/>
         <w:rPr>
           <w:rFonts w:ascii="Arial" w:hAnsi="Arial" w:cs="Arial"/>
-          <w:sz w:val="20"/>
-        </w:rPr>
-      </w:pPr>
-      <w:r>
-        <w:rPr>
-          <w:rFonts w:ascii="Arial" w:hAnsi="Arial" w:cs="Arial"/>
-          <w:sz w:val="20"/>
+          <w:sz w:val="18"/>
+        </w:rPr>
+      </w:pPr>
+      <w:r>
+        <w:rPr>
+          <w:rFonts w:ascii="Arial" w:hAnsi="Arial" w:cs="Arial"/>
+          <w:sz w:val="18"/>
         </w:rPr>
         <w:t xml:space="preserve">Implemented caching for read-heavy datasets using </w:t>
       </w:r>
@@ -2300,7 +1645,7 @@
         <w:rPr>
           <w:rStyle w:val="Strong"/>
           <w:rFonts w:ascii="Arial" w:hAnsi="Arial" w:cs="Arial"/>
-          <w:sz w:val="20"/>
+          <w:sz w:val="18"/>
         </w:rPr>
         <w:t>Redis</w:t>
       </w:r>
@@ -2308,7 +1653,7 @@
       <w:r>
         <w:rPr>
           <w:rFonts w:ascii="Arial" w:hAnsi="Arial" w:cs="Arial"/>
-          <w:sz w:val="20"/>
+          <w:sz w:val="18"/>
         </w:rPr>
         <w:t xml:space="preserve"> and controlled TTL/invalidations, reducing load on </w:t>
       </w:r>
@@ -2316,14 +1661,14 @@
         <w:rPr>
           <w:rStyle w:val="Strong"/>
           <w:rFonts w:ascii="Arial" w:hAnsi="Arial" w:cs="Arial"/>
-          <w:sz w:val="20"/>
+          <w:sz w:val="18"/>
         </w:rPr>
         <w:t>RDS</w:t>
       </w:r>
       <w:r>
         <w:rPr>
           <w:rFonts w:ascii="Arial" w:hAnsi="Arial" w:cs="Arial"/>
-          <w:sz w:val="20"/>
+          <w:sz w:val="18"/>
         </w:rPr>
         <w:t>-backed persistence and improving peak-hour stability.</w:t>
       </w:r>
@@ -2338,13 +1683,13 @@
         <w:jc w:val="both"/>
         <w:rPr>
           <w:rFonts w:ascii="Arial" w:hAnsi="Arial" w:cs="Arial"/>
-          <w:sz w:val="20"/>
-        </w:rPr>
-      </w:pPr>
-      <w:r>
-        <w:rPr>
-          <w:rFonts w:ascii="Arial" w:hAnsi="Arial" w:cs="Arial"/>
-          <w:sz w:val="20"/>
+          <w:sz w:val="18"/>
+        </w:rPr>
+      </w:pPr>
+      <w:r>
+        <w:rPr>
+          <w:rFonts w:ascii="Arial" w:hAnsi="Arial" w:cs="Arial"/>
+          <w:sz w:val="18"/>
         </w:rPr>
         <w:t xml:space="preserve">Strengthened authentication and authorization with </w:t>
       </w:r>
@@ -2352,14 +1697,14 @@
         <w:rPr>
           <w:rStyle w:val="Strong"/>
           <w:rFonts w:ascii="Arial" w:hAnsi="Arial" w:cs="Arial"/>
-          <w:sz w:val="20"/>
+          <w:sz w:val="18"/>
         </w:rPr>
         <w:t>Spring Security</w:t>
       </w:r>
       <w:r>
         <w:rPr>
           <w:rFonts w:ascii="Arial" w:hAnsi="Arial" w:cs="Arial"/>
-          <w:sz w:val="20"/>
+          <w:sz w:val="18"/>
         </w:rPr>
         <w:t xml:space="preserve">, enforcing </w:t>
       </w:r>
@@ -2367,14 +1712,14 @@
         <w:rPr>
           <w:rStyle w:val="Strong"/>
           <w:rFonts w:ascii="Arial" w:hAnsi="Arial" w:cs="Arial"/>
-          <w:sz w:val="20"/>
+          <w:sz w:val="18"/>
         </w:rPr>
         <w:t>JWT</w:t>
       </w:r>
       <w:r>
         <w:rPr>
           <w:rFonts w:ascii="Arial" w:hAnsi="Arial" w:cs="Arial"/>
-          <w:sz w:val="20"/>
+          <w:sz w:val="18"/>
         </w:rPr>
         <w:t xml:space="preserve"> policies and </w:t>
       </w:r>
@@ -2382,14 +1727,14 @@
         <w:rPr>
           <w:rStyle w:val="Strong"/>
           <w:rFonts w:ascii="Arial" w:hAnsi="Arial" w:cs="Arial"/>
-          <w:sz w:val="20"/>
+          <w:sz w:val="18"/>
         </w:rPr>
         <w:t>RBAC/ABAC</w:t>
       </w:r>
       <w:r>
         <w:rPr>
           <w:rFonts w:ascii="Arial" w:hAnsi="Arial" w:cs="Arial"/>
-          <w:sz w:val="20"/>
+          <w:sz w:val="18"/>
         </w:rPr>
         <w:t xml:space="preserve"> controls with </w:t>
       </w:r>
@@ -2397,14 +1742,14 @@
         <w:rPr>
           <w:rStyle w:val="Strong"/>
           <w:rFonts w:ascii="Arial" w:hAnsi="Arial" w:cs="Arial"/>
-          <w:sz w:val="20"/>
+          <w:sz w:val="18"/>
         </w:rPr>
         <w:t>audit logging</w:t>
       </w:r>
       <w:r>
         <w:rPr>
           <w:rFonts w:ascii="Arial" w:hAnsi="Arial" w:cs="Arial"/>
-          <w:sz w:val="20"/>
+          <w:sz w:val="18"/>
         </w:rPr>
         <w:t xml:space="preserve"> for sensitive workflows.</w:t>
       </w:r>
@@ -2419,13 +1764,13 @@
         <w:jc w:val="both"/>
         <w:rPr>
           <w:rFonts w:ascii="Arial" w:hAnsi="Arial" w:cs="Arial"/>
-          <w:sz w:val="20"/>
-        </w:rPr>
-      </w:pPr>
-      <w:r>
-        <w:rPr>
-          <w:rFonts w:ascii="Arial" w:hAnsi="Arial" w:cs="Arial"/>
-          <w:sz w:val="20"/>
+          <w:sz w:val="18"/>
+        </w:rPr>
+      </w:pPr>
+      <w:r>
+        <w:rPr>
+          <w:rFonts w:ascii="Arial" w:hAnsi="Arial" w:cs="Arial"/>
+          <w:sz w:val="18"/>
         </w:rPr>
         <w:t xml:space="preserve">Built resilient write paths using </w:t>
       </w:r>
@@ -2434,7 +1779,7 @@
         <w:rPr>
           <w:rStyle w:val="Strong"/>
           <w:rFonts w:ascii="Arial" w:hAnsi="Arial" w:cs="Arial"/>
-          <w:sz w:val="20"/>
+          <w:sz w:val="18"/>
         </w:rPr>
         <w:t>idempotency</w:t>
       </w:r>
@@ -2442,7 +1787,7 @@
       <w:r>
         <w:rPr>
           <w:rFonts w:ascii="Arial" w:hAnsi="Arial" w:cs="Arial"/>
-          <w:sz w:val="20"/>
+          <w:sz w:val="18"/>
         </w:rPr>
         <w:t xml:space="preserve"> keys and retry-safe server logic; operationalized dead-letter reprocessing patterns for message-driven work.</w:t>
       </w:r>
@@ -2457,13 +1802,13 @@
         <w:jc w:val="both"/>
         <w:rPr>
           <w:rFonts w:ascii="Arial" w:hAnsi="Arial" w:cs="Arial"/>
-          <w:sz w:val="20"/>
-        </w:rPr>
-      </w:pPr>
-      <w:r>
-        <w:rPr>
-          <w:rFonts w:ascii="Arial" w:hAnsi="Arial" w:cs="Arial"/>
-          <w:sz w:val="20"/>
+          <w:sz w:val="18"/>
+        </w:rPr>
+      </w:pPr>
+      <w:r>
+        <w:rPr>
+          <w:rFonts w:ascii="Arial" w:hAnsi="Arial" w:cs="Arial"/>
+          <w:sz w:val="18"/>
         </w:rPr>
         <w:t xml:space="preserve">Integrated </w:t>
       </w:r>
@@ -2471,7 +1816,7 @@
       <w:r>
         <w:rPr>
           <w:rFonts w:ascii="Arial" w:hAnsi="Arial" w:cs="Arial"/>
-          <w:sz w:val="20"/>
+          <w:sz w:val="18"/>
         </w:rPr>
         <w:t>async</w:t>
       </w:r>
@@ -2479,7 +1824,7 @@
       <w:r>
         <w:rPr>
           <w:rFonts w:ascii="Arial" w:hAnsi="Arial" w:cs="Arial"/>
-          <w:sz w:val="20"/>
+          <w:sz w:val="18"/>
         </w:rPr>
         <w:t xml:space="preserve"> processing using </w:t>
       </w:r>
@@ -2487,14 +1832,14 @@
         <w:rPr>
           <w:rStyle w:val="Strong"/>
           <w:rFonts w:ascii="Arial" w:hAnsi="Arial" w:cs="Arial"/>
-          <w:sz w:val="20"/>
+          <w:sz w:val="18"/>
         </w:rPr>
         <w:t>AWS SQS/SNS</w:t>
       </w:r>
       <w:r>
         <w:rPr>
           <w:rFonts w:ascii="Arial" w:hAnsi="Arial" w:cs="Arial"/>
-          <w:sz w:val="20"/>
+          <w:sz w:val="18"/>
         </w:rPr>
         <w:t xml:space="preserve"> and </w:t>
       </w:r>
@@ -2502,14 +1847,14 @@
         <w:rPr>
           <w:rStyle w:val="Strong"/>
           <w:rFonts w:ascii="Arial" w:hAnsi="Arial" w:cs="Arial"/>
-          <w:sz w:val="20"/>
+          <w:sz w:val="18"/>
         </w:rPr>
         <w:t>Kafka</w:t>
       </w:r>
       <w:r>
         <w:rPr>
           <w:rFonts w:ascii="Arial" w:hAnsi="Arial" w:cs="Arial"/>
-          <w:sz w:val="20"/>
+          <w:sz w:val="18"/>
         </w:rPr>
         <w:t xml:space="preserve"> (with interoperability patterns for </w:t>
       </w:r>
@@ -2518,7 +1863,7 @@
         <w:rPr>
           <w:rStyle w:val="Strong"/>
           <w:rFonts w:ascii="Arial" w:hAnsi="Arial" w:cs="Arial"/>
-          <w:sz w:val="20"/>
+          <w:sz w:val="18"/>
         </w:rPr>
         <w:t>RabbitMQ</w:t>
       </w:r>
@@ -2526,7 +1871,7 @@
       <w:r>
         <w:rPr>
           <w:rFonts w:ascii="Arial" w:hAnsi="Arial" w:cs="Arial"/>
-          <w:sz w:val="20"/>
+          <w:sz w:val="18"/>
         </w:rPr>
         <w:t xml:space="preserve"> in partner systems) to decouple long-running tasks.</w:t>
       </w:r>
@@ -2541,13 +1886,13 @@
         <w:jc w:val="both"/>
         <w:rPr>
           <w:rFonts w:ascii="Arial" w:hAnsi="Arial" w:cs="Arial"/>
-          <w:sz w:val="20"/>
-        </w:rPr>
-      </w:pPr>
-      <w:r>
-        <w:rPr>
-          <w:rFonts w:ascii="Arial" w:hAnsi="Arial" w:cs="Arial"/>
-          <w:sz w:val="20"/>
+          <w:sz w:val="18"/>
+        </w:rPr>
+      </w:pPr>
+      <w:r>
+        <w:rPr>
+          <w:rFonts w:ascii="Arial" w:hAnsi="Arial" w:cs="Arial"/>
+          <w:sz w:val="18"/>
         </w:rPr>
         <w:t>Partnered with stakeholders to translate ambiguous requirements into scoped milestones and measurable outcomes, ensuring delivery stayed aligned to business goals.</w:t>
       </w:r>
@@ -2562,15 +1907,14 @@
         <w:jc w:val="both"/>
         <w:rPr>
           <w:rFonts w:ascii="Arial" w:hAnsi="Arial" w:cs="Arial"/>
-          <w:sz w:val="20"/>
-        </w:rPr>
-      </w:pPr>
-      <w:r>
-        <w:rPr>
-          <w:rFonts w:ascii="Arial" w:hAnsi="Arial" w:cs="Arial"/>
-          <w:sz w:val="20"/>
-        </w:rPr>
-        <w:lastRenderedPageBreak/>
+          <w:sz w:val="18"/>
+        </w:rPr>
+      </w:pPr>
+      <w:r>
+        <w:rPr>
+          <w:rFonts w:ascii="Arial" w:hAnsi="Arial" w:cs="Arial"/>
+          <w:sz w:val="18"/>
+        </w:rPr>
         <w:t xml:space="preserve">Improved CI and release safety by standardizing pipelines and quality gates across </w:t>
       </w:r>
       <w:proofErr w:type="spellStart"/>
@@ -2578,7 +1922,7 @@
         <w:rPr>
           <w:rStyle w:val="Strong"/>
           <w:rFonts w:ascii="Arial" w:hAnsi="Arial" w:cs="Arial"/>
-          <w:sz w:val="20"/>
+          <w:sz w:val="18"/>
         </w:rPr>
         <w:t>GitHub</w:t>
       </w:r>
@@ -2587,14 +1931,14 @@
         <w:rPr>
           <w:rStyle w:val="Strong"/>
           <w:rFonts w:ascii="Arial" w:hAnsi="Arial" w:cs="Arial"/>
-          <w:sz w:val="20"/>
+          <w:sz w:val="18"/>
         </w:rPr>
         <w:t xml:space="preserve"> Actions</w:t>
       </w:r>
       <w:r>
         <w:rPr>
           <w:rFonts w:ascii="Arial" w:hAnsi="Arial" w:cs="Arial"/>
-          <w:sz w:val="20"/>
+          <w:sz w:val="18"/>
         </w:rPr>
         <w:t xml:space="preserve"> and </w:t>
       </w:r>
@@ -2602,14 +1946,14 @@
         <w:rPr>
           <w:rStyle w:val="Strong"/>
           <w:rFonts w:ascii="Arial" w:hAnsi="Arial" w:cs="Arial"/>
-          <w:sz w:val="20"/>
+          <w:sz w:val="18"/>
         </w:rPr>
         <w:t>Jenkins</w:t>
       </w:r>
       <w:r>
         <w:rPr>
           <w:rFonts w:ascii="Arial" w:hAnsi="Arial" w:cs="Arial"/>
-          <w:sz w:val="20"/>
+          <w:sz w:val="18"/>
         </w:rPr>
         <w:t>, including automated checks and reproducible test runs.</w:t>
       </w:r>
@@ -2624,13 +1968,13 @@
         <w:jc w:val="both"/>
         <w:rPr>
           <w:rFonts w:ascii="Arial" w:hAnsi="Arial" w:cs="Arial"/>
-          <w:sz w:val="20"/>
-        </w:rPr>
-      </w:pPr>
-      <w:r>
-        <w:rPr>
-          <w:rFonts w:ascii="Arial" w:hAnsi="Arial" w:cs="Arial"/>
-          <w:sz w:val="20"/>
+          <w:sz w:val="18"/>
+        </w:rPr>
+      </w:pPr>
+      <w:r>
+        <w:rPr>
+          <w:rFonts w:ascii="Arial" w:hAnsi="Arial" w:cs="Arial"/>
+          <w:sz w:val="18"/>
         </w:rPr>
         <w:t xml:space="preserve">Expanded automated testing with </w:t>
       </w:r>
@@ -2638,14 +1982,14 @@
         <w:rPr>
           <w:rStyle w:val="Strong"/>
           <w:rFonts w:ascii="Arial" w:hAnsi="Arial" w:cs="Arial"/>
-          <w:sz w:val="20"/>
+          <w:sz w:val="18"/>
         </w:rPr>
         <w:t>Cypress</w:t>
       </w:r>
       <w:r>
         <w:rPr>
           <w:rFonts w:ascii="Arial" w:hAnsi="Arial" w:cs="Arial"/>
-          <w:sz w:val="20"/>
+          <w:sz w:val="18"/>
         </w:rPr>
         <w:t xml:space="preserve"> and </w:t>
       </w:r>
@@ -2653,14 +1997,14 @@
         <w:rPr>
           <w:rStyle w:val="Strong"/>
           <w:rFonts w:ascii="Arial" w:hAnsi="Arial" w:cs="Arial"/>
-          <w:sz w:val="20"/>
+          <w:sz w:val="18"/>
         </w:rPr>
         <w:t>Playwright</w:t>
       </w:r>
       <w:r>
         <w:rPr>
           <w:rFonts w:ascii="Arial" w:hAnsi="Arial" w:cs="Arial"/>
-          <w:sz w:val="20"/>
+          <w:sz w:val="18"/>
         </w:rPr>
         <w:t xml:space="preserve"> for critical journeys, plus contract-style API checks to protect pagination/validation semantics.</w:t>
       </w:r>
@@ -2675,13 +2019,13 @@
         <w:jc w:val="both"/>
         <w:rPr>
           <w:rFonts w:ascii="Arial" w:hAnsi="Arial" w:cs="Arial"/>
-          <w:sz w:val="20"/>
-        </w:rPr>
-      </w:pPr>
-      <w:r>
-        <w:rPr>
-          <w:rFonts w:ascii="Arial" w:hAnsi="Arial" w:cs="Arial"/>
-          <w:sz w:val="20"/>
+          <w:sz w:val="18"/>
+        </w:rPr>
+      </w:pPr>
+      <w:r>
+        <w:rPr>
+          <w:rFonts w:ascii="Arial" w:hAnsi="Arial" w:cs="Arial"/>
+          <w:sz w:val="18"/>
         </w:rPr>
         <w:t>Reduced on-call noise with structured logging, actionable alerts, and trace-friendly correlation IDs; connected errors to endpoints and user flows for faster triage.</w:t>
       </w:r>
@@ -2696,14 +2040,15 @@
         <w:jc w:val="both"/>
         <w:rPr>
           <w:rFonts w:ascii="Arial" w:hAnsi="Arial" w:cs="Arial"/>
-          <w:sz w:val="20"/>
-        </w:rPr>
-      </w:pPr>
-      <w:r>
-        <w:rPr>
-          <w:rFonts w:ascii="Arial" w:hAnsi="Arial" w:cs="Arial"/>
-          <w:sz w:val="20"/>
-        </w:rPr>
+          <w:sz w:val="18"/>
+        </w:rPr>
+      </w:pPr>
+      <w:r>
+        <w:rPr>
+          <w:rFonts w:ascii="Arial" w:hAnsi="Arial" w:cs="Arial"/>
+          <w:sz w:val="18"/>
+        </w:rPr>
+        <w:lastRenderedPageBreak/>
         <w:t xml:space="preserve">Introduced </w:t>
       </w:r>
       <w:proofErr w:type="spellStart"/>
@@ -2711,7 +2056,7 @@
         <w:rPr>
           <w:rStyle w:val="Strong"/>
           <w:rFonts w:ascii="Arial" w:hAnsi="Arial" w:cs="Arial"/>
-          <w:sz w:val="20"/>
+          <w:sz w:val="18"/>
         </w:rPr>
         <w:t>OpenTelemetry</w:t>
       </w:r>
@@ -2719,7 +2064,7 @@
       <w:r>
         <w:rPr>
           <w:rFonts w:ascii="Arial" w:hAnsi="Arial" w:cs="Arial"/>
-          <w:sz w:val="20"/>
+          <w:sz w:val="18"/>
         </w:rPr>
         <w:t xml:space="preserve"> instrumentation and exported signals to </w:t>
       </w:r>
@@ -2728,7 +2073,7 @@
         <w:rPr>
           <w:rStyle w:val="Strong"/>
           <w:rFonts w:ascii="Arial" w:hAnsi="Arial" w:cs="Arial"/>
-          <w:sz w:val="20"/>
+          <w:sz w:val="18"/>
         </w:rPr>
         <w:t>Datadog</w:t>
       </w:r>
@@ -2736,7 +2081,7 @@
       <w:r>
         <w:rPr>
           <w:rFonts w:ascii="Arial" w:hAnsi="Arial" w:cs="Arial"/>
-          <w:sz w:val="20"/>
+          <w:sz w:val="18"/>
         </w:rPr>
         <w:t xml:space="preserve">, </w:t>
       </w:r>
@@ -2745,7 +2090,7 @@
         <w:rPr>
           <w:rStyle w:val="Strong"/>
           <w:rFonts w:ascii="Arial" w:hAnsi="Arial" w:cs="Arial"/>
-          <w:sz w:val="20"/>
+          <w:sz w:val="18"/>
         </w:rPr>
         <w:t>Grafana</w:t>
       </w:r>
@@ -2753,7 +2098,7 @@
       <w:r>
         <w:rPr>
           <w:rFonts w:ascii="Arial" w:hAnsi="Arial" w:cs="Arial"/>
-          <w:sz w:val="20"/>
+          <w:sz w:val="18"/>
         </w:rPr>
         <w:t xml:space="preserve">, and </w:t>
       </w:r>
@@ -2762,7 +2107,7 @@
         <w:rPr>
           <w:rStyle w:val="Strong"/>
           <w:rFonts w:ascii="Arial" w:hAnsi="Arial" w:cs="Arial"/>
-          <w:sz w:val="20"/>
+          <w:sz w:val="18"/>
         </w:rPr>
         <w:t>CloudWatch</w:t>
       </w:r>
@@ -2770,7 +2115,7 @@
       <w:r>
         <w:rPr>
           <w:rFonts w:ascii="Arial" w:hAnsi="Arial" w:cs="Arial"/>
-          <w:sz w:val="20"/>
+          <w:sz w:val="18"/>
         </w:rPr>
         <w:t>, improving debugging from “random 500s” to traceable root causes.</w:t>
       </w:r>
@@ -2785,13 +2130,13 @@
         <w:jc w:val="both"/>
         <w:rPr>
           <w:rFonts w:ascii="Arial" w:hAnsi="Arial" w:cs="Arial"/>
-          <w:sz w:val="20"/>
-        </w:rPr>
-      </w:pPr>
-      <w:r>
-        <w:rPr>
-          <w:rFonts w:ascii="Arial" w:hAnsi="Arial" w:cs="Arial"/>
-          <w:sz w:val="20"/>
+          <w:sz w:val="18"/>
+        </w:rPr>
+      </w:pPr>
+      <w:r>
+        <w:rPr>
+          <w:rFonts w:ascii="Arial" w:hAnsi="Arial" w:cs="Arial"/>
+          <w:sz w:val="18"/>
         </w:rPr>
         <w:t xml:space="preserve">Supported cloud deployment workflows using </w:t>
       </w:r>
@@ -2800,7 +2145,7 @@
         <w:rPr>
           <w:rStyle w:val="Strong"/>
           <w:rFonts w:ascii="Arial" w:hAnsi="Arial" w:cs="Arial"/>
-          <w:sz w:val="20"/>
+          <w:sz w:val="18"/>
         </w:rPr>
         <w:t>Docker</w:t>
       </w:r>
@@ -2808,7 +2153,7 @@
       <w:r>
         <w:rPr>
           <w:rFonts w:ascii="Arial" w:hAnsi="Arial" w:cs="Arial"/>
-          <w:sz w:val="20"/>
+          <w:sz w:val="18"/>
         </w:rPr>
         <w:t xml:space="preserve"> containers, </w:t>
       </w:r>
@@ -2817,7 +2162,7 @@
         <w:rPr>
           <w:rStyle w:val="Strong"/>
           <w:rFonts w:ascii="Arial" w:hAnsi="Arial" w:cs="Arial"/>
-          <w:sz w:val="20"/>
+          <w:sz w:val="18"/>
         </w:rPr>
         <w:t>Kubernetes</w:t>
       </w:r>
@@ -2825,7 +2170,7 @@
       <w:r>
         <w:rPr>
           <w:rFonts w:ascii="Arial" w:hAnsi="Arial" w:cs="Arial"/>
-          <w:sz w:val="20"/>
+          <w:sz w:val="18"/>
         </w:rPr>
         <w:t xml:space="preserve"> orchestration, and declarative releases via </w:t>
       </w:r>
@@ -2833,14 +2178,14 @@
         <w:rPr>
           <w:rStyle w:val="Strong"/>
           <w:rFonts w:ascii="Arial" w:hAnsi="Arial" w:cs="Arial"/>
-          <w:sz w:val="20"/>
+          <w:sz w:val="18"/>
         </w:rPr>
         <w:t>Helm</w:t>
       </w:r>
       <w:r>
         <w:rPr>
           <w:rFonts w:ascii="Arial" w:hAnsi="Arial" w:cs="Arial"/>
-          <w:sz w:val="20"/>
+          <w:sz w:val="18"/>
         </w:rPr>
         <w:t xml:space="preserve"> + </w:t>
       </w:r>
@@ -2848,14 +2193,14 @@
         <w:rPr>
           <w:rStyle w:val="Strong"/>
           <w:rFonts w:ascii="Arial" w:hAnsi="Arial" w:cs="Arial"/>
-          <w:sz w:val="20"/>
+          <w:sz w:val="18"/>
         </w:rPr>
         <w:t>Argo CD</w:t>
       </w:r>
       <w:r>
         <w:rPr>
           <w:rFonts w:ascii="Arial" w:hAnsi="Arial" w:cs="Arial"/>
-          <w:sz w:val="20"/>
+          <w:sz w:val="18"/>
         </w:rPr>
         <w:t xml:space="preserve"> using </w:t>
       </w:r>
@@ -2864,7 +2209,7 @@
         <w:rPr>
           <w:rStyle w:val="Strong"/>
           <w:rFonts w:ascii="Arial" w:hAnsi="Arial" w:cs="Arial"/>
-          <w:sz w:val="20"/>
+          <w:sz w:val="18"/>
         </w:rPr>
         <w:t>GitOps</w:t>
       </w:r>
@@ -2872,7 +2217,7 @@
       <w:r>
         <w:rPr>
           <w:rFonts w:ascii="Arial" w:hAnsi="Arial" w:cs="Arial"/>
-          <w:sz w:val="20"/>
+          <w:sz w:val="18"/>
         </w:rPr>
         <w:t xml:space="preserve"> practices.</w:t>
       </w:r>
@@ -2887,13 +2232,13 @@
         <w:jc w:val="both"/>
         <w:rPr>
           <w:rFonts w:ascii="Arial" w:hAnsi="Arial" w:cs="Arial"/>
-          <w:sz w:val="20"/>
-        </w:rPr>
-      </w:pPr>
-      <w:r>
-        <w:rPr>
-          <w:rFonts w:ascii="Arial" w:hAnsi="Arial" w:cs="Arial"/>
-          <w:sz w:val="20"/>
+          <w:sz w:val="18"/>
+        </w:rPr>
+      </w:pPr>
+      <w:r>
+        <w:rPr>
+          <w:rFonts w:ascii="Arial" w:hAnsi="Arial" w:cs="Arial"/>
+          <w:sz w:val="18"/>
         </w:rPr>
         <w:t xml:space="preserve">Contributed infrastructure automation using </w:t>
       </w:r>
@@ -2902,7 +2247,7 @@
         <w:rPr>
           <w:rStyle w:val="Strong"/>
           <w:rFonts w:ascii="Arial" w:hAnsi="Arial" w:cs="Arial"/>
-          <w:sz w:val="20"/>
+          <w:sz w:val="18"/>
         </w:rPr>
         <w:t>Terraform</w:t>
       </w:r>
@@ -2910,7 +2255,7 @@
       <w:r>
         <w:rPr>
           <w:rFonts w:ascii="Arial" w:hAnsi="Arial" w:cs="Arial"/>
-          <w:sz w:val="20"/>
+          <w:sz w:val="18"/>
         </w:rPr>
         <w:t xml:space="preserve"> and </w:t>
       </w:r>
@@ -2919,7 +2264,7 @@
         <w:rPr>
           <w:rStyle w:val="Strong"/>
           <w:rFonts w:ascii="Arial" w:hAnsi="Arial" w:cs="Arial"/>
-          <w:sz w:val="20"/>
+          <w:sz w:val="18"/>
         </w:rPr>
         <w:t>CloudFormation</w:t>
       </w:r>
@@ -2927,7 +2272,7 @@
       <w:r>
         <w:rPr>
           <w:rFonts w:ascii="Arial" w:hAnsi="Arial" w:cs="Arial"/>
-          <w:sz w:val="20"/>
+          <w:sz w:val="18"/>
         </w:rPr>
         <w:t xml:space="preserve"> for repeatable environments, including IAM-scoped access patterns and safer rollouts.</w:t>
       </w:r>
@@ -2940,11 +2285,15 @@
           <w:numId w:val="3"/>
         </w:numPr>
         <w:jc w:val="both"/>
-      </w:pPr>
-      <w:r>
-        <w:rPr>
-          <w:rFonts w:ascii="Arial" w:hAnsi="Arial" w:cs="Arial"/>
-          <w:sz w:val="20"/>
+        <w:rPr>
+          <w:rFonts w:ascii="Arial" w:hAnsi="Arial" w:cs="Arial"/>
+          <w:sz w:val="18"/>
+        </w:rPr>
+      </w:pPr>
+      <w:r>
+        <w:rPr>
+          <w:rFonts w:ascii="Arial" w:hAnsi="Arial" w:cs="Arial"/>
+          <w:sz w:val="18"/>
         </w:rPr>
         <w:t xml:space="preserve">Enabled analytics and search use-cases by integrating </w:t>
       </w:r>
@@ -2953,7 +2302,7 @@
         <w:rPr>
           <w:rStyle w:val="Strong"/>
           <w:rFonts w:ascii="Arial" w:hAnsi="Arial" w:cs="Arial"/>
-          <w:sz w:val="20"/>
+          <w:sz w:val="18"/>
         </w:rPr>
         <w:t>Elasticsearch</w:t>
       </w:r>
@@ -2962,14 +2311,14 @@
         <w:rPr>
           <w:rStyle w:val="Strong"/>
           <w:rFonts w:ascii="Arial" w:hAnsi="Arial" w:cs="Arial"/>
-          <w:sz w:val="20"/>
+          <w:sz w:val="18"/>
         </w:rPr>
         <w:t>/OpenSearch</w:t>
       </w:r>
       <w:r>
         <w:rPr>
           <w:rFonts w:ascii="Arial" w:hAnsi="Arial" w:cs="Arial"/>
-          <w:sz w:val="20"/>
+          <w:sz w:val="18"/>
         </w:rPr>
         <w:t xml:space="preserve"> for query experiences and supporting pipelines into </w:t>
       </w:r>
@@ -2977,7 +2326,7 @@
         <w:rPr>
           <w:rStyle w:val="Strong"/>
           <w:rFonts w:ascii="Arial" w:hAnsi="Arial" w:cs="Arial"/>
-          <w:sz w:val="20"/>
+          <w:sz w:val="18"/>
         </w:rPr>
         <w:t>Redshift/</w:t>
       </w:r>
@@ -2986,7 +2335,7 @@
         <w:rPr>
           <w:rStyle w:val="Strong"/>
           <w:rFonts w:ascii="Arial" w:hAnsi="Arial" w:cs="Arial"/>
-          <w:sz w:val="20"/>
+          <w:sz w:val="18"/>
         </w:rPr>
         <w:t>BigQuery</w:t>
       </w:r>
@@ -2994,7 +2343,7 @@
       <w:r>
         <w:rPr>
           <w:rFonts w:ascii="Arial" w:hAnsi="Arial" w:cs="Arial"/>
-          <w:sz w:val="20"/>
+          <w:sz w:val="18"/>
         </w:rPr>
         <w:t xml:space="preserve"> for reporting consumers.</w:t>
       </w:r>
@@ -3053,13 +2402,13 @@
         <w:jc w:val="both"/>
         <w:rPr>
           <w:rFonts w:ascii="Arial" w:hAnsi="Arial" w:cs="Arial"/>
-          <w:sz w:val="20"/>
-        </w:rPr>
-      </w:pPr>
-      <w:r>
-        <w:rPr>
-          <w:rFonts w:ascii="Arial" w:hAnsi="Arial" w:cs="Arial"/>
-          <w:sz w:val="20"/>
+          <w:sz w:val="18"/>
+        </w:rPr>
+      </w:pPr>
+      <w:r>
+        <w:rPr>
+          <w:rFonts w:ascii="Arial" w:hAnsi="Arial" w:cs="Arial"/>
+          <w:sz w:val="18"/>
         </w:rPr>
         <w:t xml:space="preserve">Owned a </w:t>
       </w:r>
@@ -3068,7 +2417,7 @@
         <w:rPr>
           <w:rStyle w:val="Strong"/>
           <w:rFonts w:ascii="Arial" w:hAnsi="Arial" w:cs="Arial"/>
-          <w:sz w:val="20"/>
+          <w:sz w:val="18"/>
         </w:rPr>
         <w:t>Vue</w:t>
       </w:r>
@@ -3076,7 +2425,7 @@
       <w:r>
         <w:rPr>
           <w:rFonts w:ascii="Arial" w:hAnsi="Arial" w:cs="Arial"/>
-          <w:sz w:val="20"/>
+          <w:sz w:val="18"/>
         </w:rPr>
         <w:t>-based SPA for complex workflows, refactoring brittle screens into cohesive components and shared utilities that reduced UI coupling over time.</w:t>
       </w:r>
@@ -3091,13 +2440,13 @@
         <w:jc w:val="both"/>
         <w:rPr>
           <w:rFonts w:ascii="Arial" w:hAnsi="Arial" w:cs="Arial"/>
-          <w:sz w:val="20"/>
-        </w:rPr>
-      </w:pPr>
-      <w:r>
-        <w:rPr>
-          <w:rFonts w:ascii="Arial" w:hAnsi="Arial" w:cs="Arial"/>
-          <w:sz w:val="20"/>
+          <w:sz w:val="18"/>
+        </w:rPr>
+      </w:pPr>
+      <w:r>
+        <w:rPr>
+          <w:rFonts w:ascii="Arial" w:hAnsi="Arial" w:cs="Arial"/>
+          <w:sz w:val="18"/>
         </w:rPr>
         <w:t xml:space="preserve">Built </w:t>
       </w:r>
@@ -3105,14 +2454,14 @@
         <w:rPr>
           <w:rStyle w:val="Strong"/>
           <w:rFonts w:ascii="Arial" w:hAnsi="Arial" w:cs="Arial"/>
-          <w:sz w:val="20"/>
+          <w:sz w:val="18"/>
         </w:rPr>
         <w:t>Spring Boot</w:t>
       </w:r>
       <w:r>
         <w:rPr>
           <w:rFonts w:ascii="Arial" w:hAnsi="Arial" w:cs="Arial"/>
-          <w:sz w:val="20"/>
+          <w:sz w:val="18"/>
         </w:rPr>
         <w:t xml:space="preserve"> services used by multiple clients, enforcing consistent pagination, filtering, and validation rules to keep </w:t>
       </w:r>
@@ -3120,14 +2469,14 @@
         <w:rPr>
           <w:rStyle w:val="Strong"/>
           <w:rFonts w:ascii="Arial" w:hAnsi="Arial" w:cs="Arial"/>
-          <w:sz w:val="20"/>
+          <w:sz w:val="18"/>
         </w:rPr>
         <w:t>REST</w:t>
       </w:r>
       <w:r>
         <w:rPr>
           <w:rFonts w:ascii="Arial" w:hAnsi="Arial" w:cs="Arial"/>
-          <w:sz w:val="20"/>
+          <w:sz w:val="18"/>
         </w:rPr>
         <w:t xml:space="preserve"> contracts predictable.</w:t>
       </w:r>
@@ -3142,13 +2491,13 @@
         <w:jc w:val="both"/>
         <w:rPr>
           <w:rFonts w:ascii="Arial" w:hAnsi="Arial" w:cs="Arial"/>
-          <w:sz w:val="20"/>
-        </w:rPr>
-      </w:pPr>
-      <w:r>
-        <w:rPr>
-          <w:rFonts w:ascii="Arial" w:hAnsi="Arial" w:cs="Arial"/>
-          <w:sz w:val="20"/>
+          <w:sz w:val="18"/>
+        </w:rPr>
+      </w:pPr>
+      <w:r>
+        <w:rPr>
+          <w:rFonts w:ascii="Arial" w:hAnsi="Arial" w:cs="Arial"/>
+          <w:sz w:val="18"/>
         </w:rPr>
         <w:t xml:space="preserve">Implemented secure session and authorization flows using </w:t>
       </w:r>
@@ -3156,14 +2505,14 @@
         <w:rPr>
           <w:rStyle w:val="Strong"/>
           <w:rFonts w:ascii="Arial" w:hAnsi="Arial" w:cs="Arial"/>
-          <w:sz w:val="20"/>
+          <w:sz w:val="18"/>
         </w:rPr>
         <w:t>JWT</w:t>
       </w:r>
       <w:r>
         <w:rPr>
           <w:rFonts w:ascii="Arial" w:hAnsi="Arial" w:cs="Arial"/>
-          <w:sz w:val="20"/>
+          <w:sz w:val="18"/>
         </w:rPr>
         <w:t xml:space="preserve">, </w:t>
       </w:r>
@@ -3171,14 +2520,14 @@
         <w:rPr>
           <w:rStyle w:val="Strong"/>
           <w:rFonts w:ascii="Arial" w:hAnsi="Arial" w:cs="Arial"/>
-          <w:sz w:val="20"/>
+          <w:sz w:val="18"/>
         </w:rPr>
         <w:t>OAuth2/OIDC</w:t>
       </w:r>
       <w:r>
         <w:rPr>
           <w:rFonts w:ascii="Arial" w:hAnsi="Arial" w:cs="Arial"/>
-          <w:sz w:val="20"/>
+          <w:sz w:val="18"/>
         </w:rPr>
         <w:t>, and role-aware guards; aligned server checks with UI affordances to avoid edge-case privilege drift.</w:t>
       </w:r>
@@ -3193,13 +2542,13 @@
         <w:jc w:val="both"/>
         <w:rPr>
           <w:rFonts w:ascii="Arial" w:hAnsi="Arial" w:cs="Arial"/>
-          <w:sz w:val="20"/>
-        </w:rPr>
-      </w:pPr>
-      <w:r>
-        <w:rPr>
-          <w:rFonts w:ascii="Arial" w:hAnsi="Arial" w:cs="Arial"/>
-          <w:sz w:val="20"/>
+          <w:sz w:val="18"/>
+        </w:rPr>
+      </w:pPr>
+      <w:r>
+        <w:rPr>
+          <w:rFonts w:ascii="Arial" w:hAnsi="Arial" w:cs="Arial"/>
+          <w:sz w:val="18"/>
         </w:rPr>
         <w:t>Developed robust import/export pipelines with actionable error feedback, improving operator success rates while protecting backend integrity.</w:t>
       </w:r>
@@ -3214,13 +2563,13 @@
         <w:jc w:val="both"/>
         <w:rPr>
           <w:rFonts w:ascii="Arial" w:hAnsi="Arial" w:cs="Arial"/>
-          <w:sz w:val="20"/>
-        </w:rPr>
-      </w:pPr>
-      <w:r>
-        <w:rPr>
-          <w:rFonts w:ascii="Arial" w:hAnsi="Arial" w:cs="Arial"/>
-          <w:sz w:val="20"/>
+          <w:sz w:val="18"/>
+        </w:rPr>
+      </w:pPr>
+      <w:r>
+        <w:rPr>
+          <w:rFonts w:ascii="Arial" w:hAnsi="Arial" w:cs="Arial"/>
+          <w:sz w:val="18"/>
         </w:rPr>
         <w:t xml:space="preserve">Improved database performance through query audits, indexing, and rewrites across </w:t>
       </w:r>
@@ -3229,7 +2578,7 @@
         <w:rPr>
           <w:rStyle w:val="Strong"/>
           <w:rFonts w:ascii="Arial" w:hAnsi="Arial" w:cs="Arial"/>
-          <w:sz w:val="20"/>
+          <w:sz w:val="18"/>
         </w:rPr>
         <w:t>PostgreSQL</w:t>
       </w:r>
@@ -3238,14 +2587,14 @@
         <w:rPr>
           <w:rStyle w:val="Strong"/>
           <w:rFonts w:ascii="Arial" w:hAnsi="Arial" w:cs="Arial"/>
-          <w:sz w:val="20"/>
+          <w:sz w:val="18"/>
         </w:rPr>
         <w:t>/MySQL/SQL Server</w:t>
       </w:r>
       <w:r>
         <w:rPr>
           <w:rFonts w:ascii="Arial" w:hAnsi="Arial" w:cs="Arial"/>
-          <w:sz w:val="20"/>
+          <w:sz w:val="18"/>
         </w:rPr>
         <w:t xml:space="preserve"> footprints as datasets grew.</w:t>
       </w:r>
@@ -3260,13 +2609,13 @@
         <w:jc w:val="both"/>
         <w:rPr>
           <w:rFonts w:ascii="Arial" w:hAnsi="Arial" w:cs="Arial"/>
-          <w:sz w:val="20"/>
-        </w:rPr>
-      </w:pPr>
-      <w:r>
-        <w:rPr>
-          <w:rFonts w:ascii="Arial" w:hAnsi="Arial" w:cs="Arial"/>
-          <w:sz w:val="20"/>
+          <w:sz w:val="18"/>
+        </w:rPr>
+      </w:pPr>
+      <w:r>
+        <w:rPr>
+          <w:rFonts w:ascii="Arial" w:hAnsi="Arial" w:cs="Arial"/>
+          <w:sz w:val="18"/>
         </w:rPr>
         <w:t>Introduced disciplined error handling and structured logging conventions, correlating request IDs across client and service layers for faster diagnosis.</w:t>
       </w:r>
@@ -3281,13 +2630,13 @@
         <w:jc w:val="both"/>
         <w:rPr>
           <w:rFonts w:ascii="Arial" w:hAnsi="Arial" w:cs="Arial"/>
-          <w:sz w:val="20"/>
-        </w:rPr>
-      </w:pPr>
-      <w:r>
-        <w:rPr>
-          <w:rFonts w:ascii="Arial" w:hAnsi="Arial" w:cs="Arial"/>
-          <w:sz w:val="20"/>
+          <w:sz w:val="18"/>
+        </w:rPr>
+      </w:pPr>
+      <w:r>
+        <w:rPr>
+          <w:rFonts w:ascii="Arial" w:hAnsi="Arial" w:cs="Arial"/>
+          <w:sz w:val="18"/>
         </w:rPr>
         <w:t xml:space="preserve">Hardened critical write operations with retry-safe patterns and idempotent handlers; aligned </w:t>
       </w:r>
@@ -3295,7 +2644,7 @@
       <w:r>
         <w:rPr>
           <w:rFonts w:ascii="Arial" w:hAnsi="Arial" w:cs="Arial"/>
-          <w:sz w:val="20"/>
+          <w:sz w:val="18"/>
         </w:rPr>
         <w:t>async</w:t>
       </w:r>
@@ -3303,7 +2652,7 @@
       <w:r>
         <w:rPr>
           <w:rFonts w:ascii="Arial" w:hAnsi="Arial" w:cs="Arial"/>
-          <w:sz w:val="20"/>
+          <w:sz w:val="18"/>
         </w:rPr>
         <w:t xml:space="preserve"> processing across </w:t>
       </w:r>
@@ -3311,14 +2660,14 @@
         <w:rPr>
           <w:rStyle w:val="Strong"/>
           <w:rFonts w:ascii="Arial" w:hAnsi="Arial" w:cs="Arial"/>
-          <w:sz w:val="20"/>
+          <w:sz w:val="18"/>
         </w:rPr>
         <w:t>Kafka</w:t>
       </w:r>
       <w:r>
         <w:rPr>
           <w:rFonts w:ascii="Arial" w:hAnsi="Arial" w:cs="Arial"/>
-          <w:sz w:val="20"/>
+          <w:sz w:val="18"/>
         </w:rPr>
         <w:t xml:space="preserve"> and </w:t>
       </w:r>
@@ -3326,14 +2675,14 @@
         <w:rPr>
           <w:rStyle w:val="Strong"/>
           <w:rFonts w:ascii="Arial" w:hAnsi="Arial" w:cs="Arial"/>
-          <w:sz w:val="20"/>
+          <w:sz w:val="18"/>
         </w:rPr>
         <w:t>AWS SQS/SNS</w:t>
       </w:r>
       <w:r>
         <w:rPr>
           <w:rFonts w:ascii="Arial" w:hAnsi="Arial" w:cs="Arial"/>
-          <w:sz w:val="20"/>
+          <w:sz w:val="18"/>
         </w:rPr>
         <w:t xml:space="preserve"> where used.</w:t>
       </w:r>
@@ -3348,13 +2697,13 @@
         <w:jc w:val="both"/>
         <w:rPr>
           <w:rFonts w:ascii="Arial" w:hAnsi="Arial" w:cs="Arial"/>
-          <w:sz w:val="20"/>
-        </w:rPr>
-      </w:pPr>
-      <w:r>
-        <w:rPr>
-          <w:rFonts w:ascii="Arial" w:hAnsi="Arial" w:cs="Arial"/>
-          <w:sz w:val="20"/>
+          <w:sz w:val="18"/>
+        </w:rPr>
+      </w:pPr>
+      <w:r>
+        <w:rPr>
+          <w:rFonts w:ascii="Arial" w:hAnsi="Arial" w:cs="Arial"/>
+          <w:sz w:val="18"/>
         </w:rPr>
         <w:t xml:space="preserve">Integrated caching and rate controls using </w:t>
       </w:r>
@@ -3364,7 +2713,7 @@
         <w:rPr>
           <w:rStyle w:val="Strong"/>
           <w:rFonts w:ascii="Arial" w:hAnsi="Arial" w:cs="Arial"/>
-          <w:sz w:val="20"/>
+          <w:sz w:val="18"/>
         </w:rPr>
         <w:t>Redis</w:t>
       </w:r>
@@ -3373,7 +2722,7 @@
       <w:r>
         <w:rPr>
           <w:rFonts w:ascii="Arial" w:hAnsi="Arial" w:cs="Arial"/>
-          <w:sz w:val="20"/>
+          <w:sz w:val="18"/>
         </w:rPr>
         <w:t xml:space="preserve"> plus HTTP-level rate limiting to protect core endpoints under peak load.</w:t>
       </w:r>
@@ -3388,13 +2737,13 @@
         <w:jc w:val="both"/>
         <w:rPr>
           <w:rFonts w:ascii="Arial" w:hAnsi="Arial" w:cs="Arial"/>
-          <w:sz w:val="20"/>
-        </w:rPr>
-      </w:pPr>
-      <w:r>
-        <w:rPr>
-          <w:rFonts w:ascii="Arial" w:hAnsi="Arial" w:cs="Arial"/>
-          <w:sz w:val="20"/>
+          <w:sz w:val="18"/>
+        </w:rPr>
+      </w:pPr>
+      <w:r>
+        <w:rPr>
+          <w:rFonts w:ascii="Arial" w:hAnsi="Arial" w:cs="Arial"/>
+          <w:sz w:val="18"/>
         </w:rPr>
         <w:t xml:space="preserve">Supported search experiences by indexing domain events into </w:t>
       </w:r>
@@ -3403,7 +2752,7 @@
         <w:rPr>
           <w:rStyle w:val="Strong"/>
           <w:rFonts w:ascii="Arial" w:hAnsi="Arial" w:cs="Arial"/>
-          <w:sz w:val="20"/>
+          <w:sz w:val="18"/>
         </w:rPr>
         <w:t>Elasticsearch</w:t>
       </w:r>
@@ -3412,14 +2761,14 @@
         <w:rPr>
           <w:rStyle w:val="Strong"/>
           <w:rFonts w:ascii="Arial" w:hAnsi="Arial" w:cs="Arial"/>
-          <w:sz w:val="20"/>
+          <w:sz w:val="18"/>
         </w:rPr>
         <w:t>/OpenSearch</w:t>
       </w:r>
       <w:r>
         <w:rPr>
           <w:rFonts w:ascii="Arial" w:hAnsi="Arial" w:cs="Arial"/>
-          <w:sz w:val="20"/>
+          <w:sz w:val="18"/>
         </w:rPr>
         <w:t>, improving response time for filter-heavy operational views.</w:t>
       </w:r>
@@ -3434,13 +2783,13 @@
         <w:jc w:val="both"/>
         <w:rPr>
           <w:rFonts w:ascii="Arial" w:hAnsi="Arial" w:cs="Arial"/>
-          <w:sz w:val="20"/>
-        </w:rPr>
-      </w:pPr>
-      <w:r>
-        <w:rPr>
-          <w:rFonts w:ascii="Arial" w:hAnsi="Arial" w:cs="Arial"/>
-          <w:sz w:val="20"/>
+          <w:sz w:val="18"/>
+        </w:rPr>
+      </w:pPr>
+      <w:r>
+        <w:rPr>
+          <w:rFonts w:ascii="Arial" w:hAnsi="Arial" w:cs="Arial"/>
+          <w:sz w:val="18"/>
         </w:rPr>
         <w:t xml:space="preserve">Standardized CI/CD checks and feedback across </w:t>
       </w:r>
@@ -3449,7 +2798,7 @@
         <w:rPr>
           <w:rStyle w:val="Strong"/>
           <w:rFonts w:ascii="Arial" w:hAnsi="Arial" w:cs="Arial"/>
-          <w:sz w:val="20"/>
+          <w:sz w:val="18"/>
         </w:rPr>
         <w:t>GitLab</w:t>
       </w:r>
@@ -3458,14 +2807,14 @@
         <w:rPr>
           <w:rStyle w:val="Strong"/>
           <w:rFonts w:ascii="Arial" w:hAnsi="Arial" w:cs="Arial"/>
-          <w:sz w:val="20"/>
+          <w:sz w:val="18"/>
         </w:rPr>
         <w:t xml:space="preserve"> CI</w:t>
       </w:r>
       <w:r>
         <w:rPr>
           <w:rFonts w:ascii="Arial" w:hAnsi="Arial" w:cs="Arial"/>
-          <w:sz w:val="20"/>
+          <w:sz w:val="18"/>
         </w:rPr>
         <w:t xml:space="preserve"> and </w:t>
       </w:r>
@@ -3474,7 +2823,7 @@
         <w:rPr>
           <w:rStyle w:val="Strong"/>
           <w:rFonts w:ascii="Arial" w:hAnsi="Arial" w:cs="Arial"/>
-          <w:sz w:val="20"/>
+          <w:sz w:val="18"/>
         </w:rPr>
         <w:t>CircleCI</w:t>
       </w:r>
@@ -3482,7 +2831,7 @@
       <w:r>
         <w:rPr>
           <w:rFonts w:ascii="Arial" w:hAnsi="Arial" w:cs="Arial"/>
-          <w:sz w:val="20"/>
+          <w:sz w:val="18"/>
         </w:rPr>
         <w:t>, tightening gates so broken builds were surfaced early and fixed quickly.</w:t>
       </w:r>
@@ -3497,13 +2846,13 @@
         <w:jc w:val="both"/>
         <w:rPr>
           <w:rFonts w:ascii="Arial" w:hAnsi="Arial" w:cs="Arial"/>
-          <w:sz w:val="20"/>
-        </w:rPr>
-      </w:pPr>
-      <w:r>
-        <w:rPr>
-          <w:rFonts w:ascii="Arial" w:hAnsi="Arial" w:cs="Arial"/>
-          <w:sz w:val="20"/>
+          <w:sz w:val="18"/>
+        </w:rPr>
+      </w:pPr>
+      <w:r>
+        <w:rPr>
+          <w:rFonts w:ascii="Arial" w:hAnsi="Arial" w:cs="Arial"/>
+          <w:sz w:val="18"/>
         </w:rPr>
         <w:t xml:space="preserve">Expanded automation coverage with </w:t>
       </w:r>
@@ -3511,14 +2860,14 @@
         <w:rPr>
           <w:rStyle w:val="Strong"/>
           <w:rFonts w:ascii="Arial" w:hAnsi="Arial" w:cs="Arial"/>
-          <w:sz w:val="20"/>
+          <w:sz w:val="18"/>
         </w:rPr>
         <w:t>Jest/Mocha/Chai</w:t>
       </w:r>
       <w:r>
         <w:rPr>
           <w:rFonts w:ascii="Arial" w:hAnsi="Arial" w:cs="Arial"/>
-          <w:sz w:val="20"/>
+          <w:sz w:val="18"/>
         </w:rPr>
         <w:t xml:space="preserve"> and high-value UI journeys with </w:t>
       </w:r>
@@ -3526,14 +2875,14 @@
         <w:rPr>
           <w:rStyle w:val="Strong"/>
           <w:rFonts w:ascii="Arial" w:hAnsi="Arial" w:cs="Arial"/>
-          <w:sz w:val="20"/>
+          <w:sz w:val="18"/>
         </w:rPr>
         <w:t>Cypress/Playwright</w:t>
       </w:r>
       <w:r>
         <w:rPr>
           <w:rFonts w:ascii="Arial" w:hAnsi="Arial" w:cs="Arial"/>
-          <w:sz w:val="20"/>
+          <w:sz w:val="18"/>
         </w:rPr>
         <w:t>, cutting regression escapes.</w:t>
       </w:r>
@@ -3548,13 +2897,13 @@
         <w:jc w:val="both"/>
         <w:rPr>
           <w:rFonts w:ascii="Arial" w:hAnsi="Arial" w:cs="Arial"/>
-          <w:sz w:val="20"/>
-        </w:rPr>
-      </w:pPr>
-      <w:r>
-        <w:rPr>
-          <w:rFonts w:ascii="Arial" w:hAnsi="Arial" w:cs="Arial"/>
-          <w:sz w:val="20"/>
+          <w:sz w:val="18"/>
+        </w:rPr>
+      </w:pPr>
+      <w:r>
+        <w:rPr>
+          <w:rFonts w:ascii="Arial" w:hAnsi="Arial" w:cs="Arial"/>
+          <w:sz w:val="18"/>
         </w:rPr>
         <w:t xml:space="preserve">Participated in cloud readiness work—packaging services with </w:t>
       </w:r>
@@ -3563,7 +2912,7 @@
         <w:rPr>
           <w:rStyle w:val="Strong"/>
           <w:rFonts w:ascii="Arial" w:hAnsi="Arial" w:cs="Arial"/>
-          <w:sz w:val="20"/>
+          <w:sz w:val="18"/>
         </w:rPr>
         <w:t>Docker</w:t>
       </w:r>
@@ -3571,7 +2920,7 @@
       <w:r>
         <w:rPr>
           <w:rFonts w:ascii="Arial" w:hAnsi="Arial" w:cs="Arial"/>
-          <w:sz w:val="20"/>
+          <w:sz w:val="18"/>
         </w:rPr>
         <w:t xml:space="preserve">, deploying to </w:t>
       </w:r>
@@ -3579,14 +2928,14 @@
         <w:rPr>
           <w:rStyle w:val="Strong"/>
           <w:rFonts w:ascii="Arial" w:hAnsi="Arial" w:cs="Arial"/>
-          <w:sz w:val="20"/>
+          <w:sz w:val="18"/>
         </w:rPr>
         <w:t>AWS</w:t>
       </w:r>
       <w:r>
         <w:rPr>
           <w:rFonts w:ascii="Arial" w:hAnsi="Arial" w:cs="Arial"/>
-          <w:sz w:val="20"/>
+          <w:sz w:val="18"/>
         </w:rPr>
         <w:t xml:space="preserve"> targets, and coordinating secrets and policies with </w:t>
       </w:r>
@@ -3594,14 +2943,14 @@
         <w:rPr>
           <w:rStyle w:val="Strong"/>
           <w:rFonts w:ascii="Arial" w:hAnsi="Arial" w:cs="Arial"/>
-          <w:sz w:val="20"/>
+          <w:sz w:val="18"/>
         </w:rPr>
         <w:t>IAM</w:t>
       </w:r>
       <w:r>
         <w:rPr>
           <w:rFonts w:ascii="Arial" w:hAnsi="Arial" w:cs="Arial"/>
-          <w:sz w:val="20"/>
+          <w:sz w:val="18"/>
         </w:rPr>
         <w:t xml:space="preserve"> conventions.</w:t>
       </w:r>
@@ -3614,11 +2963,15 @@
           <w:numId w:val="5"/>
         </w:numPr>
         <w:jc w:val="both"/>
-      </w:pPr>
-      <w:r>
-        <w:rPr>
-          <w:rFonts w:ascii="Arial" w:hAnsi="Arial" w:cs="Arial"/>
-          <w:sz w:val="20"/>
+        <w:rPr>
+          <w:rFonts w:ascii="Arial" w:hAnsi="Arial" w:cs="Arial"/>
+          <w:sz w:val="18"/>
+        </w:rPr>
+      </w:pPr>
+      <w:r>
+        <w:rPr>
+          <w:rFonts w:ascii="Arial" w:hAnsi="Arial" w:cs="Arial"/>
+          <w:sz w:val="18"/>
         </w:rPr>
         <w:t xml:space="preserve">Collaborated on multi-cloud integrations where required, supporting consumers on </w:t>
       </w:r>
@@ -3626,14 +2979,14 @@
         <w:rPr>
           <w:rStyle w:val="Strong"/>
           <w:rFonts w:ascii="Arial" w:hAnsi="Arial" w:cs="Arial"/>
-          <w:sz w:val="20"/>
+          <w:sz w:val="18"/>
         </w:rPr>
         <w:t>Azure</w:t>
       </w:r>
       <w:r>
         <w:rPr>
           <w:rFonts w:ascii="Arial" w:hAnsi="Arial" w:cs="Arial"/>
-          <w:sz w:val="20"/>
+          <w:sz w:val="18"/>
         </w:rPr>
         <w:t xml:space="preserve"> (</w:t>
       </w:r>
@@ -3641,14 +2994,14 @@
         <w:rPr>
           <w:rStyle w:val="Strong"/>
           <w:rFonts w:ascii="Arial" w:hAnsi="Arial" w:cs="Arial"/>
-          <w:sz w:val="20"/>
+          <w:sz w:val="18"/>
         </w:rPr>
         <w:t>AKS</w:t>
       </w:r>
       <w:r>
         <w:rPr>
           <w:rFonts w:ascii="Arial" w:hAnsi="Arial" w:cs="Arial"/>
-          <w:sz w:val="20"/>
+          <w:sz w:val="18"/>
         </w:rPr>
         <w:t xml:space="preserve">, </w:t>
       </w:r>
@@ -3656,14 +3009,14 @@
         <w:rPr>
           <w:rStyle w:val="Strong"/>
           <w:rFonts w:ascii="Arial" w:hAnsi="Arial" w:cs="Arial"/>
-          <w:sz w:val="20"/>
+          <w:sz w:val="18"/>
         </w:rPr>
         <w:t>Service Bus</w:t>
       </w:r>
       <w:r>
         <w:rPr>
           <w:rFonts w:ascii="Arial" w:hAnsi="Arial" w:cs="Arial"/>
-          <w:sz w:val="20"/>
+          <w:sz w:val="18"/>
         </w:rPr>
         <w:t xml:space="preserve">, </w:t>
       </w:r>
@@ -3671,14 +3024,14 @@
         <w:rPr>
           <w:rStyle w:val="Strong"/>
           <w:rFonts w:ascii="Arial" w:hAnsi="Arial" w:cs="Arial"/>
-          <w:sz w:val="20"/>
+          <w:sz w:val="18"/>
         </w:rPr>
         <w:t>Key Vault</w:t>
       </w:r>
       <w:r>
         <w:rPr>
           <w:rFonts w:ascii="Arial" w:hAnsi="Arial" w:cs="Arial"/>
-          <w:sz w:val="20"/>
+          <w:sz w:val="18"/>
         </w:rPr>
         <w:t xml:space="preserve">) and </w:t>
       </w:r>
@@ -3686,14 +3039,14 @@
         <w:rPr>
           <w:rStyle w:val="Strong"/>
           <w:rFonts w:ascii="Arial" w:hAnsi="Arial" w:cs="Arial"/>
-          <w:sz w:val="20"/>
+          <w:sz w:val="18"/>
         </w:rPr>
         <w:t>GCP</w:t>
       </w:r>
       <w:r>
         <w:rPr>
           <w:rFonts w:ascii="Arial" w:hAnsi="Arial" w:cs="Arial"/>
-          <w:sz w:val="20"/>
+          <w:sz w:val="18"/>
         </w:rPr>
         <w:t xml:space="preserve"> (</w:t>
       </w:r>
@@ -3701,14 +3054,14 @@
         <w:rPr>
           <w:rStyle w:val="Strong"/>
           <w:rFonts w:ascii="Arial" w:hAnsi="Arial" w:cs="Arial"/>
-          <w:sz w:val="20"/>
+          <w:sz w:val="18"/>
         </w:rPr>
         <w:t>Pub/Sub</w:t>
       </w:r>
       <w:r>
         <w:rPr>
           <w:rFonts w:ascii="Arial" w:hAnsi="Arial" w:cs="Arial"/>
-          <w:sz w:val="20"/>
+          <w:sz w:val="18"/>
         </w:rPr>
         <w:t xml:space="preserve">, Cloud Storage, </w:t>
       </w:r>
@@ -3717,7 +3070,7 @@
         <w:rPr>
           <w:rStyle w:val="Strong"/>
           <w:rFonts w:ascii="Arial" w:hAnsi="Arial" w:cs="Arial"/>
-          <w:sz w:val="20"/>
+          <w:sz w:val="18"/>
         </w:rPr>
         <w:t>BigQuery</w:t>
       </w:r>
@@ -3725,7 +3078,7 @@
       <w:r>
         <w:rPr>
           <w:rFonts w:ascii="Arial" w:hAnsi="Arial" w:cs="Arial"/>
-          <w:sz w:val="20"/>
+          <w:sz w:val="18"/>
         </w:rPr>
         <w:t>) through provider-agnostic interfaces.</w:t>
       </w:r>
@@ -3795,13 +3148,13 @@
         <w:jc w:val="both"/>
         <w:rPr>
           <w:rFonts w:ascii="Arial" w:hAnsi="Arial" w:cs="Arial"/>
-          <w:sz w:val="20"/>
-        </w:rPr>
-      </w:pPr>
-      <w:r>
-        <w:rPr>
-          <w:rFonts w:ascii="Arial" w:hAnsi="Arial" w:cs="Arial"/>
-          <w:sz w:val="20"/>
+          <w:sz w:val="18"/>
+        </w:rPr>
+      </w:pPr>
+      <w:r>
+        <w:rPr>
+          <w:rFonts w:ascii="Arial" w:hAnsi="Arial" w:cs="Arial"/>
+          <w:sz w:val="18"/>
         </w:rPr>
         <w:t xml:space="preserve">Developed and maintained </w:t>
       </w:r>
@@ -3810,7 +3163,7 @@
         <w:rPr>
           <w:rStyle w:val="Strong"/>
           <w:rFonts w:ascii="Arial" w:hAnsi="Arial" w:cs="Arial"/>
-          <w:sz w:val="20"/>
+          <w:sz w:val="18"/>
         </w:rPr>
         <w:t>Vue</w:t>
       </w:r>
@@ -3818,7 +3171,7 @@
       <w:r>
         <w:rPr>
           <w:rFonts w:ascii="Arial" w:hAnsi="Arial" w:cs="Arial"/>
-          <w:sz w:val="20"/>
+          <w:sz w:val="18"/>
         </w:rPr>
         <w:t xml:space="preserve"> UIs to replace legacy server-rendered pages, improving usability while preserving behavior parity for customers.</w:t>
       </w:r>
@@ -3833,13 +3186,13 @@
         <w:jc w:val="both"/>
         <w:rPr>
           <w:rFonts w:ascii="Arial" w:hAnsi="Arial" w:cs="Arial"/>
-          <w:sz w:val="20"/>
-        </w:rPr>
-      </w:pPr>
-      <w:r>
-        <w:rPr>
-          <w:rFonts w:ascii="Arial" w:hAnsi="Arial" w:cs="Arial"/>
-          <w:sz w:val="20"/>
+          <w:sz w:val="18"/>
+        </w:rPr>
+      </w:pPr>
+      <w:r>
+        <w:rPr>
+          <w:rFonts w:ascii="Arial" w:hAnsi="Arial" w:cs="Arial"/>
+          <w:sz w:val="18"/>
         </w:rPr>
         <w:t xml:space="preserve">Implemented </w:t>
       </w:r>
@@ -3847,14 +3200,14 @@
         <w:rPr>
           <w:rStyle w:val="Strong"/>
           <w:rFonts w:ascii="Arial" w:hAnsi="Arial" w:cs="Arial"/>
-          <w:sz w:val="20"/>
+          <w:sz w:val="18"/>
         </w:rPr>
         <w:t>Java</w:t>
       </w:r>
       <w:r>
         <w:rPr>
           <w:rFonts w:ascii="Arial" w:hAnsi="Arial" w:cs="Arial"/>
-          <w:sz w:val="20"/>
+          <w:sz w:val="18"/>
         </w:rPr>
         <w:t xml:space="preserve"> backend endpoints with strong validation and predictable error responses, simplifying client integration and reducing support churn.</w:t>
       </w:r>
@@ -3869,13 +3222,13 @@
         <w:jc w:val="both"/>
         <w:rPr>
           <w:rFonts w:ascii="Arial" w:hAnsi="Arial" w:cs="Arial"/>
-          <w:sz w:val="20"/>
-        </w:rPr>
-      </w:pPr>
-      <w:r>
-        <w:rPr>
-          <w:rFonts w:ascii="Arial" w:hAnsi="Arial" w:cs="Arial"/>
-          <w:sz w:val="20"/>
+          <w:sz w:val="18"/>
+        </w:rPr>
+      </w:pPr>
+      <w:r>
+        <w:rPr>
+          <w:rFonts w:ascii="Arial" w:hAnsi="Arial" w:cs="Arial"/>
+          <w:sz w:val="18"/>
         </w:rPr>
         <w:t>Built multi-step user journeys with careful state handling and navigation rules, improving completion rates through clearer feedback patterns.</w:t>
       </w:r>
@@ -3890,13 +3243,13 @@
         <w:jc w:val="both"/>
         <w:rPr>
           <w:rFonts w:ascii="Arial" w:hAnsi="Arial" w:cs="Arial"/>
-          <w:sz w:val="20"/>
-        </w:rPr>
-      </w:pPr>
-      <w:r>
-        <w:rPr>
-          <w:rFonts w:ascii="Arial" w:hAnsi="Arial" w:cs="Arial"/>
-          <w:sz w:val="20"/>
+          <w:sz w:val="18"/>
+        </w:rPr>
+      </w:pPr>
+      <w:r>
+        <w:rPr>
+          <w:rFonts w:ascii="Arial" w:hAnsi="Arial" w:cs="Arial"/>
+          <w:sz w:val="18"/>
         </w:rPr>
         <w:t>Optimized UI responsiveness by profiling interactions and reducing unnecessary re-renders, keeping common tasks fast on older hardware.</w:t>
       </w:r>
@@ -3911,13 +3264,13 @@
         <w:jc w:val="both"/>
         <w:rPr>
           <w:rFonts w:ascii="Arial" w:hAnsi="Arial" w:cs="Arial"/>
-          <w:sz w:val="20"/>
-        </w:rPr>
-      </w:pPr>
-      <w:r>
-        <w:rPr>
-          <w:rFonts w:ascii="Arial" w:hAnsi="Arial" w:cs="Arial"/>
-          <w:sz w:val="20"/>
+          <w:sz w:val="18"/>
+        </w:rPr>
+      </w:pPr>
+      <w:r>
+        <w:rPr>
+          <w:rFonts w:ascii="Arial" w:hAnsi="Arial" w:cs="Arial"/>
+          <w:sz w:val="18"/>
         </w:rPr>
         <w:t xml:space="preserve">Contributed to relational schema and query improvements, collaborating on indexing and tuning across </w:t>
       </w:r>
@@ -3925,7 +3278,7 @@
         <w:rPr>
           <w:rStyle w:val="Strong"/>
           <w:rFonts w:ascii="Arial" w:hAnsi="Arial" w:cs="Arial"/>
-          <w:sz w:val="20"/>
+          <w:sz w:val="18"/>
         </w:rPr>
         <w:t>MySQL/SQL Server/</w:t>
       </w:r>
@@ -3934,7 +3287,7 @@
         <w:rPr>
           <w:rStyle w:val="Strong"/>
           <w:rFonts w:ascii="Arial" w:hAnsi="Arial" w:cs="Arial"/>
-          <w:sz w:val="20"/>
+          <w:sz w:val="18"/>
         </w:rPr>
         <w:t>PostgreSQL</w:t>
       </w:r>
@@ -3942,7 +3295,7 @@
       <w:r>
         <w:rPr>
           <w:rFonts w:ascii="Arial" w:hAnsi="Arial" w:cs="Arial"/>
-          <w:sz w:val="20"/>
+          <w:sz w:val="18"/>
         </w:rPr>
         <w:t>.</w:t>
       </w:r>
@@ -3957,15 +3310,14 @@
         <w:jc w:val="both"/>
         <w:rPr>
           <w:rFonts w:ascii="Arial" w:hAnsi="Arial" w:cs="Arial"/>
-          <w:sz w:val="20"/>
-        </w:rPr>
-      </w:pPr>
-      <w:r>
-        <w:rPr>
-          <w:rFonts w:ascii="Arial" w:hAnsi="Arial" w:cs="Arial"/>
-          <w:sz w:val="20"/>
-        </w:rPr>
-        <w:lastRenderedPageBreak/>
+          <w:sz w:val="18"/>
+        </w:rPr>
+      </w:pPr>
+      <w:r>
+        <w:rPr>
+          <w:rFonts w:ascii="Arial" w:hAnsi="Arial" w:cs="Arial"/>
+          <w:sz w:val="18"/>
+        </w:rPr>
         <w:t xml:space="preserve">Implemented caching and data access optimizations using </w:t>
       </w:r>
       <w:proofErr w:type="spellStart"/>
@@ -3974,7 +3326,7 @@
         <w:rPr>
           <w:rStyle w:val="Strong"/>
           <w:rFonts w:ascii="Arial" w:hAnsi="Arial" w:cs="Arial"/>
-          <w:sz w:val="20"/>
+          <w:sz w:val="18"/>
         </w:rPr>
         <w:t>Redis</w:t>
       </w:r>
@@ -3983,7 +3335,7 @@
       <w:r>
         <w:rPr>
           <w:rFonts w:ascii="Arial" w:hAnsi="Arial" w:cs="Arial"/>
-          <w:sz w:val="20"/>
+          <w:sz w:val="18"/>
         </w:rPr>
         <w:t xml:space="preserve"> for frequently accessed reference data and read-heavy views.</w:t>
       </w:r>
@@ -3998,13 +3350,13 @@
         <w:jc w:val="both"/>
         <w:rPr>
           <w:rFonts w:ascii="Arial" w:hAnsi="Arial" w:cs="Arial"/>
-          <w:sz w:val="20"/>
-        </w:rPr>
-      </w:pPr>
-      <w:r>
-        <w:rPr>
-          <w:rFonts w:ascii="Arial" w:hAnsi="Arial" w:cs="Arial"/>
-          <w:sz w:val="20"/>
+          <w:sz w:val="18"/>
+        </w:rPr>
+      </w:pPr>
+      <w:r>
+        <w:rPr>
+          <w:rFonts w:ascii="Arial" w:hAnsi="Arial" w:cs="Arial"/>
+          <w:sz w:val="18"/>
         </w:rPr>
         <w:t xml:space="preserve">Supported background processing patterns and early queue usage with </w:t>
       </w:r>
@@ -4013,7 +3365,7 @@
         <w:rPr>
           <w:rStyle w:val="Strong"/>
           <w:rFonts w:ascii="Arial" w:hAnsi="Arial" w:cs="Arial"/>
-          <w:sz w:val="20"/>
+          <w:sz w:val="18"/>
         </w:rPr>
         <w:t>RabbitMQ</w:t>
       </w:r>
@@ -4021,7 +3373,7 @@
       <w:r>
         <w:rPr>
           <w:rFonts w:ascii="Arial" w:hAnsi="Arial" w:cs="Arial"/>
-          <w:sz w:val="20"/>
+          <w:sz w:val="18"/>
         </w:rPr>
         <w:t>, laying foundations for later event-driven workflows.</w:t>
       </w:r>
@@ -4036,13 +3388,13 @@
         <w:jc w:val="both"/>
         <w:rPr>
           <w:rFonts w:ascii="Arial" w:hAnsi="Arial" w:cs="Arial"/>
-          <w:sz w:val="20"/>
-        </w:rPr>
-      </w:pPr>
-      <w:r>
-        <w:rPr>
-          <w:rFonts w:ascii="Arial" w:hAnsi="Arial" w:cs="Arial"/>
-          <w:sz w:val="20"/>
+          <w:sz w:val="18"/>
+        </w:rPr>
+      </w:pPr>
+      <w:r>
+        <w:rPr>
+          <w:rFonts w:ascii="Arial" w:hAnsi="Arial" w:cs="Arial"/>
+          <w:sz w:val="18"/>
         </w:rPr>
         <w:t xml:space="preserve">Added early search capabilities by integrating </w:t>
       </w:r>
@@ -4051,7 +3403,7 @@
         <w:rPr>
           <w:rStyle w:val="Strong"/>
           <w:rFonts w:ascii="Arial" w:hAnsi="Arial" w:cs="Arial"/>
-          <w:sz w:val="20"/>
+          <w:sz w:val="18"/>
         </w:rPr>
         <w:t>Elasticsearch</w:t>
       </w:r>
@@ -4059,7 +3411,7 @@
       <w:r>
         <w:rPr>
           <w:rFonts w:ascii="Arial" w:hAnsi="Arial" w:cs="Arial"/>
-          <w:sz w:val="20"/>
+          <w:sz w:val="18"/>
         </w:rPr>
         <w:t>, improving discoverability for support-driven workflows and operational reporting.</w:t>
       </w:r>
@@ -4074,13 +3426,13 @@
         <w:jc w:val="both"/>
         <w:rPr>
           <w:rFonts w:ascii="Arial" w:hAnsi="Arial" w:cs="Arial"/>
-          <w:sz w:val="20"/>
-        </w:rPr>
-      </w:pPr>
-      <w:r>
-        <w:rPr>
-          <w:rFonts w:ascii="Arial" w:hAnsi="Arial" w:cs="Arial"/>
-          <w:sz w:val="20"/>
+          <w:sz w:val="18"/>
+        </w:rPr>
+      </w:pPr>
+      <w:r>
+        <w:rPr>
+          <w:rFonts w:ascii="Arial" w:hAnsi="Arial" w:cs="Arial"/>
+          <w:sz w:val="18"/>
         </w:rPr>
         <w:t xml:space="preserve">Improved deployment readiness with repeatable </w:t>
       </w:r>
@@ -4088,7 +3440,7 @@
       <w:r>
         <w:rPr>
           <w:rFonts w:ascii="Arial" w:hAnsi="Arial" w:cs="Arial"/>
-          <w:sz w:val="20"/>
+          <w:sz w:val="18"/>
         </w:rPr>
         <w:t>runbooks</w:t>
       </w:r>
@@ -4096,7 +3448,7 @@
       <w:r>
         <w:rPr>
           <w:rFonts w:ascii="Arial" w:hAnsi="Arial" w:cs="Arial"/>
-          <w:sz w:val="20"/>
+          <w:sz w:val="18"/>
         </w:rPr>
         <w:t xml:space="preserve">, safer release checklists, and CI discipline via </w:t>
       </w:r>
@@ -4104,14 +3456,14 @@
         <w:rPr>
           <w:rStyle w:val="Strong"/>
           <w:rFonts w:ascii="Arial" w:hAnsi="Arial" w:cs="Arial"/>
-          <w:sz w:val="20"/>
+          <w:sz w:val="18"/>
         </w:rPr>
         <w:t>Jenkins</w:t>
       </w:r>
       <w:r>
         <w:rPr>
           <w:rFonts w:ascii="Arial" w:hAnsi="Arial" w:cs="Arial"/>
-          <w:sz w:val="20"/>
+          <w:sz w:val="18"/>
         </w:rPr>
         <w:t>.</w:t>
       </w:r>
@@ -4126,13 +3478,13 @@
         <w:jc w:val="both"/>
         <w:rPr>
           <w:rFonts w:ascii="Arial" w:hAnsi="Arial" w:cs="Arial"/>
-          <w:sz w:val="20"/>
-        </w:rPr>
-      </w:pPr>
-      <w:r>
-        <w:rPr>
-          <w:rFonts w:ascii="Arial" w:hAnsi="Arial" w:cs="Arial"/>
-          <w:sz w:val="20"/>
+          <w:sz w:val="18"/>
+        </w:rPr>
+      </w:pPr>
+      <w:r>
+        <w:rPr>
+          <w:rFonts w:ascii="Arial" w:hAnsi="Arial" w:cs="Arial"/>
+          <w:sz w:val="18"/>
         </w:rPr>
         <w:t>Introduced unit tests for business-critical logic and validation, reducing regression risk during refactors and feature expansion.</w:t>
       </w:r>
@@ -4145,11 +3497,15 @@
           <w:numId w:val="7"/>
         </w:numPr>
         <w:jc w:val="both"/>
-      </w:pPr>
-      <w:r>
-        <w:rPr>
-          <w:rFonts w:ascii="Arial" w:hAnsi="Arial" w:cs="Arial"/>
-          <w:sz w:val="20"/>
+        <w:rPr>
+          <w:rFonts w:ascii="Arial" w:hAnsi="Arial" w:cs="Arial"/>
+          <w:sz w:val="18"/>
+        </w:rPr>
+      </w:pPr>
+      <w:r>
+        <w:rPr>
+          <w:rFonts w:ascii="Arial" w:hAnsi="Arial" w:cs="Arial"/>
+          <w:sz w:val="18"/>
         </w:rPr>
         <w:t>Partnered with stakeholders to clarify requirements and edge cases, translating them into implementation plans balancing delivery speed and maintainability.</w:t>
       </w:r>
@@ -4164,6 +3520,7 @@
           <w:sz w:val="25"/>
           <w:szCs w:val="25"/>
         </w:rPr>
+        <w:lastRenderedPageBreak/>
         <w:t>Software Engineer Intern</w:t>
       </w:r>
     </w:p>
@@ -4199,13 +3556,13 @@
         <w:jc w:val="both"/>
         <w:rPr>
           <w:rFonts w:ascii="Arial" w:hAnsi="Arial" w:cs="Arial"/>
-          <w:sz w:val="20"/>
-        </w:rPr>
-      </w:pPr>
-      <w:r>
-        <w:rPr>
-          <w:rFonts w:ascii="Arial" w:hAnsi="Arial" w:cs="Arial"/>
-          <w:sz w:val="20"/>
+          <w:sz w:val="18"/>
+        </w:rPr>
+      </w:pPr>
+      <w:r>
+        <w:rPr>
+          <w:rFonts w:ascii="Arial" w:hAnsi="Arial" w:cs="Arial"/>
+          <w:sz w:val="18"/>
         </w:rPr>
         <w:t>Delivered UI improvements with careful attention to reliability, aligning with review standards and quality gates in a large engineering org.</w:t>
       </w:r>
@@ -4220,13 +3577,13 @@
         <w:jc w:val="both"/>
         <w:rPr>
           <w:rFonts w:ascii="Arial" w:hAnsi="Arial" w:cs="Arial"/>
-          <w:sz w:val="20"/>
-        </w:rPr>
-      </w:pPr>
-      <w:r>
-        <w:rPr>
-          <w:rFonts w:ascii="Arial" w:hAnsi="Arial" w:cs="Arial"/>
-          <w:sz w:val="20"/>
+          <w:sz w:val="18"/>
+        </w:rPr>
+      </w:pPr>
+      <w:r>
+        <w:rPr>
+          <w:rFonts w:ascii="Arial" w:hAnsi="Arial" w:cs="Arial"/>
+          <w:sz w:val="18"/>
         </w:rPr>
         <w:t xml:space="preserve">Built small </w:t>
       </w:r>
@@ -4234,14 +3591,14 @@
         <w:rPr>
           <w:rStyle w:val="Strong"/>
           <w:rFonts w:ascii="Arial" w:hAnsi="Arial" w:cs="Arial"/>
-          <w:sz w:val="20"/>
+          <w:sz w:val="18"/>
         </w:rPr>
         <w:t>Java</w:t>
       </w:r>
       <w:r>
         <w:rPr>
           <w:rFonts w:ascii="Arial" w:hAnsi="Arial" w:cs="Arial"/>
-          <w:sz w:val="20"/>
+          <w:sz w:val="18"/>
         </w:rPr>
         <w:t xml:space="preserve"> utilities and service components with strict input validation and predictable outputs for internal workflows.</w:t>
       </w:r>
@@ -4256,13 +3613,13 @@
         <w:jc w:val="both"/>
         <w:rPr>
           <w:rFonts w:ascii="Arial" w:hAnsi="Arial" w:cs="Arial"/>
-          <w:sz w:val="20"/>
-        </w:rPr>
-      </w:pPr>
-      <w:r>
-        <w:rPr>
-          <w:rFonts w:ascii="Arial" w:hAnsi="Arial" w:cs="Arial"/>
-          <w:sz w:val="20"/>
+          <w:sz w:val="18"/>
+        </w:rPr>
+      </w:pPr>
+      <w:r>
+        <w:rPr>
+          <w:rFonts w:ascii="Arial" w:hAnsi="Arial" w:cs="Arial"/>
+          <w:sz w:val="18"/>
         </w:rPr>
         <w:t>Assisted with production debugging by reproducing failures and tightening logs around key flows to reduce time-to-diagnosis.</w:t>
       </w:r>
@@ -4277,13 +3634,13 @@
         <w:jc w:val="both"/>
         <w:rPr>
           <w:rFonts w:ascii="Arial" w:hAnsi="Arial" w:cs="Arial"/>
-          <w:sz w:val="20"/>
-        </w:rPr>
-      </w:pPr>
-      <w:r>
-        <w:rPr>
-          <w:rFonts w:ascii="Arial" w:hAnsi="Arial" w:cs="Arial"/>
-          <w:sz w:val="20"/>
+          <w:sz w:val="18"/>
+        </w:rPr>
+      </w:pPr>
+      <w:r>
+        <w:rPr>
+          <w:rFonts w:ascii="Arial" w:hAnsi="Arial" w:cs="Arial"/>
+          <w:sz w:val="18"/>
         </w:rPr>
         <w:t>Wrote targeted tests to raise confidence in changes and reduce regressions during routine maintenance.</w:t>
       </w:r>
@@ -4298,13 +3655,13 @@
         <w:jc w:val="both"/>
         <w:rPr>
           <w:rFonts w:ascii="Arial" w:hAnsi="Arial" w:cs="Arial"/>
-          <w:sz w:val="20"/>
-        </w:rPr>
-      </w:pPr>
-      <w:r>
-        <w:rPr>
-          <w:rFonts w:ascii="Arial" w:hAnsi="Arial" w:cs="Arial"/>
-          <w:sz w:val="20"/>
+          <w:sz w:val="18"/>
+        </w:rPr>
+      </w:pPr>
+      <w:r>
+        <w:rPr>
+          <w:rFonts w:ascii="Arial" w:hAnsi="Arial" w:cs="Arial"/>
+          <w:sz w:val="18"/>
         </w:rPr>
         <w:t>Collaborated cross-functionally to clarify requirements, translating feedback into scoped tasks delivered incrementally.</w:t>
       </w:r>
@@ -4317,11 +3674,15 @@
           <w:numId w:val="9"/>
         </w:numPr>
         <w:jc w:val="both"/>
-      </w:pPr>
-      <w:r>
-        <w:rPr>
-          <w:rFonts w:ascii="Arial" w:hAnsi="Arial" w:cs="Arial"/>
-          <w:sz w:val="20"/>
+        <w:rPr>
+          <w:rFonts w:ascii="Arial" w:hAnsi="Arial" w:cs="Arial"/>
+          <w:sz w:val="18"/>
+        </w:rPr>
+      </w:pPr>
+      <w:r>
+        <w:rPr>
+          <w:rFonts w:ascii="Arial" w:hAnsi="Arial" w:cs="Arial"/>
+          <w:sz w:val="18"/>
         </w:rPr>
         <w:t>Documented implementation notes and operational considerations to make shipped work maintainable by the wider team.</w:t>
       </w:r>
@@ -4425,32 +3786,28 @@
         <w:jc w:val="both"/>
         <w:rPr>
           <w:rFonts w:ascii="Arial" w:hAnsi="Arial" w:cs="Arial"/>
-        </w:rPr>
-      </w:pPr>
-      <w:r>
-        <w:rPr>
-          <w:rFonts w:ascii="Arial" w:hAnsi="Arial" w:cs="Arial"/>
-        </w:rPr>
-        <w:t>Focused on</w:t>
-      </w:r>
-      <w:bookmarkStart w:id="0" w:name="_GoBack"/>
-      <w:bookmarkEnd w:id="0"/>
-      <w:r>
-        <w:rPr>
-          <w:rFonts w:ascii="Arial" w:hAnsi="Arial" w:cs="Arial"/>
-        </w:rPr>
-        <w:t xml:space="preserve"> strong CS fundamentals (systems, databases, software engineering) and applied them through hands-on projects that emphasized </w:t>
-      </w:r>
-      <w:r>
-        <w:rPr>
-          <w:rStyle w:val="Strong"/>
-          <w:rFonts w:ascii="Arial" w:hAnsi="Arial" w:cs="Arial"/>
+          <w:sz w:val="18"/>
+        </w:rPr>
+      </w:pPr>
+      <w:r>
+        <w:rPr>
+          <w:rFonts w:ascii="Arial" w:hAnsi="Arial" w:cs="Arial"/>
+          <w:sz w:val="18"/>
+        </w:rPr>
+        <w:t xml:space="preserve">Focused on strong CS fundamentals (systems, databases, software engineering) and applied them through hands-on projects that emphasized </w:t>
+      </w:r>
+      <w:r>
+        <w:rPr>
+          <w:rStyle w:val="Strong"/>
+          <w:rFonts w:ascii="Arial" w:hAnsi="Arial" w:cs="Arial"/>
+          <w:sz w:val="18"/>
         </w:rPr>
         <w:t>scalable web development</w:t>
       </w:r>
       <w:r>
         <w:rPr>
           <w:rFonts w:ascii="Arial" w:hAnsi="Arial" w:cs="Arial"/>
+          <w:sz w:val="18"/>
         </w:rPr>
         <w:t xml:space="preserve"> and </w:t>
       </w:r>
@@ -4458,12 +3815,14 @@
         <w:rPr>
           <w:rStyle w:val="Strong"/>
           <w:rFonts w:ascii="Arial" w:hAnsi="Arial" w:cs="Arial"/>
+          <w:sz w:val="18"/>
         </w:rPr>
         <w:t>reliable backend design</w:t>
       </w:r>
       <w:r>
         <w:rPr>
           <w:rFonts w:ascii="Arial" w:hAnsi="Arial" w:cs="Arial"/>
+          <w:sz w:val="18"/>
         </w:rPr>
         <w:t>.</w:t>
       </w:r>
@@ -4492,14 +3851,14 @@
         <w:jc w:val="both"/>
         <w:rPr>
           <w:rFonts w:ascii="Arial" w:hAnsi="Arial" w:cs="Arial"/>
-          <w:sz w:val="20"/>
-        </w:rPr>
-      </w:pPr>
-      <w:r>
-        <w:rPr>
-          <w:rStyle w:val="Strong"/>
-          <w:rFonts w:ascii="Arial" w:hAnsi="Arial" w:cs="Arial"/>
-          <w:sz w:val="20"/>
+          <w:sz w:val="18"/>
+        </w:rPr>
+      </w:pPr>
+      <w:r>
+        <w:rPr>
+          <w:rStyle w:val="Strong"/>
+          <w:rFonts w:ascii="Arial" w:hAnsi="Arial" w:cs="Arial"/>
+          <w:sz w:val="18"/>
         </w:rPr>
         <w:t>Event-Driven Reporting &amp; Search Platform (Internal Product Initiative)</w:t>
       </w:r>
@@ -4514,13 +3873,13 @@
         <w:jc w:val="both"/>
         <w:rPr>
           <w:rFonts w:ascii="Arial" w:hAnsi="Arial" w:cs="Arial"/>
-          <w:sz w:val="20"/>
-        </w:rPr>
-      </w:pPr>
-      <w:r>
-        <w:rPr>
-          <w:rFonts w:ascii="Arial" w:hAnsi="Arial" w:cs="Arial"/>
-          <w:sz w:val="20"/>
+          <w:sz w:val="18"/>
+        </w:rPr>
+      </w:pPr>
+      <w:r>
+        <w:rPr>
+          <w:rFonts w:ascii="Arial" w:hAnsi="Arial" w:cs="Arial"/>
+          <w:sz w:val="18"/>
         </w:rPr>
         <w:t xml:space="preserve">Built a reporting workflow that emitted domain events to </w:t>
       </w:r>
@@ -4528,14 +3887,14 @@
         <w:rPr>
           <w:rStyle w:val="Strong"/>
           <w:rFonts w:ascii="Arial" w:hAnsi="Arial" w:cs="Arial"/>
-          <w:sz w:val="20"/>
+          <w:sz w:val="18"/>
         </w:rPr>
         <w:t>Kafka</w:t>
       </w:r>
       <w:r>
         <w:rPr>
           <w:rFonts w:ascii="Arial" w:hAnsi="Arial" w:cs="Arial"/>
-          <w:sz w:val="20"/>
+          <w:sz w:val="18"/>
         </w:rPr>
         <w:t xml:space="preserve"> and </w:t>
       </w:r>
@@ -4543,14 +3902,14 @@
         <w:rPr>
           <w:rStyle w:val="Strong"/>
           <w:rFonts w:ascii="Arial" w:hAnsi="Arial" w:cs="Arial"/>
-          <w:sz w:val="20"/>
+          <w:sz w:val="18"/>
         </w:rPr>
         <w:t>AWS SQS/SNS</w:t>
       </w:r>
       <w:r>
         <w:rPr>
           <w:rFonts w:ascii="Arial" w:hAnsi="Arial" w:cs="Arial"/>
-          <w:sz w:val="20"/>
+          <w:sz w:val="18"/>
         </w:rPr>
         <w:t>, processing them with retry-safe consumers and DLQ replays to keep pipelines reliable under transient failures.</w:t>
       </w:r>
@@ -4565,13 +3924,13 @@
         <w:jc w:val="both"/>
         <w:rPr>
           <w:rFonts w:ascii="Arial" w:hAnsi="Arial" w:cs="Arial"/>
-          <w:sz w:val="20"/>
-        </w:rPr>
-      </w:pPr>
-      <w:r>
-        <w:rPr>
-          <w:rFonts w:ascii="Arial" w:hAnsi="Arial" w:cs="Arial"/>
-          <w:sz w:val="20"/>
+          <w:sz w:val="18"/>
+        </w:rPr>
+      </w:pPr>
+      <w:r>
+        <w:rPr>
+          <w:rFonts w:ascii="Arial" w:hAnsi="Arial" w:cs="Arial"/>
+          <w:sz w:val="18"/>
         </w:rPr>
         <w:t xml:space="preserve">Modeled analytics-ready datasets in </w:t>
       </w:r>
@@ -4580,7 +3939,7 @@
         <w:rPr>
           <w:rStyle w:val="Strong"/>
           <w:rFonts w:ascii="Arial" w:hAnsi="Arial" w:cs="Arial"/>
-          <w:sz w:val="20"/>
+          <w:sz w:val="18"/>
         </w:rPr>
         <w:t>PostgreSQL</w:t>
       </w:r>
@@ -4588,7 +3947,7 @@
       <w:r>
         <w:rPr>
           <w:rFonts w:ascii="Arial" w:hAnsi="Arial" w:cs="Arial"/>
-          <w:sz w:val="20"/>
+          <w:sz w:val="18"/>
         </w:rPr>
         <w:t xml:space="preserve"> and published aggregated outputs to </w:t>
       </w:r>
@@ -4596,7 +3955,7 @@
         <w:rPr>
           <w:rStyle w:val="Strong"/>
           <w:rFonts w:ascii="Arial" w:hAnsi="Arial" w:cs="Arial"/>
-          <w:sz w:val="20"/>
+          <w:sz w:val="18"/>
         </w:rPr>
         <w:t>Redshift/</w:t>
       </w:r>
@@ -4605,7 +3964,7 @@
         <w:rPr>
           <w:rStyle w:val="Strong"/>
           <w:rFonts w:ascii="Arial" w:hAnsi="Arial" w:cs="Arial"/>
-          <w:sz w:val="20"/>
+          <w:sz w:val="18"/>
         </w:rPr>
         <w:t>BigQuery</w:t>
       </w:r>
@@ -4613,7 +3972,7 @@
       <w:r>
         <w:rPr>
           <w:rFonts w:ascii="Arial" w:hAnsi="Arial" w:cs="Arial"/>
-          <w:sz w:val="20"/>
+          <w:sz w:val="18"/>
         </w:rPr>
         <w:t xml:space="preserve"> for dashboards and scheduled reporting consumers.</w:t>
       </w:r>
@@ -4628,13 +3987,13 @@
         <w:jc w:val="both"/>
         <w:rPr>
           <w:rFonts w:ascii="Arial" w:hAnsi="Arial" w:cs="Arial"/>
-          <w:sz w:val="20"/>
-        </w:rPr>
-      </w:pPr>
-      <w:r>
-        <w:rPr>
-          <w:rFonts w:ascii="Arial" w:hAnsi="Arial" w:cs="Arial"/>
-          <w:sz w:val="20"/>
+          <w:sz w:val="18"/>
+        </w:rPr>
+      </w:pPr>
+      <w:r>
+        <w:rPr>
+          <w:rFonts w:ascii="Arial" w:hAnsi="Arial" w:cs="Arial"/>
+          <w:sz w:val="18"/>
         </w:rPr>
         <w:t xml:space="preserve">Implemented fast lookup and filtering by indexing key entities into </w:t>
       </w:r>
@@ -4643,7 +4002,7 @@
         <w:rPr>
           <w:rStyle w:val="Strong"/>
           <w:rFonts w:ascii="Arial" w:hAnsi="Arial" w:cs="Arial"/>
-          <w:sz w:val="20"/>
+          <w:sz w:val="18"/>
         </w:rPr>
         <w:t>Elasticsearch</w:t>
       </w:r>
@@ -4652,14 +4011,14 @@
         <w:rPr>
           <w:rStyle w:val="Strong"/>
           <w:rFonts w:ascii="Arial" w:hAnsi="Arial" w:cs="Arial"/>
-          <w:sz w:val="20"/>
+          <w:sz w:val="18"/>
         </w:rPr>
         <w:t>/OpenSearch</w:t>
       </w:r>
       <w:r>
         <w:rPr>
           <w:rFonts w:ascii="Arial" w:hAnsi="Arial" w:cs="Arial"/>
-          <w:sz w:val="20"/>
+          <w:sz w:val="18"/>
         </w:rPr>
         <w:t xml:space="preserve">, using consistent document schemas and backfill jobs for </w:t>
       </w:r>
@@ -4667,7 +4026,7 @@
       <w:r>
         <w:rPr>
           <w:rFonts w:ascii="Arial" w:hAnsi="Arial" w:cs="Arial"/>
-          <w:sz w:val="20"/>
+          <w:sz w:val="18"/>
         </w:rPr>
         <w:t>reindexing</w:t>
       </w:r>
@@ -4675,7 +4034,7 @@
       <w:r>
         <w:rPr>
           <w:rFonts w:ascii="Arial" w:hAnsi="Arial" w:cs="Arial"/>
-          <w:sz w:val="20"/>
+          <w:sz w:val="18"/>
         </w:rPr>
         <w:t>.</w:t>
       </w:r>
@@ -4690,13 +4049,13 @@
         <w:jc w:val="both"/>
         <w:rPr>
           <w:rFonts w:ascii="Arial" w:hAnsi="Arial" w:cs="Arial"/>
-          <w:sz w:val="20"/>
-        </w:rPr>
-      </w:pPr>
-      <w:r>
-        <w:rPr>
-          <w:rFonts w:ascii="Arial" w:hAnsi="Arial" w:cs="Arial"/>
-          <w:sz w:val="20"/>
+          <w:sz w:val="18"/>
+        </w:rPr>
+      </w:pPr>
+      <w:r>
+        <w:rPr>
+          <w:rFonts w:ascii="Arial" w:hAnsi="Arial" w:cs="Arial"/>
+          <w:sz w:val="18"/>
         </w:rPr>
         <w:t xml:space="preserve">Deployed containerized services using </w:t>
       </w:r>
@@ -4705,7 +4064,7 @@
         <w:rPr>
           <w:rStyle w:val="Strong"/>
           <w:rFonts w:ascii="Arial" w:hAnsi="Arial" w:cs="Arial"/>
-          <w:sz w:val="20"/>
+          <w:sz w:val="18"/>
         </w:rPr>
         <w:t>Docker</w:t>
       </w:r>
@@ -4713,7 +4072,7 @@
       <w:r>
         <w:rPr>
           <w:rFonts w:ascii="Arial" w:hAnsi="Arial" w:cs="Arial"/>
-          <w:sz w:val="20"/>
+          <w:sz w:val="18"/>
         </w:rPr>
         <w:t xml:space="preserve"> and </w:t>
       </w:r>
@@ -4722,7 +4081,7 @@
         <w:rPr>
           <w:rStyle w:val="Strong"/>
           <w:rFonts w:ascii="Arial" w:hAnsi="Arial" w:cs="Arial"/>
-          <w:sz w:val="20"/>
+          <w:sz w:val="18"/>
         </w:rPr>
         <w:t>Kubernetes</w:t>
       </w:r>
@@ -4730,7 +4089,7 @@
       <w:r>
         <w:rPr>
           <w:rFonts w:ascii="Arial" w:hAnsi="Arial" w:cs="Arial"/>
-          <w:sz w:val="20"/>
+          <w:sz w:val="18"/>
         </w:rPr>
         <w:t xml:space="preserve"> with </w:t>
       </w:r>
@@ -4738,14 +4097,14 @@
         <w:rPr>
           <w:rStyle w:val="Strong"/>
           <w:rFonts w:ascii="Arial" w:hAnsi="Arial" w:cs="Arial"/>
-          <w:sz w:val="20"/>
+          <w:sz w:val="18"/>
         </w:rPr>
         <w:t>Helm</w:t>
       </w:r>
       <w:r>
         <w:rPr>
           <w:rFonts w:ascii="Arial" w:hAnsi="Arial" w:cs="Arial"/>
-          <w:sz w:val="20"/>
+          <w:sz w:val="18"/>
         </w:rPr>
         <w:t xml:space="preserve">, automated releases via </w:t>
       </w:r>
@@ -4753,14 +4112,14 @@
         <w:rPr>
           <w:rStyle w:val="Strong"/>
           <w:rFonts w:ascii="Arial" w:hAnsi="Arial" w:cs="Arial"/>
-          <w:sz w:val="20"/>
+          <w:sz w:val="18"/>
         </w:rPr>
         <w:t>Argo CD</w:t>
       </w:r>
       <w:r>
         <w:rPr>
           <w:rFonts w:ascii="Arial" w:hAnsi="Arial" w:cs="Arial"/>
-          <w:sz w:val="20"/>
+          <w:sz w:val="18"/>
         </w:rPr>
         <w:t xml:space="preserve"> (</w:t>
       </w:r>
@@ -4769,7 +4128,7 @@
         <w:rPr>
           <w:rStyle w:val="Strong"/>
           <w:rFonts w:ascii="Arial" w:hAnsi="Arial" w:cs="Arial"/>
-          <w:sz w:val="20"/>
+          <w:sz w:val="18"/>
         </w:rPr>
         <w:t>GitOps</w:t>
       </w:r>
@@ -4777,7 +4136,7 @@
       <w:r>
         <w:rPr>
           <w:rFonts w:ascii="Arial" w:hAnsi="Arial" w:cs="Arial"/>
-          <w:sz w:val="20"/>
+          <w:sz w:val="18"/>
         </w:rPr>
         <w:t xml:space="preserve">), and managed infrastructure with </w:t>
       </w:r>
@@ -4786,7 +4145,7 @@
         <w:rPr>
           <w:rStyle w:val="Strong"/>
           <w:rFonts w:ascii="Arial" w:hAnsi="Arial" w:cs="Arial"/>
-          <w:sz w:val="20"/>
+          <w:sz w:val="18"/>
         </w:rPr>
         <w:t>Terraform</w:t>
       </w:r>
@@ -4795,7 +4154,7 @@
         <w:rPr>
           <w:rStyle w:val="Strong"/>
           <w:rFonts w:ascii="Arial" w:hAnsi="Arial" w:cs="Arial"/>
-          <w:sz w:val="20"/>
+          <w:sz w:val="18"/>
         </w:rPr>
         <w:t>/</w:t>
       </w:r>
@@ -4804,7 +4163,7 @@
         <w:rPr>
           <w:rStyle w:val="Strong"/>
           <w:rFonts w:ascii="Arial" w:hAnsi="Arial" w:cs="Arial"/>
-          <w:sz w:val="20"/>
+          <w:sz w:val="18"/>
         </w:rPr>
         <w:t>CloudFormation</w:t>
       </w:r>
@@ -4812,7 +4171,7 @@
       <w:r>
         <w:rPr>
           <w:rFonts w:ascii="Arial" w:hAnsi="Arial" w:cs="Arial"/>
-          <w:sz w:val="20"/>
+          <w:sz w:val="18"/>
         </w:rPr>
         <w:t>.</w:t>
       </w:r>
@@ -4827,13 +4186,13 @@
         <w:jc w:val="both"/>
         <w:rPr>
           <w:rFonts w:ascii="Arial" w:hAnsi="Arial" w:cs="Arial"/>
-          <w:sz w:val="20"/>
-        </w:rPr>
-      </w:pPr>
-      <w:r>
-        <w:rPr>
-          <w:rFonts w:ascii="Arial" w:hAnsi="Arial" w:cs="Arial"/>
-          <w:sz w:val="20"/>
+          <w:sz w:val="18"/>
+        </w:rPr>
+      </w:pPr>
+      <w:r>
+        <w:rPr>
+          <w:rFonts w:ascii="Arial" w:hAnsi="Arial" w:cs="Arial"/>
+          <w:sz w:val="18"/>
         </w:rPr>
         <w:t xml:space="preserve">Instrumented the end-to-end flow with </w:t>
       </w:r>
@@ -4842,7 +4201,7 @@
         <w:rPr>
           <w:rStyle w:val="Strong"/>
           <w:rFonts w:ascii="Arial" w:hAnsi="Arial" w:cs="Arial"/>
-          <w:sz w:val="20"/>
+          <w:sz w:val="18"/>
         </w:rPr>
         <w:t>OpenTelemetry</w:t>
       </w:r>
@@ -4850,7 +4209,7 @@
       <w:r>
         <w:rPr>
           <w:rFonts w:ascii="Arial" w:hAnsi="Arial" w:cs="Arial"/>
-          <w:sz w:val="20"/>
+          <w:sz w:val="18"/>
         </w:rPr>
         <w:t xml:space="preserve">, monitored in </w:t>
       </w:r>
@@ -4859,7 +4218,7 @@
         <w:rPr>
           <w:rStyle w:val="Strong"/>
           <w:rFonts w:ascii="Arial" w:hAnsi="Arial" w:cs="Arial"/>
-          <w:sz w:val="20"/>
+          <w:sz w:val="18"/>
         </w:rPr>
         <w:t>Datadog</w:t>
       </w:r>
@@ -4868,7 +4227,7 @@
         <w:rPr>
           <w:rStyle w:val="Strong"/>
           <w:rFonts w:ascii="Arial" w:hAnsi="Arial" w:cs="Arial"/>
-          <w:sz w:val="20"/>
+          <w:sz w:val="18"/>
         </w:rPr>
         <w:t>/Prometheus/</w:t>
       </w:r>
@@ -4877,7 +4236,7 @@
         <w:rPr>
           <w:rStyle w:val="Strong"/>
           <w:rFonts w:ascii="Arial" w:hAnsi="Arial" w:cs="Arial"/>
-          <w:sz w:val="20"/>
+          <w:sz w:val="18"/>
         </w:rPr>
         <w:t>Grafana</w:t>
       </w:r>
@@ -4886,7 +4245,7 @@
         <w:rPr>
           <w:rStyle w:val="Strong"/>
           <w:rFonts w:ascii="Arial" w:hAnsi="Arial" w:cs="Arial"/>
-          <w:sz w:val="20"/>
+          <w:sz w:val="18"/>
         </w:rPr>
         <w:t>/</w:t>
       </w:r>
@@ -4895,7 +4254,7 @@
         <w:rPr>
           <w:rStyle w:val="Strong"/>
           <w:rFonts w:ascii="Arial" w:hAnsi="Arial" w:cs="Arial"/>
-          <w:sz w:val="20"/>
+          <w:sz w:val="18"/>
         </w:rPr>
         <w:t>CloudWatch</w:t>
       </w:r>
@@ -4903,7 +4262,7 @@
       <w:r>
         <w:rPr>
           <w:rFonts w:ascii="Arial" w:hAnsi="Arial" w:cs="Arial"/>
-          <w:sz w:val="20"/>
+          <w:sz w:val="18"/>
         </w:rPr>
         <w:t xml:space="preserve">, and added </w:t>
       </w:r>
@@ -4911,14 +4270,14 @@
         <w:rPr>
           <w:rStyle w:val="Strong"/>
           <w:rFonts w:ascii="Arial" w:hAnsi="Arial" w:cs="Arial"/>
-          <w:sz w:val="20"/>
+          <w:sz w:val="18"/>
         </w:rPr>
         <w:t>audit logging</w:t>
       </w:r>
       <w:r>
         <w:rPr>
           <w:rFonts w:ascii="Arial" w:hAnsi="Arial" w:cs="Arial"/>
-          <w:sz w:val="20"/>
+          <w:sz w:val="18"/>
         </w:rPr>
         <w:t xml:space="preserve"> + </w:t>
       </w:r>
@@ -4926,16 +4285,25 @@
         <w:rPr>
           <w:rStyle w:val="Strong"/>
           <w:rFonts w:ascii="Arial" w:hAnsi="Arial" w:cs="Arial"/>
-          <w:sz w:val="20"/>
+          <w:sz w:val="18"/>
         </w:rPr>
         <w:t>RBAC/ABAC</w:t>
       </w:r>
       <w:r>
         <w:rPr>
           <w:rFonts w:ascii="Arial" w:hAnsi="Arial" w:cs="Arial"/>
-          <w:sz w:val="20"/>
-        </w:rPr>
-        <w:t xml:space="preserve"> controls for sensitive datasets.</w:t>
+          <w:sz w:val="18"/>
+        </w:rPr>
+        <w:t xml:space="preserve"> c</w:t>
+      </w:r>
+      <w:bookmarkStart w:id="0" w:name="_GoBack"/>
+      <w:bookmarkEnd w:id="0"/>
+      <w:r>
+        <w:rPr>
+          <w:rFonts w:ascii="Arial" w:hAnsi="Arial" w:cs="Arial"/>
+          <w:sz w:val="18"/>
+        </w:rPr>
+        <w:t>ontrols for sensitive datasets.</w:t>
       </w:r>
     </w:p>
     <w:sectPr>

--- a/idris/Java Vue/Idris_Sadiq.docx
+++ b/idris/Java Vue/Idris_Sadiq.docx
@@ -47,7 +47,6 @@
               <w:spacing w:after="40"/>
               <w:jc w:val="center"/>
             </w:pPr>
-            <w:proofErr w:type="spellStart"/>
             <w:r>
               <w:rPr>
                 <w:rFonts w:ascii="Arial" w:eastAsia="Arial" w:hAnsi="Arial" w:cs="Arial"/>
@@ -57,33 +56,8 @@
                 <w:sz w:val="48"/>
                 <w:szCs w:val="48"/>
               </w:rPr>
-              <w:t>Idris</w:t>
+              <w:t>Idris Sadiq</w:t>
             </w:r>
-            <w:proofErr w:type="spellEnd"/>
-            <w:r>
-              <w:rPr>
-                <w:rFonts w:ascii="Arial" w:eastAsia="Arial" w:hAnsi="Arial" w:cs="Arial"/>
-                <w:b/>
-                <w:bCs/>
-                <w:color w:val="FFFFFF"/>
-                <w:sz w:val="48"/>
-                <w:szCs w:val="48"/>
-              </w:rPr>
-              <w:t xml:space="preserve"> </w:t>
-            </w:r>
-            <w:proofErr w:type="spellStart"/>
-            <w:r>
-              <w:rPr>
-                <w:rFonts w:ascii="Arial" w:eastAsia="Arial" w:hAnsi="Arial" w:cs="Arial"/>
-                <w:b/>
-                <w:bCs/>
-                <w:color w:val="FFFFFF"/>
-                <w:sz w:val="48"/>
-                <w:szCs w:val="48"/>
-              </w:rPr>
-              <w:t>Sadiq</w:t>
-            </w:r>
-            <w:proofErr w:type="spellEnd"/>
           </w:p>
           <w:p>
             <w:pPr>
@@ -104,41 +78,27 @@
             <w:pPr>
               <w:spacing w:after="40"/>
               <w:jc w:val="center"/>
+              <w:rPr>
+                <w:rFonts w:ascii="Arial" w:eastAsia="Arial" w:hAnsi="Arial" w:cs="Arial"/>
+                <w:color w:val="BBBBBB"/>
+              </w:rPr>
             </w:pPr>
             <w:r>
               <w:rPr>
                 <w:rFonts w:ascii="Arial" w:eastAsia="Arial" w:hAnsi="Arial" w:cs="Arial"/>
                 <w:color w:val="BBBBBB"/>
               </w:rPr>
-              <w:t xml:space="preserve">Idrissadiq.pro@outlook.com  </w:t>
+              <w:t>Idrissdev@outlook.com | +1 (424) 458-6548 | Spring Valley, California, United States</w:t>
+            </w:r>
+            <w:r>
+              <w:t xml:space="preserve"> </w:t>
             </w:r>
             <w:r>
               <w:rPr>
                 <w:rFonts w:ascii="Arial" w:eastAsia="Arial" w:hAnsi="Arial" w:cs="Arial"/>
                 <w:color w:val="BBBBBB"/>
               </w:rPr>
-              <w:t>+1 (424) 458-6548</w:t>
-            </w:r>
-            <w:r>
-              <w:rPr>
-                <w:rFonts w:ascii="Arial" w:eastAsia="Arial" w:hAnsi="Arial" w:cs="Arial"/>
-                <w:color w:val="BBBBBB"/>
-              </w:rPr>
-              <w:t xml:space="preserve">|  </w:t>
-            </w:r>
-            <w:r>
-              <w:rPr>
-                <w:rFonts w:ascii="Arial" w:eastAsia="Arial" w:hAnsi="Arial" w:cs="Arial"/>
-                <w:color w:val="BBBBBB"/>
-              </w:rPr>
-              <w:t>Spring Valley</w:t>
-            </w:r>
-            <w:r>
-              <w:rPr>
-                <w:rFonts w:ascii="Arial" w:eastAsia="Arial" w:hAnsi="Arial" w:cs="Arial"/>
-                <w:color w:val="BBBBBB"/>
-              </w:rPr>
-              <w:t>, California, United States</w:t>
+              <w:t xml:space="preserve">https://www.linkedin.com/in/idris-sadiq-1b824b3b4 </w:t>
             </w:r>
           </w:p>
           <w:p>
@@ -150,15 +110,10 @@
                 <w:rFonts w:ascii="Arial" w:eastAsia="Arial" w:hAnsi="Arial" w:cs="Arial"/>
                 <w:color w:val="BBBBBB"/>
               </w:rPr>
-              <w:t xml:space="preserve">LinkedIn: </w:t>
+              <w:t>US citizen | White | English (Native)</w:t>
             </w:r>
-            <w:r>
-              <w:rPr>
-                <w:rFonts w:ascii="Arial" w:eastAsia="Arial" w:hAnsi="Arial" w:cs="Arial"/>
-                <w:color w:val="BBBBBB"/>
-              </w:rPr>
-              <w:t>https://www.linkedin.com/in/idris-sadiq-0640ab3b4/</w:t>
-            </w:r>
+            <w:bookmarkStart w:id="0" w:name="_GoBack"/>
+            <w:bookmarkEnd w:id="0"/>
           </w:p>
         </w:tc>
       </w:tr>
@@ -220,7 +175,6 @@
         </w:rPr>
         <w:t xml:space="preserve"> + </w:t>
       </w:r>
-      <w:proofErr w:type="spellStart"/>
       <w:r>
         <w:rPr>
           <w:rStyle w:val="Strong"/>
@@ -228,7 +182,6 @@
         </w:rPr>
         <w:t>Vue</w:t>
       </w:r>
-      <w:proofErr w:type="spellEnd"/>
       <w:r>
         <w:rPr>
           <w:rFonts w:ascii="Arial" w:hAnsi="Arial" w:cs="Arial"/>
@@ -285,14 +238,7 @@
         <w:rPr>
           <w:rFonts w:ascii="Arial" w:hAnsi="Arial" w:cs="Arial"/>
         </w:rPr>
-        <w:t xml:space="preserve">. </w:t>
-      </w:r>
-      <w:proofErr w:type="gramStart"/>
-      <w:r>
-        <w:rPr>
-          <w:rFonts w:ascii="Arial" w:hAnsi="Arial" w:cs="Arial"/>
-        </w:rPr>
-        <w:t xml:space="preserve">Strong focus on </w:t>
+        <w:t xml:space="preserve">. Strong focus on </w:t>
       </w:r>
       <w:r>
         <w:rPr>
@@ -331,21 +277,7 @@
         <w:rPr>
           <w:rFonts w:ascii="Arial" w:hAnsi="Arial" w:cs="Arial"/>
         </w:rPr>
-        <w:t xml:space="preserve"> with clear ownership.</w:t>
-      </w:r>
-      <w:proofErr w:type="gramEnd"/>
-      <w:r>
-        <w:rPr>
-          <w:rFonts w:ascii="Arial" w:hAnsi="Arial" w:cs="Arial"/>
-        </w:rPr>
-        <w:t xml:space="preserve"> </w:t>
-      </w:r>
-      <w:proofErr w:type="gramStart"/>
-      <w:r>
-        <w:rPr>
-          <w:rFonts w:ascii="Arial" w:hAnsi="Arial" w:cs="Arial"/>
-        </w:rPr>
-        <w:t xml:space="preserve">Experienced modernizing legacy frontends into maintainable </w:t>
+        <w:t xml:space="preserve"> with clear ownership. Experienced modernizing legacy frontends into maintainable </w:t>
       </w:r>
       <w:r>
         <w:rPr>
@@ -373,7 +305,6 @@
         </w:rPr>
         <w:t xml:space="preserve"> services with stable contracts, and improving </w:t>
       </w:r>
-      <w:proofErr w:type="spellStart"/>
       <w:r>
         <w:rPr>
           <w:rStyle w:val="Strong"/>
@@ -381,19 +312,11 @@
         </w:rPr>
         <w:t>observability</w:t>
       </w:r>
-      <w:proofErr w:type="spellEnd"/>
-      <w:r>
-        <w:rPr>
-          <w:rFonts w:ascii="Arial" w:hAnsi="Arial" w:cs="Arial"/>
-        </w:rPr>
-        <w:t xml:space="preserve"> to reduce on-call noise.</w:t>
-      </w:r>
-      <w:proofErr w:type="gramEnd"/>
-      <w:r>
-        <w:rPr>
-          <w:rFonts w:ascii="Arial" w:hAnsi="Arial" w:cs="Arial"/>
-        </w:rPr>
-        <w:t xml:space="preserve"> Comfortable partnering with product and non-engineering stakeholders, setting measurable outcomes, and delivering safely through </w:t>
+      <w:r>
+        <w:rPr>
+          <w:rFonts w:ascii="Arial" w:hAnsi="Arial" w:cs="Arial"/>
+        </w:rPr>
+        <w:t xml:space="preserve"> to reduce on-call noise. Comfortable partnering with product and non-engineering stakeholders, setting measurable outcomes, and delivering safely through </w:t>
       </w:r>
       <w:r>
         <w:rPr>
@@ -466,103 +389,7 @@
           <w:rFonts w:ascii="Arial" w:hAnsi="Arial" w:cs="Arial"/>
           <w:sz w:val="18"/>
         </w:rPr>
-        <w:t xml:space="preserve"> — Vue.js, </w:t>
-      </w:r>
-      <w:proofErr w:type="spellStart"/>
-      <w:r>
-        <w:rPr>
-          <w:rFonts w:ascii="Arial" w:hAnsi="Arial" w:cs="Arial"/>
-          <w:sz w:val="18"/>
-        </w:rPr>
-        <w:t>Vue</w:t>
-      </w:r>
-      <w:proofErr w:type="spellEnd"/>
-      <w:r>
-        <w:rPr>
-          <w:rFonts w:ascii="Arial" w:hAnsi="Arial" w:cs="Arial"/>
-          <w:sz w:val="18"/>
-        </w:rPr>
-        <w:t xml:space="preserve"> Router, </w:t>
-      </w:r>
-      <w:proofErr w:type="spellStart"/>
-      <w:r>
-        <w:rPr>
-          <w:rFonts w:ascii="Arial" w:hAnsi="Arial" w:cs="Arial"/>
-          <w:sz w:val="18"/>
-        </w:rPr>
-        <w:t>Vuex</w:t>
-      </w:r>
-      <w:proofErr w:type="spellEnd"/>
-      <w:r>
-        <w:rPr>
-          <w:rFonts w:ascii="Arial" w:hAnsi="Arial" w:cs="Arial"/>
-          <w:sz w:val="18"/>
-        </w:rPr>
-        <w:t xml:space="preserve">, </w:t>
-      </w:r>
-      <w:proofErr w:type="spellStart"/>
-      <w:r>
-        <w:rPr>
-          <w:rFonts w:ascii="Arial" w:hAnsi="Arial" w:cs="Arial"/>
-          <w:sz w:val="18"/>
-        </w:rPr>
-        <w:t>Pinia</w:t>
-      </w:r>
-      <w:proofErr w:type="spellEnd"/>
-      <w:r>
-        <w:rPr>
-          <w:rFonts w:ascii="Arial" w:hAnsi="Arial" w:cs="Arial"/>
-          <w:sz w:val="18"/>
-        </w:rPr>
-        <w:t xml:space="preserve">, </w:t>
-      </w:r>
-      <w:proofErr w:type="spellStart"/>
-      <w:r>
-        <w:rPr>
-          <w:rFonts w:ascii="Arial" w:hAnsi="Arial" w:cs="Arial"/>
-          <w:sz w:val="18"/>
-        </w:rPr>
-        <w:t>Nuxt</w:t>
-      </w:r>
-      <w:proofErr w:type="spellEnd"/>
-      <w:r>
-        <w:rPr>
-          <w:rFonts w:ascii="Arial" w:hAnsi="Arial" w:cs="Arial"/>
-          <w:sz w:val="18"/>
-        </w:rPr>
-        <w:t xml:space="preserve">, </w:t>
-      </w:r>
-      <w:proofErr w:type="spellStart"/>
-      <w:r>
-        <w:rPr>
-          <w:rFonts w:ascii="Arial" w:hAnsi="Arial" w:cs="Arial"/>
-          <w:sz w:val="18"/>
-        </w:rPr>
-        <w:t>Vite</w:t>
-      </w:r>
-      <w:proofErr w:type="spellEnd"/>
-      <w:r>
-        <w:rPr>
-          <w:rFonts w:ascii="Arial" w:hAnsi="Arial" w:cs="Arial"/>
-          <w:sz w:val="18"/>
-        </w:rPr>
-        <w:t xml:space="preserve">, </w:t>
-      </w:r>
-      <w:proofErr w:type="spellStart"/>
-      <w:r>
-        <w:rPr>
-          <w:rFonts w:ascii="Arial" w:hAnsi="Arial" w:cs="Arial"/>
-          <w:sz w:val="18"/>
-        </w:rPr>
-        <w:t>Webpack</w:t>
-      </w:r>
-      <w:proofErr w:type="spellEnd"/>
-      <w:r>
-        <w:rPr>
-          <w:rFonts w:ascii="Arial" w:hAnsi="Arial" w:cs="Arial"/>
-          <w:sz w:val="18"/>
-        </w:rPr>
-        <w:t>, SPA, component design systems, Composition API, SSR/SSG patterns, client-side routing, form validation, accessibility (WCAG-minded UI), performance profiling (Lighthouse/Web Vitals), Tailwind CSS, Storybook, micro-frontend patterns (concepts), cross-browser compatibility</w:t>
+        <w:t xml:space="preserve"> — Vue.js, Vue Router, Vuex, Pinia, Nuxt, Vite, Webpack, SPA, component design systems, Composition API, SSR/SSG patterns, client-side routing, form validation, accessibility (WCAG-minded UI), performance profiling (Lighthouse/Web Vitals), Tailwind CSS, Storybook, micro-frontend patterns (concepts), cross-browser compatibility</w:t>
       </w:r>
     </w:p>
     <w:p>
@@ -591,87 +418,7 @@
           <w:rFonts w:ascii="Arial" w:hAnsi="Arial" w:cs="Arial"/>
           <w:sz w:val="18"/>
         </w:rPr>
-        <w:t xml:space="preserve"> — Java, Spring Boot, Spring MVC, Spring Security, REST API design, API versioning, </w:t>
-      </w:r>
-      <w:proofErr w:type="spellStart"/>
-      <w:r>
-        <w:rPr>
-          <w:rFonts w:ascii="Arial" w:hAnsi="Arial" w:cs="Arial"/>
-          <w:sz w:val="18"/>
-        </w:rPr>
-        <w:t>webhooks</w:t>
-      </w:r>
-      <w:proofErr w:type="spellEnd"/>
-      <w:r>
-        <w:rPr>
-          <w:rFonts w:ascii="Arial" w:hAnsi="Arial" w:cs="Arial"/>
-          <w:sz w:val="18"/>
-        </w:rPr>
-        <w:t xml:space="preserve">, background jobs, </w:t>
-      </w:r>
-      <w:proofErr w:type="spellStart"/>
-      <w:r>
-        <w:rPr>
-          <w:rFonts w:ascii="Arial" w:hAnsi="Arial" w:cs="Arial"/>
-          <w:sz w:val="18"/>
-        </w:rPr>
-        <w:t>idempotency</w:t>
-      </w:r>
-      <w:proofErr w:type="spellEnd"/>
-      <w:r>
-        <w:rPr>
-          <w:rFonts w:ascii="Arial" w:hAnsi="Arial" w:cs="Arial"/>
-          <w:sz w:val="18"/>
-        </w:rPr>
-        <w:t xml:space="preserve"> patterns, caching strategies, </w:t>
-      </w:r>
-      <w:proofErr w:type="spellStart"/>
-      <w:r>
-        <w:rPr>
-          <w:rFonts w:ascii="Arial" w:hAnsi="Arial" w:cs="Arial"/>
-          <w:sz w:val="18"/>
-        </w:rPr>
-        <w:t>OpenAPI</w:t>
-      </w:r>
-      <w:proofErr w:type="spellEnd"/>
-      <w:r>
-        <w:rPr>
-          <w:rFonts w:ascii="Arial" w:hAnsi="Arial" w:cs="Arial"/>
-          <w:sz w:val="18"/>
-        </w:rPr>
-        <w:t xml:space="preserve">/Swagger, Hibernate/JPA, validation, rate limiting &amp; retries, </w:t>
-      </w:r>
-      <w:proofErr w:type="spellStart"/>
-      <w:r>
-        <w:rPr>
-          <w:rFonts w:ascii="Arial" w:hAnsi="Arial" w:cs="Arial"/>
-          <w:sz w:val="18"/>
-        </w:rPr>
-        <w:t>WebSockets</w:t>
-      </w:r>
-      <w:proofErr w:type="spellEnd"/>
-      <w:r>
-        <w:rPr>
-          <w:rFonts w:ascii="Arial" w:hAnsi="Arial" w:cs="Arial"/>
-          <w:sz w:val="18"/>
-        </w:rPr>
-        <w:t xml:space="preserve">/SSE (concepts), JWT, OAuth2, </w:t>
-      </w:r>
-      <w:proofErr w:type="spellStart"/>
-      <w:r>
-        <w:rPr>
-          <w:rFonts w:ascii="Arial" w:hAnsi="Arial" w:cs="Arial"/>
-          <w:sz w:val="18"/>
-        </w:rPr>
-        <w:t>OpenID</w:t>
-      </w:r>
-      <w:proofErr w:type="spellEnd"/>
-      <w:r>
-        <w:rPr>
-          <w:rFonts w:ascii="Arial" w:hAnsi="Arial" w:cs="Arial"/>
-          <w:sz w:val="18"/>
-        </w:rPr>
-        <w:t xml:space="preserve"> Connect</w:t>
+        <w:t xml:space="preserve"> — Java, Spring Boot, Spring MVC, Spring Security, REST API design, API versioning, webhooks, background jobs, idempotency patterns, caching strategies, OpenAPI/Swagger, Hibernate/JPA, validation, rate limiting &amp; retries, WebSockets/SSE (concepts), JWT, OAuth2, OpenID Connect</w:t>
       </w:r>
     </w:p>
     <w:p>
@@ -715,25 +462,8 @@
           <w:rFonts w:ascii="Arial" w:hAnsi="Arial" w:cs="Arial"/>
           <w:sz w:val="18"/>
         </w:rPr>
-        <w:t xml:space="preserve">: </w:t>
-      </w:r>
-      <w:proofErr w:type="spellStart"/>
-      <w:r>
-        <w:rPr>
-          <w:rFonts w:ascii="Arial" w:hAnsi="Arial" w:cs="Arial"/>
-          <w:sz w:val="18"/>
-        </w:rPr>
-        <w:t>PostgreSQL</w:t>
-      </w:r>
-      <w:proofErr w:type="spellEnd"/>
-      <w:r>
-        <w:rPr>
-          <w:rFonts w:ascii="Arial" w:hAnsi="Arial" w:cs="Arial"/>
-          <w:sz w:val="18"/>
-        </w:rPr>
-        <w:t xml:space="preserve">, MySQL, SQL Server | </w:t>
-      </w:r>
-      <w:proofErr w:type="spellStart"/>
+        <w:t xml:space="preserve">: PostgreSQL, MySQL, SQL Server | </w:t>
+      </w:r>
       <w:r>
         <w:rPr>
           <w:rFonts w:ascii="Arial" w:hAnsi="Arial" w:cs="Arial"/>
@@ -742,77 +472,12 @@
         </w:rPr>
         <w:t>NoSQL</w:t>
       </w:r>
-      <w:proofErr w:type="spellEnd"/>
-      <w:r>
-        <w:rPr>
-          <w:rFonts w:ascii="Arial" w:hAnsi="Arial" w:cs="Arial"/>
-          <w:sz w:val="18"/>
-        </w:rPr>
-        <w:t xml:space="preserve">: </w:t>
-      </w:r>
-      <w:proofErr w:type="spellStart"/>
-      <w:r>
-        <w:rPr>
-          <w:rFonts w:ascii="Arial" w:hAnsi="Arial" w:cs="Arial"/>
-          <w:sz w:val="18"/>
-        </w:rPr>
-        <w:t>Redis</w:t>
-      </w:r>
-      <w:proofErr w:type="spellEnd"/>
-      <w:r>
-        <w:rPr>
-          <w:rFonts w:ascii="Arial" w:hAnsi="Arial" w:cs="Arial"/>
-          <w:sz w:val="18"/>
-        </w:rPr>
-        <w:t xml:space="preserve">, </w:t>
-      </w:r>
-      <w:proofErr w:type="spellStart"/>
-      <w:r>
-        <w:rPr>
-          <w:rFonts w:ascii="Arial" w:hAnsi="Arial" w:cs="Arial"/>
-          <w:sz w:val="18"/>
-        </w:rPr>
-        <w:t>MongoDB</w:t>
-      </w:r>
-      <w:proofErr w:type="spellEnd"/>
-      <w:r>
-        <w:rPr>
-          <w:rFonts w:ascii="Arial" w:hAnsi="Arial" w:cs="Arial"/>
-          <w:sz w:val="18"/>
-        </w:rPr>
-        <w:t xml:space="preserve">, </w:t>
-      </w:r>
-      <w:proofErr w:type="spellStart"/>
-      <w:r>
-        <w:rPr>
-          <w:rFonts w:ascii="Arial" w:hAnsi="Arial" w:cs="Arial"/>
-          <w:sz w:val="18"/>
-        </w:rPr>
-        <w:t>DynamoDB</w:t>
-      </w:r>
-      <w:proofErr w:type="spellEnd"/>
-      <w:r>
-        <w:rPr>
-          <w:rFonts w:ascii="Arial" w:hAnsi="Arial" w:cs="Arial"/>
-          <w:sz w:val="18"/>
-        </w:rPr>
-        <w:t xml:space="preserve"> | Queues/streams: AWS SQS/SNS, Kafka, </w:t>
-      </w:r>
-      <w:proofErr w:type="spellStart"/>
-      <w:r>
-        <w:rPr>
-          <w:rFonts w:ascii="Arial" w:hAnsi="Arial" w:cs="Arial"/>
-          <w:sz w:val="18"/>
-        </w:rPr>
-        <w:t>RabbitMQ</w:t>
-      </w:r>
-      <w:proofErr w:type="spellEnd"/>
-      <w:r>
-        <w:rPr>
-          <w:rFonts w:ascii="Arial" w:hAnsi="Arial" w:cs="Arial"/>
-          <w:sz w:val="18"/>
-        </w:rPr>
-        <w:t xml:space="preserve"> | </w:t>
+      <w:r>
+        <w:rPr>
+          <w:rFonts w:ascii="Arial" w:hAnsi="Arial" w:cs="Arial"/>
+          <w:sz w:val="18"/>
+        </w:rPr>
+        <w:t xml:space="preserve">: Redis, MongoDB, DynamoDB | Queues/streams: AWS SQS/SNS, Kafka, RabbitMQ | </w:t>
       </w:r>
       <w:r>
         <w:rPr>
@@ -827,23 +492,7 @@
           <w:rFonts w:ascii="Arial" w:hAnsi="Arial" w:cs="Arial"/>
           <w:sz w:val="18"/>
         </w:rPr>
-        <w:t xml:space="preserve">: </w:t>
-      </w:r>
-      <w:proofErr w:type="spellStart"/>
-      <w:r>
-        <w:rPr>
-          <w:rFonts w:ascii="Arial" w:hAnsi="Arial" w:cs="Arial"/>
-          <w:sz w:val="18"/>
-        </w:rPr>
-        <w:t>Elasticsearch</w:t>
-      </w:r>
-      <w:proofErr w:type="spellEnd"/>
-      <w:r>
-        <w:rPr>
-          <w:rFonts w:ascii="Arial" w:hAnsi="Arial" w:cs="Arial"/>
-          <w:sz w:val="18"/>
-        </w:rPr>
-        <w:t xml:space="preserve">, OpenSearch | </w:t>
+        <w:t xml:space="preserve">: Elasticsearch, OpenSearch | </w:t>
       </w:r>
       <w:r>
         <w:rPr>
@@ -858,23 +507,7 @@
           <w:rFonts w:ascii="Arial" w:hAnsi="Arial" w:cs="Arial"/>
           <w:sz w:val="18"/>
         </w:rPr>
-        <w:t xml:space="preserve">: Redshift, </w:t>
-      </w:r>
-      <w:proofErr w:type="spellStart"/>
-      <w:r>
-        <w:rPr>
-          <w:rFonts w:ascii="Arial" w:hAnsi="Arial" w:cs="Arial"/>
-          <w:sz w:val="18"/>
-        </w:rPr>
-        <w:t>BigQuery</w:t>
-      </w:r>
-      <w:proofErr w:type="spellEnd"/>
-      <w:r>
-        <w:rPr>
-          <w:rFonts w:ascii="Arial" w:hAnsi="Arial" w:cs="Arial"/>
-          <w:sz w:val="18"/>
-        </w:rPr>
-        <w:t xml:space="preserve"> (exposure via event/analytics pipelines)</w:t>
+        <w:t>: Redshift, BigQuery (exposure via event/analytics pipelines)</w:t>
       </w:r>
     </w:p>
     <w:p>
@@ -896,18 +529,8 @@
           <w:rFonts w:ascii="Arial" w:hAnsi="Arial" w:cs="Arial"/>
           <w:sz w:val="18"/>
         </w:rPr>
-        <w:t xml:space="preserve">Cloud &amp; </w:t>
-      </w:r>
-      <w:proofErr w:type="spellStart"/>
-      <w:r>
-        <w:rPr>
-          <w:rStyle w:val="Strong"/>
-          <w:rFonts w:ascii="Arial" w:hAnsi="Arial" w:cs="Arial"/>
-          <w:sz w:val="18"/>
-        </w:rPr>
-        <w:t>DevOps</w:t>
-      </w:r>
-      <w:proofErr w:type="spellEnd"/>
+        <w:t>Cloud &amp; DevOps</w:t>
+      </w:r>
       <w:r>
         <w:rPr>
           <w:rFonts w:ascii="Arial" w:hAnsi="Arial" w:cs="Arial"/>
@@ -915,85 +538,12 @@
         </w:rPr>
         <w:t xml:space="preserve"> — </w:t>
       </w:r>
-      <w:proofErr w:type="spellStart"/>
-      <w:r>
-        <w:rPr>
-          <w:rFonts w:ascii="Arial" w:hAnsi="Arial" w:cs="Arial"/>
-          <w:sz w:val="18"/>
-        </w:rPr>
-        <w:t>Docker</w:t>
-      </w:r>
-      <w:proofErr w:type="spellEnd"/>
-      <w:r>
-        <w:rPr>
-          <w:rFonts w:ascii="Arial" w:hAnsi="Arial" w:cs="Arial"/>
-          <w:sz w:val="18"/>
-        </w:rPr>
-        <w:t xml:space="preserve">, </w:t>
-      </w:r>
-      <w:proofErr w:type="spellStart"/>
-      <w:r>
-        <w:rPr>
-          <w:rFonts w:ascii="Arial" w:hAnsi="Arial" w:cs="Arial"/>
-          <w:sz w:val="18"/>
-        </w:rPr>
-        <w:t>Kubernetes</w:t>
-      </w:r>
-      <w:proofErr w:type="spellEnd"/>
-      <w:r>
-        <w:rPr>
-          <w:rFonts w:ascii="Arial" w:hAnsi="Arial" w:cs="Arial"/>
-          <w:sz w:val="18"/>
-        </w:rPr>
-        <w:t xml:space="preserve">, Helm, Argo CD, </w:t>
-      </w:r>
-      <w:proofErr w:type="spellStart"/>
-      <w:r>
-        <w:rPr>
-          <w:rFonts w:ascii="Arial" w:hAnsi="Arial" w:cs="Arial"/>
-          <w:sz w:val="18"/>
-        </w:rPr>
-        <w:t>GitOps</w:t>
-      </w:r>
-      <w:proofErr w:type="spellEnd"/>
-      <w:r>
-        <w:rPr>
-          <w:rFonts w:ascii="Arial" w:hAnsi="Arial" w:cs="Arial"/>
-          <w:sz w:val="18"/>
-        </w:rPr>
-        <w:t xml:space="preserve">, </w:t>
-      </w:r>
-      <w:proofErr w:type="spellStart"/>
-      <w:r>
-        <w:rPr>
-          <w:rFonts w:ascii="Arial" w:hAnsi="Arial" w:cs="Arial"/>
-          <w:sz w:val="18"/>
-        </w:rPr>
-        <w:t>Terraform</w:t>
-      </w:r>
-      <w:proofErr w:type="spellEnd"/>
-      <w:r>
-        <w:rPr>
-          <w:rFonts w:ascii="Arial" w:hAnsi="Arial" w:cs="Arial"/>
-          <w:sz w:val="18"/>
-        </w:rPr>
-        <w:t xml:space="preserve">, </w:t>
-      </w:r>
-      <w:proofErr w:type="spellStart"/>
-      <w:r>
-        <w:rPr>
-          <w:rFonts w:ascii="Arial" w:hAnsi="Arial" w:cs="Arial"/>
-          <w:sz w:val="18"/>
-        </w:rPr>
-        <w:t>CloudFormation</w:t>
-      </w:r>
-      <w:proofErr w:type="spellEnd"/>
-      <w:r>
-        <w:rPr>
-          <w:rFonts w:ascii="Arial" w:hAnsi="Arial" w:cs="Arial"/>
-          <w:sz w:val="18"/>
-        </w:rPr>
-        <w:t xml:space="preserve"> | </w:t>
+      <w:r>
+        <w:rPr>
+          <w:rFonts w:ascii="Arial" w:hAnsi="Arial" w:cs="Arial"/>
+          <w:sz w:val="18"/>
+        </w:rPr>
+        <w:t xml:space="preserve">Docker, Kubernetes, Helm, Argo CD, GitOps, Terraform, CloudFormation | </w:t>
       </w:r>
       <w:r>
         <w:rPr>
@@ -1008,71 +558,7 @@
           <w:rFonts w:ascii="Arial" w:hAnsi="Arial" w:cs="Arial"/>
           <w:sz w:val="18"/>
         </w:rPr>
-        <w:t xml:space="preserve">: EKS, ECS, EC2, Lambda, API Gateway, S3, </w:t>
-      </w:r>
-      <w:proofErr w:type="spellStart"/>
-      <w:r>
-        <w:rPr>
-          <w:rFonts w:ascii="Arial" w:hAnsi="Arial" w:cs="Arial"/>
-          <w:sz w:val="18"/>
-        </w:rPr>
-        <w:t>CloudFront</w:t>
-      </w:r>
-      <w:proofErr w:type="spellEnd"/>
-      <w:r>
-        <w:rPr>
-          <w:rFonts w:ascii="Arial" w:hAnsi="Arial" w:cs="Arial"/>
-          <w:sz w:val="18"/>
-        </w:rPr>
-        <w:t xml:space="preserve">, RDS, </w:t>
-      </w:r>
-      <w:proofErr w:type="spellStart"/>
-      <w:r>
-        <w:rPr>
-          <w:rFonts w:ascii="Arial" w:hAnsi="Arial" w:cs="Arial"/>
-          <w:sz w:val="18"/>
-        </w:rPr>
-        <w:t>DynamoDB</w:t>
-      </w:r>
-      <w:proofErr w:type="spellEnd"/>
-      <w:r>
-        <w:rPr>
-          <w:rFonts w:ascii="Arial" w:hAnsi="Arial" w:cs="Arial"/>
-          <w:sz w:val="18"/>
-        </w:rPr>
-        <w:t xml:space="preserve">, </w:t>
-      </w:r>
-      <w:proofErr w:type="spellStart"/>
-      <w:r>
-        <w:rPr>
-          <w:rFonts w:ascii="Arial" w:hAnsi="Arial" w:cs="Arial"/>
-          <w:sz w:val="18"/>
-        </w:rPr>
-        <w:t>ElastiCache</w:t>
-      </w:r>
-      <w:proofErr w:type="spellEnd"/>
-      <w:r>
-        <w:rPr>
-          <w:rFonts w:ascii="Arial" w:hAnsi="Arial" w:cs="Arial"/>
-          <w:sz w:val="18"/>
-        </w:rPr>
-        <w:t xml:space="preserve">, </w:t>
-      </w:r>
-      <w:proofErr w:type="spellStart"/>
-      <w:r>
-        <w:rPr>
-          <w:rFonts w:ascii="Arial" w:hAnsi="Arial" w:cs="Arial"/>
-          <w:sz w:val="18"/>
-        </w:rPr>
-        <w:t>EventBridge</w:t>
-      </w:r>
-      <w:proofErr w:type="spellEnd"/>
-      <w:r>
-        <w:rPr>
-          <w:rFonts w:ascii="Arial" w:hAnsi="Arial" w:cs="Arial"/>
-          <w:sz w:val="18"/>
-        </w:rPr>
-        <w:t xml:space="preserve">, Step Functions, IAM | </w:t>
+        <w:t xml:space="preserve">: EKS, ECS, EC2, Lambda, API Gateway, S3, CloudFront, RDS, DynamoDB, ElastiCache, EventBridge, Step Functions, IAM | </w:t>
       </w:r>
       <w:r>
         <w:rPr>
@@ -1102,23 +588,7 @@
           <w:rFonts w:ascii="Arial" w:hAnsi="Arial" w:cs="Arial"/>
           <w:sz w:val="18"/>
         </w:rPr>
-        <w:t xml:space="preserve">: GKE, Cloud Run, Pub/Sub, Cloud Storage, </w:t>
-      </w:r>
-      <w:proofErr w:type="spellStart"/>
-      <w:r>
-        <w:rPr>
-          <w:rFonts w:ascii="Arial" w:hAnsi="Arial" w:cs="Arial"/>
-          <w:sz w:val="18"/>
-        </w:rPr>
-        <w:t>BigQuery</w:t>
-      </w:r>
-      <w:proofErr w:type="spellEnd"/>
-      <w:r>
-        <w:rPr>
-          <w:rFonts w:ascii="Arial" w:hAnsi="Arial" w:cs="Arial"/>
-          <w:sz w:val="18"/>
-        </w:rPr>
-        <w:t xml:space="preserve"> (as consumer/integrator) | </w:t>
+        <w:t xml:space="preserve">: GKE, Cloud Run, Pub/Sub, Cloud Storage, BigQuery (as consumer/integrator) | </w:t>
       </w:r>
       <w:r>
         <w:rPr>
@@ -1133,65 +603,8 @@
           <w:rFonts w:ascii="Arial" w:hAnsi="Arial" w:cs="Arial"/>
           <w:sz w:val="18"/>
         </w:rPr>
-        <w:t xml:space="preserve">: </w:t>
-      </w:r>
-      <w:proofErr w:type="spellStart"/>
-      <w:r>
-        <w:rPr>
-          <w:rFonts w:ascii="Arial" w:hAnsi="Arial" w:cs="Arial"/>
-          <w:sz w:val="18"/>
-        </w:rPr>
-        <w:t>GitHub</w:t>
-      </w:r>
-      <w:proofErr w:type="spellEnd"/>
-      <w:r>
-        <w:rPr>
-          <w:rFonts w:ascii="Arial" w:hAnsi="Arial" w:cs="Arial"/>
-          <w:sz w:val="18"/>
-        </w:rPr>
-        <w:t xml:space="preserve"> Actions, </w:t>
-      </w:r>
-      <w:proofErr w:type="spellStart"/>
-      <w:r>
-        <w:rPr>
-          <w:rFonts w:ascii="Arial" w:hAnsi="Arial" w:cs="Arial"/>
-          <w:sz w:val="18"/>
-        </w:rPr>
-        <w:t>GitLab</w:t>
-      </w:r>
-      <w:proofErr w:type="spellEnd"/>
-      <w:r>
-        <w:rPr>
-          <w:rFonts w:ascii="Arial" w:hAnsi="Arial" w:cs="Arial"/>
-          <w:sz w:val="18"/>
-        </w:rPr>
-        <w:t xml:space="preserve"> CI, Jenkins, Azure </w:t>
-      </w:r>
-      <w:proofErr w:type="spellStart"/>
-      <w:r>
-        <w:rPr>
-          <w:rFonts w:ascii="Arial" w:hAnsi="Arial" w:cs="Arial"/>
-          <w:sz w:val="18"/>
-        </w:rPr>
-        <w:t>DevOps</w:t>
-      </w:r>
-      <w:proofErr w:type="spellEnd"/>
-      <w:r>
-        <w:rPr>
-          <w:rFonts w:ascii="Arial" w:hAnsi="Arial" w:cs="Arial"/>
-          <w:sz w:val="18"/>
-        </w:rPr>
-        <w:t xml:space="preserve">, </w:t>
-      </w:r>
-      <w:proofErr w:type="spellStart"/>
-      <w:r>
-        <w:rPr>
-          <w:rFonts w:ascii="Arial" w:hAnsi="Arial" w:cs="Arial"/>
-          <w:sz w:val="18"/>
-        </w:rPr>
-        <w:t>CircleCI</w:t>
-      </w:r>
-      <w:proofErr w:type="spellEnd"/>
+        <w:t>: GitHub Actions, GitLab CI, Jenkins, Azure DevOps, CircleCI</w:t>
+      </w:r>
     </w:p>
     <w:p>
       <w:pPr>
@@ -1206,94 +619,20 @@
           <w:sz w:val="18"/>
         </w:rPr>
       </w:pPr>
-      <w:proofErr w:type="spellStart"/>
-      <w:r>
-        <w:rPr>
-          <w:rStyle w:val="Strong"/>
-          <w:rFonts w:ascii="Arial" w:hAnsi="Arial" w:cs="Arial"/>
-          <w:sz w:val="18"/>
-        </w:rPr>
-        <w:t>Observability</w:t>
-      </w:r>
-      <w:proofErr w:type="spellEnd"/>
-      <w:r>
-        <w:rPr>
-          <w:rStyle w:val="Strong"/>
-          <w:rFonts w:ascii="Arial" w:hAnsi="Arial" w:cs="Arial"/>
-          <w:sz w:val="18"/>
-        </w:rPr>
-        <w:t>, Quality &amp; Security</w:t>
-      </w:r>
-      <w:r>
-        <w:rPr>
-          <w:rFonts w:ascii="Arial" w:hAnsi="Arial" w:cs="Arial"/>
-          <w:sz w:val="18"/>
-        </w:rPr>
-        <w:t xml:space="preserve"> — </w:t>
-      </w:r>
-      <w:proofErr w:type="spellStart"/>
-      <w:r>
-        <w:rPr>
-          <w:rFonts w:ascii="Arial" w:hAnsi="Arial" w:cs="Arial"/>
-          <w:sz w:val="18"/>
-        </w:rPr>
-        <w:t>OpenTelemetry</w:t>
-      </w:r>
-      <w:proofErr w:type="spellEnd"/>
-      <w:r>
-        <w:rPr>
-          <w:rFonts w:ascii="Arial" w:hAnsi="Arial" w:cs="Arial"/>
-          <w:sz w:val="18"/>
-        </w:rPr>
-        <w:t xml:space="preserve">, </w:t>
-      </w:r>
-      <w:proofErr w:type="spellStart"/>
-      <w:r>
-        <w:rPr>
-          <w:rFonts w:ascii="Arial" w:hAnsi="Arial" w:cs="Arial"/>
-          <w:sz w:val="18"/>
-        </w:rPr>
-        <w:t>Datadog</w:t>
-      </w:r>
-      <w:proofErr w:type="spellEnd"/>
-      <w:r>
-        <w:rPr>
-          <w:rFonts w:ascii="Arial" w:hAnsi="Arial" w:cs="Arial"/>
-          <w:sz w:val="18"/>
-        </w:rPr>
-        <w:t xml:space="preserve">, Prometheus, </w:t>
-      </w:r>
-      <w:proofErr w:type="spellStart"/>
-      <w:r>
-        <w:rPr>
-          <w:rFonts w:ascii="Arial" w:hAnsi="Arial" w:cs="Arial"/>
-          <w:sz w:val="18"/>
-        </w:rPr>
-        <w:t>Grafana</w:t>
-      </w:r>
-      <w:proofErr w:type="spellEnd"/>
-      <w:r>
-        <w:rPr>
-          <w:rFonts w:ascii="Arial" w:hAnsi="Arial" w:cs="Arial"/>
-          <w:sz w:val="18"/>
-        </w:rPr>
-        <w:t xml:space="preserve">, ELK/EFK, </w:t>
-      </w:r>
-      <w:proofErr w:type="spellStart"/>
-      <w:r>
-        <w:rPr>
-          <w:rFonts w:ascii="Arial" w:hAnsi="Arial" w:cs="Arial"/>
-          <w:sz w:val="18"/>
-        </w:rPr>
-        <w:t>CloudWatch</w:t>
-      </w:r>
-      <w:proofErr w:type="spellEnd"/>
-      <w:r>
-        <w:rPr>
-          <w:rFonts w:ascii="Arial" w:hAnsi="Arial" w:cs="Arial"/>
-          <w:sz w:val="18"/>
-        </w:rPr>
-        <w:t xml:space="preserve">, structured logging | </w:t>
+      <w:r>
+        <w:rPr>
+          <w:rStyle w:val="Strong"/>
+          <w:rFonts w:ascii="Arial" w:hAnsi="Arial" w:cs="Arial"/>
+          <w:sz w:val="18"/>
+        </w:rPr>
+        <w:t>Observability, Quality &amp; Security</w:t>
+      </w:r>
+      <w:r>
+        <w:rPr>
+          <w:rFonts w:ascii="Arial" w:hAnsi="Arial" w:cs="Arial"/>
+          <w:sz w:val="18"/>
+        </w:rPr>
+        <w:t xml:space="preserve"> — OpenTelemetry, Datadog, Prometheus, Grafana, ELK/EFK, CloudWatch, structured logging | </w:t>
       </w:r>
       <w:r>
         <w:rPr>
@@ -1323,55 +662,7 @@
           <w:rFonts w:ascii="Arial" w:hAnsi="Arial" w:cs="Arial"/>
           <w:sz w:val="18"/>
         </w:rPr>
-        <w:t xml:space="preserve">: OAuth2, </w:t>
-      </w:r>
-      <w:proofErr w:type="spellStart"/>
-      <w:r>
-        <w:rPr>
-          <w:rFonts w:ascii="Arial" w:hAnsi="Arial" w:cs="Arial"/>
-          <w:sz w:val="18"/>
-        </w:rPr>
-        <w:t>OpenID</w:t>
-      </w:r>
-      <w:proofErr w:type="spellEnd"/>
-      <w:r>
-        <w:rPr>
-          <w:rFonts w:ascii="Arial" w:hAnsi="Arial" w:cs="Arial"/>
-          <w:sz w:val="18"/>
-        </w:rPr>
-        <w:t xml:space="preserve"> Connect, JWT, </w:t>
-      </w:r>
-      <w:proofErr w:type="spellStart"/>
-      <w:r>
-        <w:rPr>
-          <w:rFonts w:ascii="Arial" w:hAnsi="Arial" w:cs="Arial"/>
-          <w:sz w:val="18"/>
-        </w:rPr>
-        <w:t>Okta</w:t>
-      </w:r>
-      <w:proofErr w:type="spellEnd"/>
-      <w:r>
-        <w:rPr>
-          <w:rFonts w:ascii="Arial" w:hAnsi="Arial" w:cs="Arial"/>
-          <w:sz w:val="18"/>
-        </w:rPr>
-        <w:t xml:space="preserve">, Auth0, AWS </w:t>
-      </w:r>
-      <w:proofErr w:type="spellStart"/>
-      <w:r>
-        <w:rPr>
-          <w:rFonts w:ascii="Arial" w:hAnsi="Arial" w:cs="Arial"/>
-          <w:sz w:val="18"/>
-        </w:rPr>
-        <w:t>Cognito</w:t>
-      </w:r>
-      <w:proofErr w:type="spellEnd"/>
-      <w:r>
-        <w:rPr>
-          <w:rFonts w:ascii="Arial" w:hAnsi="Arial" w:cs="Arial"/>
-          <w:sz w:val="18"/>
-        </w:rPr>
-        <w:t>, rate limiting, RBAC/ABAC, audit logging</w:t>
+        <w:t>: OAuth2, OpenID Connect, JWT, Okta, Auth0, AWS Cognito, rate limiting, RBAC/ABAC, audit logging</w:t>
       </w:r>
     </w:p>
     <w:p>
@@ -1406,8 +697,6 @@
       </w:r>
     </w:p>
     <w:p>
-      <w:proofErr w:type="spellStart"/>
-      <w:proofErr w:type="gramStart"/>
       <w:r>
         <w:rPr>
           <w:rFonts w:ascii="Arial" w:eastAsia="Arial" w:hAnsi="Arial" w:cs="Arial"/>
@@ -1415,27 +704,7 @@
           <w:sz w:val="21"/>
           <w:szCs w:val="21"/>
         </w:rPr>
-        <w:t>SumatoSoft</w:t>
-      </w:r>
-      <w:proofErr w:type="spellEnd"/>
-      <w:r>
-        <w:rPr>
-          <w:rFonts w:ascii="Arial" w:eastAsia="Arial" w:hAnsi="Arial" w:cs="Arial"/>
-          <w:color w:val="555555"/>
-          <w:sz w:val="21"/>
-          <w:szCs w:val="21"/>
-        </w:rPr>
-        <w:t xml:space="preserve">  |</w:t>
-      </w:r>
-      <w:proofErr w:type="gramEnd"/>
-      <w:r>
-        <w:rPr>
-          <w:rFonts w:ascii="Arial" w:eastAsia="Arial" w:hAnsi="Arial" w:cs="Arial"/>
-          <w:color w:val="555555"/>
-          <w:sz w:val="21"/>
-          <w:szCs w:val="21"/>
-        </w:rPr>
-        <w:t xml:space="preserve">  January 2021 - December 2025</w:t>
+        <w:t>SumatoSoft  |  January 2021 - December 2025</w:t>
       </w:r>
     </w:p>
     <w:p>
@@ -1458,7 +727,6 @@
         </w:rPr>
         <w:t xml:space="preserve">Led a multi-quarter modernization of a customer-facing platform, rebuilding key screens in </w:t>
       </w:r>
-      <w:proofErr w:type="spellStart"/>
       <w:r>
         <w:rPr>
           <w:rStyle w:val="Strong"/>
@@ -1467,7 +735,6 @@
         </w:rPr>
         <w:t>Vue</w:t>
       </w:r>
-      <w:proofErr w:type="spellEnd"/>
       <w:r>
         <w:rPr>
           <w:rFonts w:ascii="Arial" w:hAnsi="Arial" w:cs="Arial"/>
@@ -1560,25 +827,8 @@
           <w:rFonts w:ascii="Arial" w:hAnsi="Arial" w:cs="Arial"/>
           <w:sz w:val="18"/>
         </w:rPr>
-        <w:t xml:space="preserve">Owned performance </w:t>
-      </w:r>
-      <w:proofErr w:type="spellStart"/>
-      <w:r>
-        <w:rPr>
-          <w:rFonts w:ascii="Arial" w:hAnsi="Arial" w:cs="Arial"/>
-          <w:sz w:val="18"/>
-        </w:rPr>
-        <w:t>workstreams</w:t>
-      </w:r>
-      <w:proofErr w:type="spellEnd"/>
-      <w:r>
-        <w:rPr>
-          <w:rFonts w:ascii="Arial" w:hAnsi="Arial" w:cs="Arial"/>
-          <w:sz w:val="18"/>
-        </w:rPr>
-        <w:t xml:space="preserve"> across rendering and API latency, profiling bottlenecks, removing </w:t>
-      </w:r>
-      <w:proofErr w:type="gramStart"/>
+        <w:t xml:space="preserve">Owned performance workstreams across rendering and API latency, profiling bottlenecks, removing </w:t>
+      </w:r>
       <w:r>
         <w:rPr>
           <w:rStyle w:val="Strong"/>
@@ -1592,17 +842,8 @@
           <w:rFonts w:ascii="Arial" w:hAnsi="Arial" w:cs="Arial"/>
           <w:sz w:val="18"/>
         </w:rPr>
-        <w:t xml:space="preserve"> patterns</w:t>
-      </w:r>
-      <w:proofErr w:type="gramEnd"/>
-      <w:r>
-        <w:rPr>
-          <w:rFonts w:ascii="Arial" w:hAnsi="Arial" w:cs="Arial"/>
-          <w:sz w:val="18"/>
-        </w:rPr>
-        <w:t xml:space="preserve">, and tuning </w:t>
-      </w:r>
-      <w:proofErr w:type="spellStart"/>
+        <w:t xml:space="preserve"> patterns, and tuning </w:t>
+      </w:r>
       <w:r>
         <w:rPr>
           <w:rStyle w:val="Strong"/>
@@ -1611,7 +852,6 @@
         </w:rPr>
         <w:t>PostgreSQL</w:t>
       </w:r>
-      <w:proofErr w:type="spellEnd"/>
       <w:r>
         <w:rPr>
           <w:rFonts w:ascii="Arial" w:hAnsi="Arial" w:cs="Arial"/>
@@ -1640,7 +880,6 @@
         </w:rPr>
         <w:t xml:space="preserve">Implemented caching for read-heavy datasets using </w:t>
       </w:r>
-      <w:proofErr w:type="spellStart"/>
       <w:r>
         <w:rPr>
           <w:rStyle w:val="Strong"/>
@@ -1649,7 +888,6 @@
         </w:rPr>
         <w:t>Redis</w:t>
       </w:r>
-      <w:proofErr w:type="spellEnd"/>
       <w:r>
         <w:rPr>
           <w:rFonts w:ascii="Arial" w:hAnsi="Arial" w:cs="Arial"/>
@@ -1774,7 +1012,6 @@
         </w:rPr>
         <w:t xml:space="preserve">Built resilient write paths using </w:t>
       </w:r>
-      <w:proofErr w:type="spellStart"/>
       <w:r>
         <w:rPr>
           <w:rStyle w:val="Strong"/>
@@ -1783,7 +1020,6 @@
         </w:rPr>
         <w:t>idempotency</w:t>
       </w:r>
-      <w:proofErr w:type="spellEnd"/>
       <w:r>
         <w:rPr>
           <w:rFonts w:ascii="Arial" w:hAnsi="Arial" w:cs="Arial"/>
@@ -1810,23 +1046,7 @@
           <w:rFonts w:ascii="Arial" w:hAnsi="Arial" w:cs="Arial"/>
           <w:sz w:val="18"/>
         </w:rPr>
-        <w:t xml:space="preserve">Integrated </w:t>
-      </w:r>
-      <w:proofErr w:type="spellStart"/>
-      <w:r>
-        <w:rPr>
-          <w:rFonts w:ascii="Arial" w:hAnsi="Arial" w:cs="Arial"/>
-          <w:sz w:val="18"/>
-        </w:rPr>
-        <w:t>async</w:t>
-      </w:r>
-      <w:proofErr w:type="spellEnd"/>
-      <w:r>
-        <w:rPr>
-          <w:rFonts w:ascii="Arial" w:hAnsi="Arial" w:cs="Arial"/>
-          <w:sz w:val="18"/>
-        </w:rPr>
-        <w:t xml:space="preserve"> processing using </w:t>
+        <w:t xml:space="preserve">Integrated async processing using </w:t>
       </w:r>
       <w:r>
         <w:rPr>
@@ -1858,7 +1078,6 @@
         </w:rPr>
         <w:t xml:space="preserve"> (with interoperability patterns for </w:t>
       </w:r>
-      <w:proofErr w:type="spellStart"/>
       <w:r>
         <w:rPr>
           <w:rStyle w:val="Strong"/>
@@ -1867,7 +1086,6 @@
         </w:rPr>
         <w:t>RabbitMQ</w:t>
       </w:r>
-      <w:proofErr w:type="spellEnd"/>
       <w:r>
         <w:rPr>
           <w:rFonts w:ascii="Arial" w:hAnsi="Arial" w:cs="Arial"/>
@@ -1917,23 +1135,13 @@
         </w:rPr>
         <w:t xml:space="preserve">Improved CI and release safety by standardizing pipelines and quality gates across </w:t>
       </w:r>
-      <w:proofErr w:type="spellStart"/>
-      <w:r>
-        <w:rPr>
-          <w:rStyle w:val="Strong"/>
-          <w:rFonts w:ascii="Arial" w:hAnsi="Arial" w:cs="Arial"/>
-          <w:sz w:val="18"/>
-        </w:rPr>
-        <w:t>GitHub</w:t>
-      </w:r>
-      <w:proofErr w:type="spellEnd"/>
-      <w:r>
-        <w:rPr>
-          <w:rStyle w:val="Strong"/>
-          <w:rFonts w:ascii="Arial" w:hAnsi="Arial" w:cs="Arial"/>
-          <w:sz w:val="18"/>
-        </w:rPr>
-        <w:t xml:space="preserve"> Actions</w:t>
+      <w:r>
+        <w:rPr>
+          <w:rStyle w:val="Strong"/>
+          <w:rFonts w:ascii="Arial" w:hAnsi="Arial" w:cs="Arial"/>
+          <w:sz w:val="18"/>
+        </w:rPr>
+        <w:t>GitHub Actions</w:t>
       </w:r>
       <w:r>
         <w:rPr>
@@ -2051,7 +1259,6 @@
         <w:lastRenderedPageBreak/>
         <w:t xml:space="preserve">Introduced </w:t>
       </w:r>
-      <w:proofErr w:type="spellStart"/>
       <w:r>
         <w:rPr>
           <w:rStyle w:val="Strong"/>
@@ -2060,7 +1267,6 @@
         </w:rPr>
         <w:t>OpenTelemetry</w:t>
       </w:r>
-      <w:proofErr w:type="spellEnd"/>
       <w:r>
         <w:rPr>
           <w:rFonts w:ascii="Arial" w:hAnsi="Arial" w:cs="Arial"/>
@@ -2068,7 +1274,6 @@
         </w:rPr>
         <w:t xml:space="preserve"> instrumentation and exported signals to </w:t>
       </w:r>
-      <w:proofErr w:type="spellStart"/>
       <w:r>
         <w:rPr>
           <w:rStyle w:val="Strong"/>
@@ -2077,7 +1282,6 @@
         </w:rPr>
         <w:t>Datadog</w:t>
       </w:r>
-      <w:proofErr w:type="spellEnd"/>
       <w:r>
         <w:rPr>
           <w:rFonts w:ascii="Arial" w:hAnsi="Arial" w:cs="Arial"/>
@@ -2085,7 +1289,6 @@
         </w:rPr>
         <w:t xml:space="preserve">, </w:t>
       </w:r>
-      <w:proofErr w:type="spellStart"/>
       <w:r>
         <w:rPr>
           <w:rStyle w:val="Strong"/>
@@ -2094,7 +1297,6 @@
         </w:rPr>
         <w:t>Grafana</w:t>
       </w:r>
-      <w:proofErr w:type="spellEnd"/>
       <w:r>
         <w:rPr>
           <w:rFonts w:ascii="Arial" w:hAnsi="Arial" w:cs="Arial"/>
@@ -2102,7 +1304,6 @@
         </w:rPr>
         <w:t xml:space="preserve">, and </w:t>
       </w:r>
-      <w:proofErr w:type="spellStart"/>
       <w:r>
         <w:rPr>
           <w:rStyle w:val="Strong"/>
@@ -2111,7 +1312,6 @@
         </w:rPr>
         <w:t>CloudWatch</w:t>
       </w:r>
-      <w:proofErr w:type="spellEnd"/>
       <w:r>
         <w:rPr>
           <w:rFonts w:ascii="Arial" w:hAnsi="Arial" w:cs="Arial"/>
@@ -2140,7 +1340,6 @@
         </w:rPr>
         <w:t xml:space="preserve">Supported cloud deployment workflows using </w:t>
       </w:r>
-      <w:proofErr w:type="spellStart"/>
       <w:r>
         <w:rPr>
           <w:rStyle w:val="Strong"/>
@@ -2149,7 +1348,6 @@
         </w:rPr>
         <w:t>Docker</w:t>
       </w:r>
-      <w:proofErr w:type="spellEnd"/>
       <w:r>
         <w:rPr>
           <w:rFonts w:ascii="Arial" w:hAnsi="Arial" w:cs="Arial"/>
@@ -2157,7 +1355,6 @@
         </w:rPr>
         <w:t xml:space="preserve"> containers, </w:t>
       </w:r>
-      <w:proofErr w:type="spellStart"/>
       <w:r>
         <w:rPr>
           <w:rStyle w:val="Strong"/>
@@ -2166,7 +1363,6 @@
         </w:rPr>
         <w:t>Kubernetes</w:t>
       </w:r>
-      <w:proofErr w:type="spellEnd"/>
       <w:r>
         <w:rPr>
           <w:rFonts w:ascii="Arial" w:hAnsi="Arial" w:cs="Arial"/>
@@ -2204,7 +1400,6 @@
         </w:rPr>
         <w:t xml:space="preserve"> using </w:t>
       </w:r>
-      <w:proofErr w:type="spellStart"/>
       <w:r>
         <w:rPr>
           <w:rStyle w:val="Strong"/>
@@ -2213,7 +1408,6 @@
         </w:rPr>
         <w:t>GitOps</w:t>
       </w:r>
-      <w:proofErr w:type="spellEnd"/>
       <w:r>
         <w:rPr>
           <w:rFonts w:ascii="Arial" w:hAnsi="Arial" w:cs="Arial"/>
@@ -2242,7 +1436,6 @@
         </w:rPr>
         <w:t xml:space="preserve">Contributed infrastructure automation using </w:t>
       </w:r>
-      <w:proofErr w:type="spellStart"/>
       <w:r>
         <w:rPr>
           <w:rStyle w:val="Strong"/>
@@ -2251,7 +1444,6 @@
         </w:rPr>
         <w:t>Terraform</w:t>
       </w:r>
-      <w:proofErr w:type="spellEnd"/>
       <w:r>
         <w:rPr>
           <w:rFonts w:ascii="Arial" w:hAnsi="Arial" w:cs="Arial"/>
@@ -2259,7 +1451,6 @@
         </w:rPr>
         <w:t xml:space="preserve"> and </w:t>
       </w:r>
-      <w:proofErr w:type="spellStart"/>
       <w:r>
         <w:rPr>
           <w:rStyle w:val="Strong"/>
@@ -2268,7 +1459,6 @@
         </w:rPr>
         <w:t>CloudFormation</w:t>
       </w:r>
-      <w:proofErr w:type="spellEnd"/>
       <w:r>
         <w:rPr>
           <w:rFonts w:ascii="Arial" w:hAnsi="Arial" w:cs="Arial"/>
@@ -2297,23 +1487,13 @@
         </w:rPr>
         <w:t xml:space="preserve">Enabled analytics and search use-cases by integrating </w:t>
       </w:r>
-      <w:proofErr w:type="spellStart"/>
-      <w:r>
-        <w:rPr>
-          <w:rStyle w:val="Strong"/>
-          <w:rFonts w:ascii="Arial" w:hAnsi="Arial" w:cs="Arial"/>
-          <w:sz w:val="18"/>
-        </w:rPr>
-        <w:t>Elasticsearch</w:t>
-      </w:r>
-      <w:proofErr w:type="spellEnd"/>
-      <w:r>
-        <w:rPr>
-          <w:rStyle w:val="Strong"/>
-          <w:rFonts w:ascii="Arial" w:hAnsi="Arial" w:cs="Arial"/>
-          <w:sz w:val="18"/>
-        </w:rPr>
-        <w:t>/OpenSearch</w:t>
+      <w:r>
+        <w:rPr>
+          <w:rStyle w:val="Strong"/>
+          <w:rFonts w:ascii="Arial" w:hAnsi="Arial" w:cs="Arial"/>
+          <w:sz w:val="18"/>
+        </w:rPr>
+        <w:t>Elasticsearch/OpenSearch</w:t>
       </w:r>
       <w:r>
         <w:rPr>
@@ -2328,18 +1508,8 @@
           <w:rFonts w:ascii="Arial" w:hAnsi="Arial" w:cs="Arial"/>
           <w:sz w:val="18"/>
         </w:rPr>
-        <w:t>Redshift/</w:t>
-      </w:r>
-      <w:proofErr w:type="spellStart"/>
-      <w:r>
-        <w:rPr>
-          <w:rStyle w:val="Strong"/>
-          <w:rFonts w:ascii="Arial" w:hAnsi="Arial" w:cs="Arial"/>
-          <w:sz w:val="18"/>
-        </w:rPr>
-        <w:t>BigQuery</w:t>
-      </w:r>
-      <w:proofErr w:type="spellEnd"/>
+        <w:t>Redshift/BigQuery</w:t>
+      </w:r>
       <w:r>
         <w:rPr>
           <w:rFonts w:ascii="Arial" w:hAnsi="Arial" w:cs="Arial"/>
@@ -2369,27 +1539,7 @@
           <w:sz w:val="21"/>
           <w:szCs w:val="21"/>
         </w:rPr>
-        <w:t xml:space="preserve">High Touch </w:t>
-      </w:r>
-      <w:proofErr w:type="gramStart"/>
-      <w:r>
-        <w:rPr>
-          <w:rFonts w:ascii="Arial" w:eastAsia="Arial" w:hAnsi="Arial" w:cs="Arial"/>
-          <w:color w:val="555555"/>
-          <w:sz w:val="21"/>
-          <w:szCs w:val="21"/>
-        </w:rPr>
-        <w:t>Technologies  |</w:t>
-      </w:r>
-      <w:proofErr w:type="gramEnd"/>
-      <w:r>
-        <w:rPr>
-          <w:rFonts w:ascii="Arial" w:eastAsia="Arial" w:hAnsi="Arial" w:cs="Arial"/>
-          <w:color w:val="555555"/>
-          <w:sz w:val="21"/>
-          <w:szCs w:val="21"/>
-        </w:rPr>
-        <w:t xml:space="preserve">  June 2018 - December 2020</w:t>
+        <w:t>High Touch Technologies  |  June 2018 - December 2020</w:t>
       </w:r>
     </w:p>
     <w:p>
@@ -2412,7 +1562,6 @@
         </w:rPr>
         <w:t xml:space="preserve">Owned a </w:t>
       </w:r>
-      <w:proofErr w:type="spellStart"/>
       <w:r>
         <w:rPr>
           <w:rStyle w:val="Strong"/>
@@ -2421,7 +1570,6 @@
         </w:rPr>
         <w:t>Vue</w:t>
       </w:r>
-      <w:proofErr w:type="spellEnd"/>
       <w:r>
         <w:rPr>
           <w:rFonts w:ascii="Arial" w:hAnsi="Arial" w:cs="Arial"/>
@@ -2573,23 +1721,13 @@
         </w:rPr>
         <w:t xml:space="preserve">Improved database performance through query audits, indexing, and rewrites across </w:t>
       </w:r>
-      <w:proofErr w:type="spellStart"/>
-      <w:r>
-        <w:rPr>
-          <w:rStyle w:val="Strong"/>
-          <w:rFonts w:ascii="Arial" w:hAnsi="Arial" w:cs="Arial"/>
-          <w:sz w:val="18"/>
-        </w:rPr>
-        <w:t>PostgreSQL</w:t>
-      </w:r>
-      <w:proofErr w:type="spellEnd"/>
-      <w:r>
-        <w:rPr>
-          <w:rStyle w:val="Strong"/>
-          <w:rFonts w:ascii="Arial" w:hAnsi="Arial" w:cs="Arial"/>
-          <w:sz w:val="18"/>
-        </w:rPr>
-        <w:t>/MySQL/SQL Server</w:t>
+      <w:r>
+        <w:rPr>
+          <w:rStyle w:val="Strong"/>
+          <w:rFonts w:ascii="Arial" w:hAnsi="Arial" w:cs="Arial"/>
+          <w:sz w:val="18"/>
+        </w:rPr>
+        <w:t>PostgreSQL/MySQL/SQL Server</w:t>
       </w:r>
       <w:r>
         <w:rPr>
@@ -2638,23 +1776,7 @@
           <w:rFonts w:ascii="Arial" w:hAnsi="Arial" w:cs="Arial"/>
           <w:sz w:val="18"/>
         </w:rPr>
-        <w:t xml:space="preserve">Hardened critical write operations with retry-safe patterns and idempotent handlers; aligned </w:t>
-      </w:r>
-      <w:proofErr w:type="spellStart"/>
-      <w:r>
-        <w:rPr>
-          <w:rFonts w:ascii="Arial" w:hAnsi="Arial" w:cs="Arial"/>
-          <w:sz w:val="18"/>
-        </w:rPr>
-        <w:t>async</w:t>
-      </w:r>
-      <w:proofErr w:type="spellEnd"/>
-      <w:r>
-        <w:rPr>
-          <w:rFonts w:ascii="Arial" w:hAnsi="Arial" w:cs="Arial"/>
-          <w:sz w:val="18"/>
-        </w:rPr>
-        <w:t xml:space="preserve"> processing across </w:t>
+        <w:t xml:space="preserve">Hardened critical write operations with retry-safe patterns and idempotent handlers; aligned async processing across </w:t>
       </w:r>
       <w:r>
         <w:rPr>
@@ -2707,8 +1829,6 @@
         </w:rPr>
         <w:t xml:space="preserve">Integrated caching and rate controls using </w:t>
       </w:r>
-      <w:proofErr w:type="spellStart"/>
-      <w:proofErr w:type="gramStart"/>
       <w:r>
         <w:rPr>
           <w:rStyle w:val="Strong"/>
@@ -2717,8 +1837,6 @@
         </w:rPr>
         <w:t>Redis</w:t>
       </w:r>
-      <w:proofErr w:type="spellEnd"/>
-      <w:proofErr w:type="gramEnd"/>
       <w:r>
         <w:rPr>
           <w:rFonts w:ascii="Arial" w:hAnsi="Arial" w:cs="Arial"/>
@@ -2747,23 +1865,13 @@
         </w:rPr>
         <w:t xml:space="preserve">Supported search experiences by indexing domain events into </w:t>
       </w:r>
-      <w:proofErr w:type="spellStart"/>
-      <w:r>
-        <w:rPr>
-          <w:rStyle w:val="Strong"/>
-          <w:rFonts w:ascii="Arial" w:hAnsi="Arial" w:cs="Arial"/>
-          <w:sz w:val="18"/>
-        </w:rPr>
-        <w:t>Elasticsearch</w:t>
-      </w:r>
-      <w:proofErr w:type="spellEnd"/>
-      <w:r>
-        <w:rPr>
-          <w:rStyle w:val="Strong"/>
-          <w:rFonts w:ascii="Arial" w:hAnsi="Arial" w:cs="Arial"/>
-          <w:sz w:val="18"/>
-        </w:rPr>
-        <w:t>/OpenSearch</w:t>
+      <w:r>
+        <w:rPr>
+          <w:rStyle w:val="Strong"/>
+          <w:rFonts w:ascii="Arial" w:hAnsi="Arial" w:cs="Arial"/>
+          <w:sz w:val="18"/>
+        </w:rPr>
+        <w:t>Elasticsearch/OpenSearch</w:t>
       </w:r>
       <w:r>
         <w:rPr>
@@ -2793,23 +1901,13 @@
         </w:rPr>
         <w:t xml:space="preserve">Standardized CI/CD checks and feedback across </w:t>
       </w:r>
-      <w:proofErr w:type="spellStart"/>
-      <w:r>
-        <w:rPr>
-          <w:rStyle w:val="Strong"/>
-          <w:rFonts w:ascii="Arial" w:hAnsi="Arial" w:cs="Arial"/>
-          <w:sz w:val="18"/>
-        </w:rPr>
-        <w:t>GitLab</w:t>
-      </w:r>
-      <w:proofErr w:type="spellEnd"/>
-      <w:r>
-        <w:rPr>
-          <w:rStyle w:val="Strong"/>
-          <w:rFonts w:ascii="Arial" w:hAnsi="Arial" w:cs="Arial"/>
-          <w:sz w:val="18"/>
-        </w:rPr>
-        <w:t xml:space="preserve"> CI</w:t>
+      <w:r>
+        <w:rPr>
+          <w:rStyle w:val="Strong"/>
+          <w:rFonts w:ascii="Arial" w:hAnsi="Arial" w:cs="Arial"/>
+          <w:sz w:val="18"/>
+        </w:rPr>
+        <w:t>GitLab CI</w:t>
       </w:r>
       <w:r>
         <w:rPr>
@@ -2818,7 +1916,6 @@
         </w:rPr>
         <w:t xml:space="preserve"> and </w:t>
       </w:r>
-      <w:proofErr w:type="spellStart"/>
       <w:r>
         <w:rPr>
           <w:rStyle w:val="Strong"/>
@@ -2827,7 +1924,6 @@
         </w:rPr>
         <w:t>CircleCI</w:t>
       </w:r>
-      <w:proofErr w:type="spellEnd"/>
       <w:r>
         <w:rPr>
           <w:rFonts w:ascii="Arial" w:hAnsi="Arial" w:cs="Arial"/>
@@ -2907,7 +2003,6 @@
         </w:rPr>
         <w:t xml:space="preserve">Participated in cloud readiness work—packaging services with </w:t>
       </w:r>
-      <w:proofErr w:type="spellStart"/>
       <w:r>
         <w:rPr>
           <w:rStyle w:val="Strong"/>
@@ -2916,7 +2011,6 @@
         </w:rPr>
         <w:t>Docker</w:t>
       </w:r>
-      <w:proofErr w:type="spellEnd"/>
       <w:r>
         <w:rPr>
           <w:rFonts w:ascii="Arial" w:hAnsi="Arial" w:cs="Arial"/>
@@ -3065,7 +2159,6 @@
         </w:rPr>
         <w:t xml:space="preserve">, Cloud Storage, </w:t>
       </w:r>
-      <w:proofErr w:type="spellStart"/>
       <w:r>
         <w:rPr>
           <w:rStyle w:val="Strong"/>
@@ -3074,7 +2167,6 @@
         </w:rPr>
         <w:t>BigQuery</w:t>
       </w:r>
-      <w:proofErr w:type="spellEnd"/>
       <w:r>
         <w:rPr>
           <w:rFonts w:ascii="Arial" w:hAnsi="Arial" w:cs="Arial"/>
@@ -3097,7 +2189,6 @@
       </w:r>
     </w:p>
     <w:p>
-      <w:proofErr w:type="gramStart"/>
       <w:r>
         <w:rPr>
           <w:rFonts w:ascii="Arial" w:eastAsia="Arial" w:hAnsi="Arial" w:cs="Arial"/>
@@ -3105,37 +2196,7 @@
           <w:sz w:val="21"/>
           <w:szCs w:val="21"/>
         </w:rPr>
-        <w:t>Centric Tech Inc.</w:t>
-      </w:r>
-      <w:proofErr w:type="gramEnd"/>
-      <w:r>
-        <w:rPr>
-          <w:rFonts w:ascii="Arial" w:eastAsia="Arial" w:hAnsi="Arial" w:cs="Arial"/>
-          <w:color w:val="555555"/>
-          <w:sz w:val="21"/>
-          <w:szCs w:val="21"/>
-        </w:rPr>
-        <w:t xml:space="preserve">  </w:t>
-      </w:r>
-      <w:proofErr w:type="gramStart"/>
-      <w:r>
-        <w:rPr>
-          <w:rFonts w:ascii="Arial" w:eastAsia="Arial" w:hAnsi="Arial" w:cs="Arial"/>
-          <w:color w:val="555555"/>
-          <w:sz w:val="21"/>
-          <w:szCs w:val="21"/>
-        </w:rPr>
-        <w:t>|  September</w:t>
-      </w:r>
-      <w:proofErr w:type="gramEnd"/>
-      <w:r>
-        <w:rPr>
-          <w:rFonts w:ascii="Arial" w:eastAsia="Arial" w:hAnsi="Arial" w:cs="Arial"/>
-          <w:color w:val="555555"/>
-          <w:sz w:val="21"/>
-          <w:szCs w:val="21"/>
-        </w:rPr>
-        <w:t xml:space="preserve"> 2015 - May 2018</w:t>
+        <w:t>Centric Tech Inc.  |  September 2015 - May 2018</w:t>
       </w:r>
     </w:p>
     <w:p>
@@ -3158,7 +2219,6 @@
         </w:rPr>
         <w:t xml:space="preserve">Developed and maintained </w:t>
       </w:r>
-      <w:proofErr w:type="spellStart"/>
       <w:r>
         <w:rPr>
           <w:rStyle w:val="Strong"/>
@@ -3167,7 +2227,6 @@
         </w:rPr>
         <w:t>Vue</w:t>
       </w:r>
-      <w:proofErr w:type="spellEnd"/>
       <w:r>
         <w:rPr>
           <w:rFonts w:ascii="Arial" w:hAnsi="Arial" w:cs="Arial"/>
@@ -3280,18 +2339,8 @@
           <w:rFonts w:ascii="Arial" w:hAnsi="Arial" w:cs="Arial"/>
           <w:sz w:val="18"/>
         </w:rPr>
-        <w:t>MySQL/SQL Server/</w:t>
-      </w:r>
-      <w:proofErr w:type="spellStart"/>
-      <w:r>
-        <w:rPr>
-          <w:rStyle w:val="Strong"/>
-          <w:rFonts w:ascii="Arial" w:hAnsi="Arial" w:cs="Arial"/>
-          <w:sz w:val="18"/>
-        </w:rPr>
-        <w:t>PostgreSQL</w:t>
-      </w:r>
-      <w:proofErr w:type="spellEnd"/>
+        <w:t>MySQL/SQL Server/PostgreSQL</w:t>
+      </w:r>
       <w:r>
         <w:rPr>
           <w:rFonts w:ascii="Arial" w:hAnsi="Arial" w:cs="Arial"/>
@@ -3320,8 +2369,6 @@
         </w:rPr>
         <w:t xml:space="preserve">Implemented caching and data access optimizations using </w:t>
       </w:r>
-      <w:proofErr w:type="spellStart"/>
-      <w:proofErr w:type="gramStart"/>
       <w:r>
         <w:rPr>
           <w:rStyle w:val="Strong"/>
@@ -3330,8 +2377,6 @@
         </w:rPr>
         <w:t>Redis</w:t>
       </w:r>
-      <w:proofErr w:type="spellEnd"/>
-      <w:proofErr w:type="gramEnd"/>
       <w:r>
         <w:rPr>
           <w:rFonts w:ascii="Arial" w:hAnsi="Arial" w:cs="Arial"/>
@@ -3360,7 +2405,6 @@
         </w:rPr>
         <w:t xml:space="preserve">Supported background processing patterns and early queue usage with </w:t>
       </w:r>
-      <w:proofErr w:type="spellStart"/>
       <w:r>
         <w:rPr>
           <w:rStyle w:val="Strong"/>
@@ -3369,7 +2413,6 @@
         </w:rPr>
         <w:t>RabbitMQ</w:t>
       </w:r>
-      <w:proofErr w:type="spellEnd"/>
       <w:r>
         <w:rPr>
           <w:rFonts w:ascii="Arial" w:hAnsi="Arial" w:cs="Arial"/>
@@ -3398,7 +2441,6 @@
         </w:rPr>
         <w:t xml:space="preserve">Added early search capabilities by integrating </w:t>
       </w:r>
-      <w:proofErr w:type="spellStart"/>
       <w:r>
         <w:rPr>
           <w:rStyle w:val="Strong"/>
@@ -3407,7 +2449,6 @@
         </w:rPr>
         <w:t>Elasticsearch</w:t>
       </w:r>
-      <w:proofErr w:type="spellEnd"/>
       <w:r>
         <w:rPr>
           <w:rFonts w:ascii="Arial" w:hAnsi="Arial" w:cs="Arial"/>
@@ -3434,23 +2475,7 @@
           <w:rFonts w:ascii="Arial" w:hAnsi="Arial" w:cs="Arial"/>
           <w:sz w:val="18"/>
         </w:rPr>
-        <w:t xml:space="preserve">Improved deployment readiness with repeatable </w:t>
-      </w:r>
-      <w:proofErr w:type="spellStart"/>
-      <w:r>
-        <w:rPr>
-          <w:rFonts w:ascii="Arial" w:hAnsi="Arial" w:cs="Arial"/>
-          <w:sz w:val="18"/>
-        </w:rPr>
-        <w:t>runbooks</w:t>
-      </w:r>
-      <w:proofErr w:type="spellEnd"/>
-      <w:r>
-        <w:rPr>
-          <w:rFonts w:ascii="Arial" w:hAnsi="Arial" w:cs="Arial"/>
-          <w:sz w:val="18"/>
-        </w:rPr>
-        <w:t xml:space="preserve">, safer release checklists, and CI discipline via </w:t>
+        <w:t xml:space="preserve">Improved deployment readiness with repeatable runbooks, safer release checklists, and CI discipline via </w:t>
       </w:r>
       <w:r>
         <w:rPr>
@@ -3525,7 +2550,6 @@
       </w:r>
     </w:p>
     <w:p>
-      <w:proofErr w:type="gramStart"/>
       <w:r>
         <w:rPr>
           <w:rFonts w:ascii="Arial" w:eastAsia="Arial" w:hAnsi="Arial" w:cs="Arial"/>
@@ -3533,17 +2557,7 @@
           <w:sz w:val="21"/>
           <w:szCs w:val="21"/>
         </w:rPr>
-        <w:t>Microsoft  |</w:t>
-      </w:r>
-      <w:proofErr w:type="gramEnd"/>
-      <w:r>
-        <w:rPr>
-          <w:rFonts w:ascii="Arial" w:eastAsia="Arial" w:hAnsi="Arial" w:cs="Arial"/>
-          <w:color w:val="555555"/>
-          <w:sz w:val="21"/>
-          <w:szCs w:val="21"/>
-        </w:rPr>
-        <w:t xml:space="preserve">  September 2014 - August 2015</w:t>
+        <w:t>Microsoft  |  September 2014 - August 2015</w:t>
       </w:r>
     </w:p>
     <w:p>
@@ -3934,7 +2948,6 @@
         </w:rPr>
         <w:t xml:space="preserve">Modeled analytics-ready datasets in </w:t>
       </w:r>
-      <w:proofErr w:type="spellStart"/>
       <w:r>
         <w:rPr>
           <w:rStyle w:val="Strong"/>
@@ -3943,7 +2956,6 @@
         </w:rPr>
         <w:t>PostgreSQL</w:t>
       </w:r>
-      <w:proofErr w:type="spellEnd"/>
       <w:r>
         <w:rPr>
           <w:rFonts w:ascii="Arial" w:hAnsi="Arial" w:cs="Arial"/>
@@ -3957,18 +2969,8 @@
           <w:rFonts w:ascii="Arial" w:hAnsi="Arial" w:cs="Arial"/>
           <w:sz w:val="18"/>
         </w:rPr>
-        <w:t>Redshift/</w:t>
-      </w:r>
-      <w:proofErr w:type="spellStart"/>
-      <w:r>
-        <w:rPr>
-          <w:rStyle w:val="Strong"/>
-          <w:rFonts w:ascii="Arial" w:hAnsi="Arial" w:cs="Arial"/>
-          <w:sz w:val="18"/>
-        </w:rPr>
-        <w:t>BigQuery</w:t>
-      </w:r>
-      <w:proofErr w:type="spellEnd"/>
+        <w:t>Redshift/BigQuery</w:t>
+      </w:r>
       <w:r>
         <w:rPr>
           <w:rFonts w:ascii="Arial" w:hAnsi="Arial" w:cs="Arial"/>
@@ -3997,46 +2999,20 @@
         </w:rPr>
         <w:t xml:space="preserve">Implemented fast lookup and filtering by indexing key entities into </w:t>
       </w:r>
-      <w:proofErr w:type="spellStart"/>
-      <w:r>
-        <w:rPr>
-          <w:rStyle w:val="Strong"/>
-          <w:rFonts w:ascii="Arial" w:hAnsi="Arial" w:cs="Arial"/>
-          <w:sz w:val="18"/>
-        </w:rPr>
-        <w:t>Elasticsearch</w:t>
-      </w:r>
-      <w:proofErr w:type="spellEnd"/>
-      <w:r>
-        <w:rPr>
-          <w:rStyle w:val="Strong"/>
-          <w:rFonts w:ascii="Arial" w:hAnsi="Arial" w:cs="Arial"/>
-          <w:sz w:val="18"/>
-        </w:rPr>
-        <w:t>/OpenSearch</w:t>
-      </w:r>
-      <w:r>
-        <w:rPr>
-          <w:rFonts w:ascii="Arial" w:hAnsi="Arial" w:cs="Arial"/>
-          <w:sz w:val="18"/>
-        </w:rPr>
-        <w:t xml:space="preserve">, using consistent document schemas and backfill jobs for </w:t>
-      </w:r>
-      <w:proofErr w:type="spellStart"/>
-      <w:r>
-        <w:rPr>
-          <w:rFonts w:ascii="Arial" w:hAnsi="Arial" w:cs="Arial"/>
-          <w:sz w:val="18"/>
-        </w:rPr>
-        <w:t>reindexing</w:t>
-      </w:r>
-      <w:proofErr w:type="spellEnd"/>
-      <w:r>
-        <w:rPr>
-          <w:rFonts w:ascii="Arial" w:hAnsi="Arial" w:cs="Arial"/>
-          <w:sz w:val="18"/>
-        </w:rPr>
-        <w:t>.</w:t>
+      <w:r>
+        <w:rPr>
+          <w:rStyle w:val="Strong"/>
+          <w:rFonts w:ascii="Arial" w:hAnsi="Arial" w:cs="Arial"/>
+          <w:sz w:val="18"/>
+        </w:rPr>
+        <w:t>Elasticsearch/OpenSearch</w:t>
+      </w:r>
+      <w:r>
+        <w:rPr>
+          <w:rFonts w:ascii="Arial" w:hAnsi="Arial" w:cs="Arial"/>
+          <w:sz w:val="18"/>
+        </w:rPr>
+        <w:t>, using consistent document schemas and backfill jobs for reindexing.</w:t>
       </w:r>
     </w:p>
     <w:p>
@@ -4059,7 +3035,6 @@
         </w:rPr>
         <w:t xml:space="preserve">Deployed containerized services using </w:t>
       </w:r>
-      <w:proofErr w:type="spellStart"/>
       <w:r>
         <w:rPr>
           <w:rStyle w:val="Strong"/>
@@ -4068,7 +3043,6 @@
         </w:rPr>
         <w:t>Docker</w:t>
       </w:r>
-      <w:proofErr w:type="spellEnd"/>
       <w:r>
         <w:rPr>
           <w:rFonts w:ascii="Arial" w:hAnsi="Arial" w:cs="Arial"/>
@@ -4076,7 +3050,6 @@
         </w:rPr>
         <w:t xml:space="preserve"> and </w:t>
       </w:r>
-      <w:proofErr w:type="spellStart"/>
       <w:r>
         <w:rPr>
           <w:rStyle w:val="Strong"/>
@@ -4085,7 +3058,6 @@
         </w:rPr>
         <w:t>Kubernetes</w:t>
       </w:r>
-      <w:proofErr w:type="spellEnd"/>
       <w:r>
         <w:rPr>
           <w:rFonts w:ascii="Arial" w:hAnsi="Arial" w:cs="Arial"/>
@@ -4123,7 +3095,6 @@
         </w:rPr>
         <w:t xml:space="preserve"> (</w:t>
       </w:r>
-      <w:proofErr w:type="spellStart"/>
       <w:r>
         <w:rPr>
           <w:rStyle w:val="Strong"/>
@@ -4132,7 +3103,6 @@
         </w:rPr>
         <w:t>GitOps</w:t>
       </w:r>
-      <w:proofErr w:type="spellEnd"/>
       <w:r>
         <w:rPr>
           <w:rFonts w:ascii="Arial" w:hAnsi="Arial" w:cs="Arial"/>
@@ -4140,34 +3110,14 @@
         </w:rPr>
         <w:t xml:space="preserve">), and managed infrastructure with </w:t>
       </w:r>
-      <w:proofErr w:type="spellStart"/>
-      <w:r>
-        <w:rPr>
-          <w:rStyle w:val="Strong"/>
-          <w:rFonts w:ascii="Arial" w:hAnsi="Arial" w:cs="Arial"/>
-          <w:sz w:val="18"/>
-        </w:rPr>
-        <w:t>Terraform</w:t>
-      </w:r>
-      <w:proofErr w:type="spellEnd"/>
-      <w:r>
-        <w:rPr>
-          <w:rStyle w:val="Strong"/>
-          <w:rFonts w:ascii="Arial" w:hAnsi="Arial" w:cs="Arial"/>
-          <w:sz w:val="18"/>
-        </w:rPr>
-        <w:t>/</w:t>
-      </w:r>
-      <w:proofErr w:type="spellStart"/>
-      <w:r>
-        <w:rPr>
-          <w:rStyle w:val="Strong"/>
-          <w:rFonts w:ascii="Arial" w:hAnsi="Arial" w:cs="Arial"/>
-          <w:sz w:val="18"/>
-        </w:rPr>
-        <w:t>CloudFormation</w:t>
-      </w:r>
-      <w:proofErr w:type="spellEnd"/>
+      <w:r>
+        <w:rPr>
+          <w:rStyle w:val="Strong"/>
+          <w:rFonts w:ascii="Arial" w:hAnsi="Arial" w:cs="Arial"/>
+          <w:sz w:val="18"/>
+        </w:rPr>
+        <w:t>Terraform/CloudFormation</w:t>
+      </w:r>
       <w:r>
         <w:rPr>
           <w:rFonts w:ascii="Arial" w:hAnsi="Arial" w:cs="Arial"/>
@@ -4196,7 +3146,6 @@
         </w:rPr>
         <w:t xml:space="preserve">Instrumented the end-to-end flow with </w:t>
       </w:r>
-      <w:proofErr w:type="spellStart"/>
       <w:r>
         <w:rPr>
           <w:rStyle w:val="Strong"/>
@@ -4205,7 +3154,6 @@
         </w:rPr>
         <w:t>OpenTelemetry</w:t>
       </w:r>
-      <w:proofErr w:type="spellEnd"/>
       <w:r>
         <w:rPr>
           <w:rFonts w:ascii="Arial" w:hAnsi="Arial" w:cs="Arial"/>
@@ -4213,52 +3161,14 @@
         </w:rPr>
         <w:t xml:space="preserve">, monitored in </w:t>
       </w:r>
-      <w:proofErr w:type="spellStart"/>
-      <w:r>
-        <w:rPr>
-          <w:rStyle w:val="Strong"/>
-          <w:rFonts w:ascii="Arial" w:hAnsi="Arial" w:cs="Arial"/>
-          <w:sz w:val="18"/>
-        </w:rPr>
-        <w:t>Datadog</w:t>
-      </w:r>
-      <w:proofErr w:type="spellEnd"/>
-      <w:r>
-        <w:rPr>
-          <w:rStyle w:val="Strong"/>
-          <w:rFonts w:ascii="Arial" w:hAnsi="Arial" w:cs="Arial"/>
-          <w:sz w:val="18"/>
-        </w:rPr>
-        <w:t>/Prometheus/</w:t>
-      </w:r>
-      <w:proofErr w:type="spellStart"/>
-      <w:r>
-        <w:rPr>
-          <w:rStyle w:val="Strong"/>
-          <w:rFonts w:ascii="Arial" w:hAnsi="Arial" w:cs="Arial"/>
-          <w:sz w:val="18"/>
-        </w:rPr>
-        <w:t>Grafana</w:t>
-      </w:r>
-      <w:proofErr w:type="spellEnd"/>
-      <w:r>
-        <w:rPr>
-          <w:rStyle w:val="Strong"/>
-          <w:rFonts w:ascii="Arial" w:hAnsi="Arial" w:cs="Arial"/>
-          <w:sz w:val="18"/>
-        </w:rPr>
-        <w:t>/</w:t>
-      </w:r>
-      <w:proofErr w:type="spellStart"/>
-      <w:r>
-        <w:rPr>
-          <w:rStyle w:val="Strong"/>
-          <w:rFonts w:ascii="Arial" w:hAnsi="Arial" w:cs="Arial"/>
-          <w:sz w:val="18"/>
-        </w:rPr>
-        <w:t>CloudWatch</w:t>
-      </w:r>
-      <w:proofErr w:type="spellEnd"/>
+      <w:r>
+        <w:rPr>
+          <w:rStyle w:val="Strong"/>
+          <w:rFonts w:ascii="Arial" w:hAnsi="Arial" w:cs="Arial"/>
+          <w:sz w:val="18"/>
+        </w:rPr>
+        <w:t>Datadog/Prometheus/Grafana/CloudWatch</w:t>
+      </w:r>
       <w:r>
         <w:rPr>
           <w:rFonts w:ascii="Arial" w:hAnsi="Arial" w:cs="Arial"/>
@@ -4294,16 +3204,7 @@
           <w:rFonts w:ascii="Arial" w:hAnsi="Arial" w:cs="Arial"/>
           <w:sz w:val="18"/>
         </w:rPr>
-        <w:t xml:space="preserve"> c</w:t>
-      </w:r>
-      <w:bookmarkStart w:id="0" w:name="_GoBack"/>
-      <w:bookmarkEnd w:id="0"/>
-      <w:r>
-        <w:rPr>
-          <w:rFonts w:ascii="Arial" w:hAnsi="Arial" w:cs="Arial"/>
-          <w:sz w:val="18"/>
-        </w:rPr>
-        <w:t>ontrols for sensitive datasets.</w:t>
+        <w:t xml:space="preserve"> controls for sensitive datasets.</w:t>
       </w:r>
     </w:p>
     <w:sectPr>
